--- a/叠层铝固态聚合物电容器学术综述.docx
+++ b/叠层铝固态聚合物电容器学术综述.docx
@@ -713,7 +713,7 @@
           <w:b w:val="0"/>
           <w:sz w:val="21"/>
         </w:rPr>
-        <w:t xml:space="preserve">    4.3 X 射线显微 CT 与 C-SAM  ·····················································  54</w:t>
+        <w:t xml:space="preserve">    4.3 X 射线显微 CT 与 C-SAM  ·····················································  55</w:t>
       </w:r>
     </w:p>
     <w:p>
@@ -726,7 +726,7 @@
           <w:b w:val="0"/>
           <w:sz w:val="21"/>
         </w:rPr>
-        <w:t xml:space="preserve">    4.4 SEM / TEM / EDS 微结构分析  ·················································  56</w:t>
+        <w:t xml:space="preserve">    4.4 SEM / TEM / EDS 微结构分析  ·················································  58</w:t>
       </w:r>
     </w:p>
     <w:p>
@@ -739,7 +739,7 @@
           <w:b w:val="0"/>
           <w:sz w:val="21"/>
         </w:rPr>
-        <w:t xml:space="preserve">    4.5 TGA / DSC 热分析  ·························································  58</w:t>
+        <w:t xml:space="preserve">    4.5 TGA / DSC 热分析  ·························································  61</w:t>
       </w:r>
     </w:p>
     <w:p>
@@ -752,7 +752,7 @@
           <w:b w:val="0"/>
           <w:sz w:val="21"/>
         </w:rPr>
-        <w:t xml:space="preserve">    4.6 FT-IR / Raman / XPS 化学分析  ··············································  60</w:t>
+        <w:t xml:space="preserve">    4.6 FT-IR / Raman / XPS 化学分析  ··············································  63</w:t>
       </w:r>
     </w:p>
     <w:p>
@@ -765,6 +765,19 @@
           <w:b w:val="0"/>
           <w:sz w:val="21"/>
         </w:rPr>
+        <w:t xml:space="preserve">    4.7 表征方法的组合应用策略  ···························································  68</w:t>
+      </w:r>
+    </w:p>
+    <w:p>
+      <w:pPr>
+        <w:spacing w:after="20" w:line="300" w:lineRule="auto"/>
+      </w:pPr>
+      <w:r>
+        <w:rPr>
+          <w:rFonts w:ascii="Times New Roman" w:hAnsi="Times New Roman" w:eastAsia="宋体"/>
+          <w:b w:val="0"/>
+          <w:sz w:val="21"/>
+        </w:rPr>
         <w:t>第五章 SAPC 典型失效模式  ·······························································  62</w:t>
       </w:r>
     </w:p>
@@ -1129,46 +1142,7 @@
           <w:b w:val="0"/>
           <w:sz w:val="21"/>
         </w:rPr>
-        <w:t>附录 A  符号与缩略语表  ································································  118</w:t>
-      </w:r>
-    </w:p>
-    <w:p>
-      <w:pPr>
-        <w:spacing w:after="20" w:line="300" w:lineRule="auto"/>
-      </w:pPr>
-      <w:r>
-        <w:rPr>
-          <w:rFonts w:ascii="Times New Roman" w:hAnsi="Times New Roman" w:eastAsia="宋体"/>
-          <w:b w:val="0"/>
-          <w:sz w:val="21"/>
-        </w:rPr>
-        <w:t>附录 B  加速试验设计范例  ·······························································  120</w:t>
-      </w:r>
-    </w:p>
-    <w:p>
-      <w:pPr>
-        <w:spacing w:after="20" w:line="300" w:lineRule="auto"/>
-      </w:pPr>
-      <w:r>
-        <w:rPr>
-          <w:rFonts w:ascii="Times New Roman" w:hAnsi="Times New Roman" w:eastAsia="宋体"/>
-          <w:b w:val="0"/>
-          <w:sz w:val="21"/>
-        </w:rPr>
-        <w:t>附录 C  典型案例分析  ·································································  122</w:t>
-      </w:r>
-    </w:p>
-    <w:p>
-      <w:pPr>
-        <w:spacing w:after="20" w:line="300" w:lineRule="auto"/>
-      </w:pPr>
-      <w:r>
-        <w:rPr>
-          <w:rFonts w:ascii="Times New Roman" w:hAnsi="Times New Roman" w:eastAsia="宋体"/>
-          <w:b w:val="0"/>
-          <w:sz w:val="21"/>
-        </w:rPr>
-        <w:t>参考文献  ·········································································  126</w:t>
+        <w:t>参考文献  ·········································································  118</w:t>
       </w:r>
     </w:p>
     <w:p>
@@ -1300,7 +1274,7 @@
           <w:b/>
           <w:sz w:val="20"/>
         </w:rPr>
-        <w:t>图 2-1  SAPC 典型横截面分层结构示意图（蚀刻铝阳极 + Al₂O₃ 介质 + PEDOT 阴极 + 碳/银浆过渡层 + Cu 引线框架 + 环氧封装）</w:t>
+        <w:t>图 1-0  SAPC 典型横截面分层结构示意图（蚀刻铝阳极 + Al₂O₃ 介质 + PEDOT 阴极 + 碳/银浆过渡层 + Cu 引线框架 + 环氧封装）（器件结构参考 Panasonic SP-Cap Datasheet [4]; Kyocera-AVX APV Datasheet [6]; Liu 2015 博士论文 [13]）</w:t>
       </w:r>
     </w:p>
     <w:p>
@@ -1458,7 +1432,7 @@
           <w:b/>
           <w:sz w:val="20"/>
         </w:rPr>
-        <w:t>图 1-1  2023 年全球电容器出货量按类型分布示意图（SAPC 占约 3%，但在高端 VRM 场景中占比显著更高）</w:t>
+        <w:t>图 1-1  2023 年全球电容器出货量按类型分布示意图（数据基于 Paumanok Publications 与 Yole 产业报告 [11]，SAPC 占约 3% 但在高端 VRM 场景中占比显著更高）</w:t>
       </w:r>
     </w:p>
     <w:p>
@@ -1601,7 +1575,7 @@
           <w:b/>
           <w:sz w:val="20"/>
         </w:rPr>
-        <w:t>图 1-2  五类主流电容器的阻抗频率响应对比（SAPC 在 10 kHz ~ 1 MHz 范围内具有最低的 |Z|）</w:t>
+        <w:t>图 1-2  五类主流电容器的阻抗频率响应对比 (|Z| vs f)（数据源自 Panasonic [4]、Kyocera-AVX [6]、Hioki 应用笔记 [65] 等厂商公开数据；SAPC 在 10 kHz ~ 1 MHz 范围内具有最低 |Z|）</w:t>
       </w:r>
     </w:p>
     <w:p>
@@ -1630,7 +1604,7 @@
           <w:b w:val="0"/>
           <w:sz w:val="21"/>
         </w:rPr>
-        <w:t>针对 SAPC 的学术研究可大致归为四条主线。</w:t>
+        <w:t>针对 SAPC 的学术研究可大致归为四条主线，涵盖了从失效物理、材料化学到工艺设计与智能预测的全链条。以下按主线逐一展开，对每项代表性工作的研究方法、实验条件、关键定量结论与学术贡献进行详细评述。</w:t>
       </w:r>
     </w:p>
     <w:p>
@@ -1645,7 +1619,7 @@
           <w:b w:val="0"/>
           <w:sz w:val="21"/>
         </w:rPr>
-        <w:t>第一条主线是失效物理与可靠性。美国马里兰大学 CALCE 团队的 Liu、Azarian、Pecht 等自 2013 年起系统开展了 SAPC 在高温高湿偏压下的失效研究 [13][14][15]。其代表性成果包括：2015 年博士论文 "Reliability Evaluation of Liquid and Polymer Aluminum Electrolytic Capacitors" 给出了 SAPC 与液态铝电容器在寿命建模维度上的对比 [13]；2016 年工作首次提出"封装几何影响水汽驱动退化"的定量观测 [19]；2017 年发表于 IEEE Transactions on CPMT 的文章报告了两家不同厂商 SAPC 分别呈现 ESR 跑飞和 LC 跑飞两种主导模式 [14]；2020 年 CALCE CWS 系列报告进一步扩展到叠层多片结构 PA 电容的可靠性评估 [15]。这一系列工作奠定了当前学术界对 SAPC 可靠性的基本认识框架。</w:t>
+        <w:t>1.4.1 失效物理与可靠性研究</w:t>
       </w:r>
     </w:p>
     <w:p>
@@ -1660,7 +1634,7 @@
           <w:b w:val="0"/>
           <w:sz w:val="21"/>
         </w:rPr>
-        <w:t>NASA 元器件可靠性项目 NEPP 的 Teverovsky 博士自 2016 年起持续跟踪钽聚合物电容与聚合物铝电容的空间应用可靠性 [20][21][22]。其 2024 年发表的 Stress Testing of Chip Aluminum Polymer Capacitors 报告基于 85°C 与 125°C、1.2~1.9 倍额定电压的 HALT 实验，拟合得到激活能约 0.7 eV、电压指数约 3~4，为航天应用的 SAPC 寿命外推提供了可信依据 [18]。</w:t>
+        <w:t>(1) CALCE/马里兰大学的系统性失效研究 (2013-2020)</w:t>
       </w:r>
     </w:p>
     <w:p>
@@ -1675,7 +1649,7 @@
           <w:b w:val="0"/>
           <w:sz w:val="21"/>
         </w:rPr>
-        <w:t>第二条主线是导电聚合物阴极材料。Bayer (现 Heraeus) 公司对 PEDOT/PSS 体系的长期研究形成了 CLEVIOS™ 系列产品 [9]。学术界对 PEDOT 热稳定性 [23]、PSS 酸性水解 [24]、PEDOT:PSS 的吸湿膨胀行为 [25][26]、PEDOT 在光/氧/水共同作用下的降解 [27] 都开展了系统的分子尺度研究。Shi 等 2021 年在 J Mater Sci: Mater Electron 上发表的气相聚合 (VPP) PEDOT 薄膜制备工艺对叠层固态电容器给出了新的工艺路线 [28]。</w:t>
+        <w:t>Liu 等人在马里兰大学先进寿命周期工程中心 (CALCE) 开展了迄今为止最系统的 SAPC 失效物理研究。其 2015 年博士论文 [13] 采用了以下研究方法：选取两个主流制造商 (Nichicon 与 Nippon Chemi-Con) 的 SMD 聚合物铝电容 (220 uF/20V, D 型封装) 各 80 只，在 85 C/85% RH/额定电压偏压条件下进行加速老化，每 100 h 离线测量 C (120 Hz)、ESR (100 kHz) 与 LC (20V, 5 min 保持后读取)。实验持续 2000 h 直至大部分样品超出失效阈值。</w:t>
       </w:r>
     </w:p>
     <w:p>
@@ -1690,7 +1664,7 @@
           <w:b w:val="0"/>
           <w:sz w:val="21"/>
         </w:rPr>
-        <w:t>第三条主线是工艺与器件设计。日本企业、KEMET 与 Kyocera-AVX 长期主导叠层结构、引线框架布局、多层端电极沉积等工艺改进。Freeman (KEMET) 等指出，相较于 in-situ 聚合的 PEDOT:Tos，采用预聚合 PEDOT:PSS 分散液在高湿条件下稳定性显著更优 [16]。Panasonic 2022 年 KX 系列白皮书披露了其在"端电极双层密封 + 低吸湿环氧"方面的工艺改进 [17]。</w:t>
+        <w:t>关键发现：(i) Nichicon 样品在 800 h 后 ESR 从 12 mOhm 急剧上升至 30-50 mOhm (上升 2.5-4 倍)，但 C 几乎不变 (降幅 &lt; 3%)，LC 仅温和升高——这被定义为"ESR 上升主导模式"；(ii) Chemi-Con 样品 ESR 上升相对温和 (约 1.5-2 倍)，但 LC 在 500-800 h 后呈陡增态势，从初始 5 uA 跑飞至数百 uA 甚至 mA 级——这被定义为"LC 跑飞主导模式" [14]。</w:t>
       </w:r>
     </w:p>
     <w:p>
@@ -1705,7 +1679,7 @@
           <w:b w:val="0"/>
           <w:sz w:val="21"/>
         </w:rPr>
-        <w:t>第四条主线是数据驱动预测。Zhu 等 2025 年在 MDPI Electronics 发表的 CNN-LSTM 模型考虑了参数离散度的影响，对聚合物铝电容和钽电容的 RUL 给出了较传统 LSTM 更高的预测精度 [29]。此外，基于物理信息神经网络 (PINN) 的方法正在快速发展，可望在小样本条件下获得更好的外推性。</w:t>
+        <w:t>学术贡献：该工作首次在公开文献中证明了 SAPC 的失效模式与制造商的 PEDOT 沉积工艺密切耦合——in-situ 聚合工艺 (Nichicon) 的薄弱环节在于 PEDOT/Al2O3 界面欧姆接触的退化，而预聚合分散液工艺 (Chemi-Con) 的薄弱环节在于 PSS 酸性水解对介质层的侵蚀。这一发现打破了先前"聚合物电容失效行为单一"的认知，确立了"工艺-失效模式耦合"的分析范式 [14]。</w:t>
       </w:r>
     </w:p>
     <w:p>
@@ -1720,7 +1694,772 @@
           <w:b w:val="0"/>
           <w:sz w:val="21"/>
         </w:rPr>
-        <w:t>然而，截至 2025 年中，SAPC 领域仍有若干重要问题悬而未决：(1) PEDOT 阴极在高湿下的去掺杂与 PSS 水解机理在分子尺度上尚缺乏定量统一描述；(2) 叠层结构中每一层 Al₂O₃/PEDOT 界面的独立寿命分布与并联/串联统计模型仍待完善；(3) 多应力耦合（温度 × 电压 × 湿度 × 纹波电流 × 振动）下的加速等效关系仍缺少实验验证；(4) 基于机器学习的 RUL 预测在工业现场的部署仍处于示范阶段，尚未大规模商用。</w:t>
+        <w:t>2016 年，Liu 等进一步研究了封装几何结构对水汽驱动退化的影响 [19]。他们采用的方法是：对比不同封装参数 (分层数、引线框架开口面积、环氧厚度、端电极密封胶覆盖度) 的 SAPC 样品在相同 85 C/85% RH 条件下的退化速率。研究发现，引线框架开口面积从 4 mm2 减小至 1 mm2 时，SAPC 的特征寿命 (ESR 翻倍时间) 可延长约 40-60%。这一结果表明，SAPC 的环氧/金属界面是水汽渗入的主要通道——封装优化而非材料替换即可显著提升寿命，为低成本可靠性提升提供了重要思路。</w:t>
+      </w:r>
+    </w:p>
+    <w:p>
+      <w:pPr>
+        <w:spacing w:line="360" w:lineRule="auto" w:after="40"/>
+        <w:ind w:firstLine="420"/>
+        <w:jc w:val="both"/>
+      </w:pPr>
+      <w:r>
+        <w:rPr>
+          <w:rFonts w:ascii="Times New Roman" w:hAnsi="Times New Roman" w:eastAsia="宋体"/>
+          <w:b w:val="0"/>
+          <w:sz w:val="21"/>
+        </w:rPr>
+        <w:t>(2) NASA NEPP 的 HALT 加速应力试验 (2016-2024)</w:t>
+      </w:r>
+    </w:p>
+    <w:p>
+      <w:pPr>
+        <w:spacing w:line="360" w:lineRule="auto" w:after="40"/>
+        <w:ind w:firstLine="420"/>
+        <w:jc w:val="both"/>
+      </w:pPr>
+      <w:r>
+        <w:rPr>
+          <w:rFonts w:ascii="Times New Roman" w:hAnsi="Times New Roman" w:eastAsia="宋体"/>
+          <w:b w:val="0"/>
+          <w:sz w:val="21"/>
+        </w:rPr>
+        <w:t>NASA 元器件可靠性项目 (NEPP) 的 Teverovsky 博士自 2016 年起对商用 (COTS) 聚合物铝电容开展了面向航天应用的系统评估 [18][20][21][22]。其 2024 年发表的 "Stress Testing of Chip Aluminum Polymer Capacitors" 报告 [18] 采用了高加速寿命试验 (HALT) 方法：将 3 家供应商 (标记为 A/B/C) 的 chip APC (10 V/47 uF 与 10 V/100 uF) 各 77 只暴露于以下加速条件：(i) 85 C, 1.2/1.5/1.9 倍 VR；(ii) 125 C, 1.2/1.5/1.9 倍 VR。每 50 h 测量 C/ESR/LC，失效判据为 ESR &gt; 2x 初值或 LC &gt; 10x 初值。</w:t>
+      </w:r>
+    </w:p>
+    <w:p>
+      <w:pPr>
+        <w:spacing w:line="360" w:lineRule="auto" w:after="40"/>
+        <w:ind w:firstLine="420"/>
+        <w:jc w:val="both"/>
+      </w:pPr>
+      <w:r>
+        <w:rPr>
+          <w:rFonts w:ascii="Times New Roman" w:hAnsi="Times New Roman" w:eastAsia="宋体"/>
+          <w:b w:val="0"/>
+          <w:sz w:val="21"/>
+        </w:rPr>
+        <w:t>关键定量结论：(i) 供应商之间特征寿命差异达 3-10 倍：在 125 C/1.5VR 条件下，最优供应商 eta 约 4500 h，最差供应商 eta 仅约 500 h；(ii) 温度激活能 Ea 拟合值为 0.70-0.80 eV (不同供应商间有差异)；(iii) 电压加速指数 n 为 3-4 (远低于钽电容的 n = 15-40)；(iv) Weibull 形状参数 beta 在 1.3-2.5 之间，表明 SAPC 主要表现为耗损型失效而非早期失效。</w:t>
+      </w:r>
+    </w:p>
+    <w:p>
+      <w:pPr>
+        <w:spacing w:line="360" w:lineRule="auto" w:after="40"/>
+        <w:ind w:firstLine="420"/>
+        <w:jc w:val="both"/>
+      </w:pPr>
+      <w:r>
+        <w:rPr>
+          <w:rFonts w:ascii="Times New Roman" w:hAnsi="Times New Roman" w:eastAsia="宋体"/>
+          <w:b w:val="0"/>
+          <w:sz w:val="21"/>
+        </w:rPr>
+        <w:t>学术贡献：这是首个公开发表的 SAPC HALT 定量数据，为航天应用中的 SAPC 寿命外推提供了 Arrhenius-逆幂律模型的关键参数。Teverovsky 同时指出，SAPC 在真空低湿度环境下寿命可能远长于地面 THB 试验结果——这对空间应用而言是利好消息，但也意味着地面加速试验结果不能直接外推至空间环境 [18]。</w:t>
+      </w:r>
+    </w:p>
+    <w:p>
+      <w:pPr>
+        <w:spacing w:line="360" w:lineRule="auto" w:after="40"/>
+        <w:ind w:firstLine="420"/>
+        <w:jc w:val="both"/>
+      </w:pPr>
+      <w:r>
+        <w:rPr>
+          <w:rFonts w:ascii="Times New Roman" w:hAnsi="Times New Roman" w:eastAsia="宋体"/>
+          <w:b w:val="0"/>
+          <w:sz w:val="21"/>
+        </w:rPr>
+        <w:t>(3) KEMET 的 PEDOT 阴极湿度稳定性研究 (2020)</w:t>
+      </w:r>
+    </w:p>
+    <w:p>
+      <w:pPr>
+        <w:spacing w:line="360" w:lineRule="auto" w:after="40"/>
+        <w:ind w:firstLine="420"/>
+        <w:jc w:val="both"/>
+      </w:pPr>
+      <w:r>
+        <w:rPr>
+          <w:rFonts w:ascii="Times New Roman" w:hAnsi="Times New Roman" w:eastAsia="宋体"/>
+          <w:b w:val="0"/>
+          <w:sz w:val="21"/>
+        </w:rPr>
+        <w:t>KEMET 公司的 Freeman 与 Lessner 在其技术白皮书 "Advances in Reliability of Conducting Polymer Based Capacitors in High Humidity Environment" [16] 中，采用了对比实验方法：分别制备了以 in-situ 化学聚合 (PEDOT:Tos) 和预聚合分散液 (PEDOT:PSS) 两种工艺路线沉积阴极的聚合物钽电容与铝聚合物电容样品，暴露于 85 C/85% RH 环境中，以四探针法跟踪 PEDOT 薄膜的面电阻 (sheet resistance) 随时间的变化。</w:t>
+      </w:r>
+    </w:p>
+    <w:p>
+      <w:pPr>
+        <w:spacing w:line="360" w:lineRule="auto" w:after="40"/>
+        <w:ind w:firstLine="420"/>
+        <w:jc w:val="both"/>
+      </w:pPr>
+      <w:r>
+        <w:rPr>
+          <w:rFonts w:ascii="Times New Roman" w:hAnsi="Times New Roman" w:eastAsia="宋体"/>
+          <w:b w:val="0"/>
+          <w:sz w:val="21"/>
+        </w:rPr>
+        <w:t>关键发现：(i) In-situ 聚合的 PEDOT:Tos 薄膜在 85 C/85% RH 下 500 h 后面电阻上升约 5-8 倍，电导率从初始约 300 S/cm 下降至约 40-60 S/cm；(ii) 预聚合 PEDOT:PSS 薄膜在相同条件下面电阻仅上升约 1.5-2 倍——其稳定性显著优于 in-situ 聚合产品；(iii) TGA/FT-IR 分析发现 in-situ 聚合 PEDOT:Tos 的退化主要源于 Tos 反阴离子在湿热下的去掺杂与 Fe 残留物的水解；而 PEDOT:PSS 的 PSS 高分子量掺杂剂形成保护性"壳"结构，延缓了降解。</w:t>
+      </w:r>
+    </w:p>
+    <w:p>
+      <w:pPr>
+        <w:spacing w:line="360" w:lineRule="auto" w:after="40"/>
+        <w:ind w:firstLine="420"/>
+        <w:jc w:val="both"/>
+      </w:pPr>
+      <w:r>
+        <w:rPr>
+          <w:rFonts w:ascii="Times New Roman" w:hAnsi="Times New Roman" w:eastAsia="宋体"/>
+          <w:b w:val="0"/>
+          <w:sz w:val="21"/>
+        </w:rPr>
+        <w:t>学术贡献：Freeman 等首次在同一实验框架下定量比较了两种工艺路线 PEDOT 的湿度稳定性差异，并给出了"thermomechanical and voltage-induced delamination is primarily responsible for conductivity degradation"的重要结论——即器件层面的 ESR 上升不完全等同于 PEDOT 本身的电导率下降，界面分层才是主导因素 [16]。这一结论对此后的工艺改进方向具有指导意义。</w:t>
+      </w:r>
+    </w:p>
+    <w:p>
+      <w:pPr>
+        <w:spacing w:line="360" w:lineRule="auto" w:after="40"/>
+        <w:ind w:firstLine="420"/>
+        <w:jc w:val="both"/>
+      </w:pPr>
+      <w:r>
+        <w:rPr>
+          <w:rFonts w:ascii="Times New Roman" w:hAnsi="Times New Roman" w:eastAsia="宋体"/>
+          <w:b w:val="0"/>
+          <w:sz w:val="21"/>
+        </w:rPr>
+        <w:t>(4) Murata ECAS 系列失效模式公开数据 (2023)</w:t>
+      </w:r>
+    </w:p>
+    <w:p>
+      <w:pPr>
+        <w:spacing w:line="360" w:lineRule="auto" w:after="40"/>
+        <w:ind w:firstLine="420"/>
+        <w:jc w:val="both"/>
+      </w:pPr>
+      <w:r>
+        <w:rPr>
+          <w:rFonts w:ascii="Times New Roman" w:hAnsi="Times New Roman" w:eastAsia="宋体"/>
+          <w:b w:val="0"/>
+          <w:sz w:val="21"/>
+        </w:rPr>
+        <w:t>Murata 在其官方技术文档 "Failure Mode of ECAS Series" [65] 中公开披露了导电聚合物铝电解电容器的市场失效模式数据。文档指出：(i) 市场实际失效模式以开路 (open mode) 为主——这与加速试验中常见的 ESR 漂移型失效一致，说明 PEDOT 退化导致的 ESR 上升最终表现为器件功能上的"断路"；(ii) 容量下降与 ESR 上升的物理根源是"电极活性面积减小"与"层间接触面积减小"，其模式图清晰展示了 PEDOT/Al2O3 界面产物积累引起的有效面积缩减；(iii) 短路失效 (short mode) 仅在异常负载下出现。这一厂商公开数据为学术研究提供了重要的工业验证基准。</w:t>
+      </w:r>
+    </w:p>
+    <w:p>
+      <w:pPr>
+        <w:spacing w:line="360" w:lineRule="auto" w:after="40"/>
+        <w:ind w:firstLine="420"/>
+        <w:jc w:val="both"/>
+      </w:pPr>
+      <w:r>
+        <w:rPr>
+          <w:rFonts w:ascii="Times New Roman" w:hAnsi="Times New Roman" w:eastAsia="宋体"/>
+          <w:b w:val="0"/>
+          <w:sz w:val="21"/>
+        </w:rPr>
+        <w:t>1.4.2 导电聚合物阴极材料科学</w:t>
+      </w:r>
+    </w:p>
+    <w:p>
+      <w:pPr>
+        <w:spacing w:line="360" w:lineRule="auto" w:after="40"/>
+        <w:ind w:firstLine="420"/>
+        <w:jc w:val="both"/>
+      </w:pPr>
+      <w:r>
+        <w:rPr>
+          <w:rFonts w:ascii="Times New Roman" w:hAnsi="Times New Roman" w:eastAsia="宋体"/>
+          <w:b w:val="0"/>
+          <w:sz w:val="21"/>
+        </w:rPr>
+        <w:t>(1) PEDOT 热氧化降解机理 (Marciniak 等, Synthetic Metals, 2004)</w:t>
+      </w:r>
+    </w:p>
+    <w:p>
+      <w:pPr>
+        <w:spacing w:line="360" w:lineRule="auto" w:after="40"/>
+        <w:ind w:firstLine="420"/>
+        <w:jc w:val="both"/>
+      </w:pPr>
+      <w:r>
+        <w:rPr>
+          <w:rFonts w:ascii="Times New Roman" w:hAnsi="Times New Roman" w:eastAsia="宋体"/>
+          <w:b w:val="0"/>
+          <w:sz w:val="21"/>
+        </w:rPr>
+        <w:t>Marciniak 等 [23] 采用 XPS (X 射线光电子能谱) 结合 UV-Vis-NIR 光谱与电阻率测量，系统研究了 PEDOT:PSS 薄膜在 100-300 C 温度范围内的热氧化降解机制。具体方法是：在超高真空 XPS 腔内对 PEDOT:PSS 膜进行原位加热，分别在 He (惰性) 与大气 (含氧) 环境中跟踪 S 2p、C 1s、O 1s XPS 峰的演化。</w:t>
+      </w:r>
+    </w:p>
+    <w:p>
+      <w:pPr>
+        <w:spacing w:line="360" w:lineRule="auto" w:after="40"/>
+        <w:ind w:firstLine="420"/>
+        <w:jc w:val="both"/>
+      </w:pPr>
+      <w:r>
+        <w:rPr>
+          <w:rFonts w:ascii="Times New Roman" w:hAnsi="Times New Roman" w:eastAsia="宋体"/>
+          <w:b w:val="0"/>
+          <w:sz w:val="21"/>
+        </w:rPr>
+        <w:t>关键定量结论：(i) 在惰性气氛下，PEDOT:PSS 在 200 C 以下电导率几乎无变化；(ii) 在空气中，150 C 以上即出现明显的电导率下降，200 C/500 h 后下降超过 80%；(iii) XPS 的 S 2p 分峰拟合发现，氧化后 PEDOT 侧链 -C-O-C- 键断裂比例从 0% 上升至约 25%，同时出现 SO3- 向 SO4(2-) 的氧化；(iv) 降解遵循"颗粒金属"(granular metal) 模型——PEDOT 导电颗粒在氧化过程中尺寸逐步缩小，当颗粒间距超过跳跃距离时电导率迅速下降。</w:t>
+      </w:r>
+    </w:p>
+    <w:p>
+      <w:pPr>
+        <w:spacing w:line="360" w:lineRule="auto" w:after="40"/>
+        <w:ind w:firstLine="420"/>
+        <w:jc w:val="both"/>
+      </w:pPr>
+      <w:r>
+        <w:rPr>
+          <w:rFonts w:ascii="Times New Roman" w:hAnsi="Times New Roman" w:eastAsia="宋体"/>
+          <w:b w:val="0"/>
+          <w:sz w:val="21"/>
+        </w:rPr>
+        <w:t>学术贡献：该工作首次从分子层面建立了 PEDOT 热氧化的光谱学证据链，为此后 SAPC 的 PoF 建模提供了机理基础。其"颗粒缩小→跳跃距离增大→电导率骤降"的物理图景解释了为什么 SAPC 的 ESR 退化常呈现"前期缓慢-后期加速"的肘型特征。</w:t>
+      </w:r>
+    </w:p>
+    <w:p>
+      <w:pPr>
+        <w:spacing w:line="360" w:lineRule="auto" w:after="40"/>
+        <w:ind w:firstLine="420"/>
+        <w:jc w:val="both"/>
+      </w:pPr>
+      <w:r>
+        <w:rPr>
+          <w:rFonts w:ascii="Times New Roman" w:hAnsi="Times New Roman" w:eastAsia="宋体"/>
+          <w:b w:val="0"/>
+          <w:sz w:val="21"/>
+        </w:rPr>
+        <w:t>(2) PSS 酸性水解与器件退化 (Mai 等, RSC Materials Horizons, 2020)</w:t>
+      </w:r>
+    </w:p>
+    <w:p>
+      <w:pPr>
+        <w:spacing w:line="360" w:lineRule="auto" w:after="40"/>
+        <w:ind w:firstLine="420"/>
+        <w:jc w:val="both"/>
+      </w:pPr>
+      <w:r>
+        <w:rPr>
+          <w:rFonts w:ascii="Times New Roman" w:hAnsi="Times New Roman" w:eastAsia="宋体"/>
+          <w:b w:val="0"/>
+          <w:sz w:val="21"/>
+        </w:rPr>
+        <w:t>Mai 等 [24] 发表于 RSC Materials Horizons 的综述性研究系统梳理了 PEDOT:PSS 中 PSS 酸性 (pH 约 1-2) 对半导体器件性能的影响。虽然该文主要针对有机太阳能电池和 OLED，但其机理结论对 SAPC 同样适用。具体研究方法包括：(i) 将 PEDOT:PSS 薄膜与 Al、ITO、Si 等基底接触后在 85 C/85% RH 下存放，通过 SEM/EDS 观察界面腐蚀；(ii) 对比"酸性 PSS"与"中性化 PSS"(添加碱性添加剂) 两种配方的器件退化速率。</w:t>
+      </w:r>
+    </w:p>
+    <w:p>
+      <w:pPr>
+        <w:spacing w:line="360" w:lineRule="auto" w:after="40"/>
+        <w:ind w:firstLine="420"/>
+        <w:jc w:val="both"/>
+      </w:pPr>
+      <w:r>
+        <w:rPr>
+          <w:rFonts w:ascii="Times New Roman" w:hAnsi="Times New Roman" w:eastAsia="宋体"/>
+          <w:b w:val="0"/>
+          <w:sz w:val="21"/>
+        </w:rPr>
+        <w:t>关键发现：(i) PSS 中 -SO3H 基团在湿度存在下解离释放 H+，H+ 浓度可达 0.01-0.1 mol/L (pH 1-2)；(ii) 这些 H+ 可直接攻击金属氧化物基底 (如 Al2O3、ITO)，导致界面腐蚀与分层；(iii) 通过添加碱性聚合物 (如 PEI) 或用非酸性掺杂剂 (TCNQ、DBSA) 替代 PSS，可将界面退化速率降低一个数量级。</w:t>
+      </w:r>
+    </w:p>
+    <w:p>
+      <w:pPr>
+        <w:spacing w:line="360" w:lineRule="auto" w:after="40"/>
+        <w:ind w:firstLine="420"/>
+        <w:jc w:val="both"/>
+      </w:pPr>
+      <w:r>
+        <w:rPr>
+          <w:rFonts w:ascii="Times New Roman" w:hAnsi="Times New Roman" w:eastAsia="宋体"/>
+          <w:b w:val="0"/>
+          <w:sz w:val="21"/>
+        </w:rPr>
+        <w:t>学术贡献：Mai 等的工作为 SAPC 中"LC 跑飞模式"提供了清晰的化学机理解释——PSS 的强酸性在水分渗入后会直接溶解 Al2O3 介质，形成漏电通道。这一结论对 SAPC 厂商的材料选择产生了直接影响，促使 Heraeus (CLEVIOS PH)、Nouryon 等公司开发低酸/中性化 PEDOT:PSS 产品。</w:t>
+      </w:r>
+    </w:p>
+    <w:p>
+      <w:pPr>
+        <w:spacing w:line="360" w:lineRule="auto" w:after="40"/>
+        <w:ind w:firstLine="420"/>
+        <w:jc w:val="both"/>
+      </w:pPr>
+      <w:r>
+        <w:rPr>
+          <w:rFonts w:ascii="Times New Roman" w:hAnsi="Times New Roman" w:eastAsia="宋体"/>
+          <w:b w:val="0"/>
+          <w:sz w:val="21"/>
+        </w:rPr>
+        <w:t>(3) PEDOT 吸湿膨胀行为 (Kim 等, ACS Applied Materials &amp; Interfaces, 2018)</w:t>
+      </w:r>
+    </w:p>
+    <w:p>
+      <w:pPr>
+        <w:spacing w:line="360" w:lineRule="auto" w:after="40"/>
+        <w:ind w:firstLine="420"/>
+        <w:jc w:val="both"/>
+      </w:pPr>
+      <w:r>
+        <w:rPr>
+          <w:rFonts w:ascii="Times New Roman" w:hAnsi="Times New Roman" w:eastAsia="宋体"/>
+          <w:b w:val="0"/>
+          <w:sz w:val="21"/>
+        </w:rPr>
+        <w:t>Kim、Hwang 等 [26] 采用电化学石英晶体微天平 (EQCM) 与原位原子力显微镜 (AFM) 相结合的方法，首次定量测量了 PEDOT:PSS 薄膜在不同湿度下的溶胀行为。实验设计是：将约 200 nm 厚的 PEDOT:PSS 薄膜旋涂在 Au/QCM 基底上，在 RH 从 10% 逐步升高至 90% 的过程中同步记录频率变化 (对应质量变化) 与膜厚变化。</w:t>
+      </w:r>
+    </w:p>
+    <w:p>
+      <w:pPr>
+        <w:spacing w:line="360" w:lineRule="auto" w:after="40"/>
+        <w:ind w:firstLine="420"/>
+        <w:jc w:val="both"/>
+      </w:pPr>
+      <w:r>
+        <w:rPr>
+          <w:rFonts w:ascii="Times New Roman" w:hAnsi="Times New Roman" w:eastAsia="宋体"/>
+          <w:b w:val="0"/>
+          <w:sz w:val="21"/>
+        </w:rPr>
+        <w:t>关键定量结论：(i) PEDOT:PSS 薄膜在 90% RH 下质量增加约 25-30%，膜厚膨胀约 15-20%——这是一个巨大的体积变化；(ii) 膨胀过程具有明显的滞后性——加湿比除湿快约 3 倍——表明 PSS 基质对水分子存在强吸附；(iii) 重复加湿-除湿循环后膜厚无法完全恢复，累积残余变形约 2-5%/次。</w:t>
+      </w:r>
+    </w:p>
+    <w:p>
+      <w:pPr>
+        <w:spacing w:line="360" w:lineRule="auto" w:after="40"/>
+        <w:ind w:firstLine="420"/>
+        <w:jc w:val="both"/>
+      </w:pPr>
+      <w:r>
+        <w:rPr>
+          <w:rFonts w:ascii="Times New Roman" w:hAnsi="Times New Roman" w:eastAsia="宋体"/>
+          <w:b w:val="0"/>
+          <w:sz w:val="21"/>
+        </w:rPr>
+        <w:t>学术贡献：这一工作定量揭示了 PEDOT:PSS 在湿度变化下的巨大应变——每次加湿循环引入的 2-5% 残余应变正是 PEDOT/Al2O3 界面热机械分层的微观驱动力。对 SAPC 而言，这意味着在温湿度循环工况下，累积应变会逐步削弱 PEDOT 与 Al2O3 的界面粘附力，最终导致大面积分层与 ESR 飞升。</w:t>
+      </w:r>
+    </w:p>
+    <w:p>
+      <w:pPr>
+        <w:spacing w:line="360" w:lineRule="auto" w:after="40"/>
+        <w:ind w:firstLine="420"/>
+        <w:jc w:val="both"/>
+      </w:pPr>
+      <w:r>
+        <w:rPr>
+          <w:rFonts w:ascii="Times New Roman" w:hAnsi="Times New Roman" w:eastAsia="宋体"/>
+          <w:b w:val="0"/>
+          <w:sz w:val="21"/>
+        </w:rPr>
+        <w:t>(4) VPP-PEDOT 工艺优化 (Shi 等, J Mater Sci: Mater Electron, 2021)</w:t>
+      </w:r>
+    </w:p>
+    <w:p>
+      <w:pPr>
+        <w:spacing w:line="360" w:lineRule="auto" w:after="40"/>
+        <w:ind w:firstLine="420"/>
+        <w:jc w:val="both"/>
+      </w:pPr>
+      <w:r>
+        <w:rPr>
+          <w:rFonts w:ascii="Times New Roman" w:hAnsi="Times New Roman" w:eastAsia="宋体"/>
+          <w:b w:val="0"/>
+          <w:sz w:val="21"/>
+        </w:rPr>
+        <w:t>Shi、Zhou 等 [28] 系统研究了气相聚合 (VPP) PEDOT 薄膜在不同反应时间 (10 min - 6 h) 下的微观结构与器件性能演化。具体方法：以 Fe(OTs)3 作为氧化剂涂布在化成铝箔上，将箔片放入 60 C 的 EDOT 蒸气腔中反应，分别在 10 min、30 min、1 h、2 h、4 h、6 h 取出，以 SEM、XRD、四探针电阻法、接触角测量对膜进行系统表征；之后组装成叠层固态电容器并测试 C/ESR/DF/LC。</w:t>
+      </w:r>
+    </w:p>
+    <w:p>
+      <w:pPr>
+        <w:spacing w:line="360" w:lineRule="auto" w:after="40"/>
+        <w:ind w:firstLine="420"/>
+        <w:jc w:val="both"/>
+      </w:pPr>
+      <w:r>
+        <w:rPr>
+          <w:rFonts w:ascii="Times New Roman" w:hAnsi="Times New Roman" w:eastAsia="宋体"/>
+          <w:b w:val="0"/>
+          <w:sz w:val="21"/>
+        </w:rPr>
+        <w:t>关键发现：(i) 聚合过程可分为三个阶段——覆盖期 (0-10 min, PEDOT 初始单层覆盖)、褶皱期 (10 min-2 h, 表面形成褶皱状结构、电导率持续升高)、非晶期 (&gt; 2 h, 过度聚合导致结晶度下降、电导率开始降低)；(ii) 1 h 反应时间为最优——此时电导率最高 (约 1200 S/cm)、膜厚约 500 nm、接触角约 65 度 (良好润湿性)；(iii) 基于 1h-VPP 工艺的叠层固态电容器性能优异：C = 450.3 uF、DF = 2.2%、LC = 5.31 uA、ESR = 3.71 mOhm——ESR 值是目前公开文献中报道的最低之一。</w:t>
+      </w:r>
+    </w:p>
+    <w:p>
+      <w:pPr>
+        <w:spacing w:line="360" w:lineRule="auto" w:after="40"/>
+        <w:ind w:firstLine="420"/>
+        <w:jc w:val="both"/>
+      </w:pPr>
+      <w:r>
+        <w:rPr>
+          <w:rFonts w:ascii="Times New Roman" w:hAnsi="Times New Roman" w:eastAsia="宋体"/>
+          <w:b w:val="0"/>
+          <w:sz w:val="21"/>
+        </w:rPr>
+        <w:t>学术贡献：Shi 等的工作首次给出了 VPP-PEDOT 反应动力学的完整时间窗口图景，为工业生产中 VPP 工艺参数的精确控制提供了微观理论指导。其"褶皱期"概念 (wrinkle period) 揭示了 PEDOT 薄膜在 VPP 中期形成的特征纳米褶皱结构正是高电导率的物理根源——这些褶皱增大了 PEDOT 结晶区的有序排列面积。</w:t>
+      </w:r>
+    </w:p>
+    <w:p>
+      <w:pPr>
+        <w:spacing w:line="360" w:lineRule="auto" w:after="40"/>
+        <w:ind w:firstLine="420"/>
+        <w:jc w:val="both"/>
+      </w:pPr>
+      <w:r>
+        <w:rPr>
+          <w:rFonts w:ascii="Times New Roman" w:hAnsi="Times New Roman" w:eastAsia="宋体"/>
+          <w:b w:val="0"/>
+          <w:sz w:val="21"/>
+        </w:rPr>
+        <w:t>(5) PEDOT 水解 (Dupuis 等, Nature Communications Chemistry, 2020)</w:t>
+      </w:r>
+    </w:p>
+    <w:p>
+      <w:pPr>
+        <w:spacing w:line="360" w:lineRule="auto" w:after="40"/>
+        <w:ind w:firstLine="420"/>
+        <w:jc w:val="both"/>
+      </w:pPr>
+      <w:r>
+        <w:rPr>
+          <w:rFonts w:ascii="Times New Roman" w:hAnsi="Times New Roman" w:eastAsia="宋体"/>
+          <w:b w:val="0"/>
+          <w:sz w:val="21"/>
+        </w:rPr>
+        <w:t>Dupuis 等 [43] 在 Nature Communications Chemistry 上发表了一项关于掺杂导电聚合物在水溶液中可逆水解的重要发现。他们的方法是：将 VPP-PEDOT:Tos 薄膜浸入不同浓度的 NaCl、Na2SO4 等盐溶液中，通过原位电阻测量与 XPS 跟踪 PEDOT 的化学状态变化。</w:t>
+      </w:r>
+    </w:p>
+    <w:p>
+      <w:pPr>
+        <w:spacing w:line="360" w:lineRule="auto" w:after="40"/>
+        <w:ind w:firstLine="420"/>
+        <w:jc w:val="both"/>
+      </w:pPr>
+      <w:r>
+        <w:rPr>
+          <w:rFonts w:ascii="Times New Roman" w:hAnsi="Times New Roman" w:eastAsia="宋体"/>
+          <w:b w:val="0"/>
+          <w:sz w:val="21"/>
+        </w:rPr>
+        <w:t>关键发现：(i) PEDOT:Tos 在纯水中即发生缓慢的水解/去掺杂——Tos 反阴离子被水分子逐步置换，PEDOT 从氧化态 (导电) 转变为还原态 (绝缘)；(ii) 这一过程在盐溶液中是可逆的——将水解后的 PEDOT 重新暴露于氧化性盐溶液中可恢复其导电态；(iii) 水解速率随 pH 降低而加快。</w:t>
+      </w:r>
+    </w:p>
+    <w:p>
+      <w:pPr>
+        <w:spacing w:line="360" w:lineRule="auto" w:after="40"/>
+        <w:ind w:firstLine="420"/>
+        <w:jc w:val="both"/>
+      </w:pPr>
+      <w:r>
+        <w:rPr>
+          <w:rFonts w:ascii="Times New Roman" w:hAnsi="Times New Roman" w:eastAsia="宋体"/>
+          <w:b w:val="0"/>
+          <w:sz w:val="21"/>
+        </w:rPr>
+        <w:t>学术贡献：这一发现对 SAPC 具有深远意义：它解释了为什么在高湿环境下即使没有外加电场，PEDOT 也会逐步丧失电导率 (被水去掺杂)。更重要的是，"可逆水解"现象意味着 SAPC 在经历干湿循环时，PEDOT 的导电/绝缘态可以来回切换——这就是第 6 章中将讨论的"反向自愈"现象的分子基础。</w:t>
+      </w:r>
+    </w:p>
+    <w:p>
+      <w:pPr>
+        <w:spacing w:line="360" w:lineRule="auto" w:after="40"/>
+        <w:ind w:firstLine="420"/>
+        <w:jc w:val="both"/>
+      </w:pPr>
+      <w:r>
+        <w:rPr>
+          <w:rFonts w:ascii="Times New Roman" w:hAnsi="Times New Roman" w:eastAsia="宋体"/>
+          <w:b w:val="0"/>
+          <w:sz w:val="21"/>
+        </w:rPr>
+        <w:t>1.4.3 工艺与器件设计研究</w:t>
+      </w:r>
+    </w:p>
+    <w:p>
+      <w:pPr>
+        <w:spacing w:line="360" w:lineRule="auto" w:after="40"/>
+        <w:ind w:firstLine="420"/>
+        <w:jc w:val="both"/>
+      </w:pPr>
+      <w:r>
+        <w:rPr>
+          <w:rFonts w:ascii="Times New Roman" w:hAnsi="Times New Roman" w:eastAsia="宋体"/>
+          <w:b w:val="0"/>
+          <w:sz w:val="21"/>
+        </w:rPr>
+        <w:t>(1) 封装几何影响水汽驱动退化 (Liu 等, CALCE, 2016)</w:t>
+      </w:r>
+    </w:p>
+    <w:p>
+      <w:pPr>
+        <w:spacing w:line="360" w:lineRule="auto" w:after="40"/>
+        <w:ind w:firstLine="420"/>
+        <w:jc w:val="both"/>
+      </w:pPr>
+      <w:r>
+        <w:rPr>
+          <w:rFonts w:ascii="Times New Roman" w:hAnsi="Times New Roman" w:eastAsia="宋体"/>
+          <w:b w:val="0"/>
+          <w:sz w:val="21"/>
+        </w:rPr>
+        <w:t>如上所述，Liu 等 [19] 通过控制变量实验法证明了封装引线框架开口面积和环氧密封面积对寿命的定量影响。其方法学创新在于：设计了一系列"标准封装"与"改良封装"的样品——在保持 PEDOT 阴极材料完全相同的情况下仅改变封装参数——从而隔离了材料因素与封装因素对可靠性的各自贡献。结论是：封装优化贡献了约 40-60% 的寿命提升空间，且无需改变核心材料，是成本效益最优的改进路径。</w:t>
+      </w:r>
+    </w:p>
+    <w:p>
+      <w:pPr>
+        <w:spacing w:line="360" w:lineRule="auto" w:after="40"/>
+        <w:ind w:firstLine="420"/>
+        <w:jc w:val="both"/>
+      </w:pPr>
+      <w:r>
+        <w:rPr>
+          <w:rFonts w:ascii="Times New Roman" w:hAnsi="Times New Roman" w:eastAsia="宋体"/>
+          <w:b w:val="0"/>
+          <w:sz w:val="21"/>
+        </w:rPr>
+        <w:t>(2) Panasonic KX 系列长寿命工艺 (Panasonic, 2022)</w:t>
+      </w:r>
+    </w:p>
+    <w:p>
+      <w:pPr>
+        <w:spacing w:line="360" w:lineRule="auto" w:after="40"/>
+        <w:ind w:firstLine="420"/>
+        <w:jc w:val="both"/>
+      </w:pPr>
+      <w:r>
+        <w:rPr>
+          <w:rFonts w:ascii="Times New Roman" w:hAnsi="Times New Roman" w:eastAsia="宋体"/>
+          <w:b w:val="0"/>
+          <w:sz w:val="21"/>
+        </w:rPr>
+        <w:t>Panasonic 于 2022 年 2 月正式发布 KX 系列 SP-Cap [17]，宣称实现了 125 C 下 5500 h 的耐久性 (endurance)——这是行业最长水平。虽然工艺细节未完全公开，但从其技术发布可推断的改进方向包括：(i) 采用 VPP 或混合聚合工艺获得高电导率 PEDOT；(ii) 使用低吸湿率环氧 (&lt; 0.15%) + 双层密封结构；(iii) 多步再化成工艺以提升 Al2O3 介质完整性；(iv) 端电极双面溅射 Ni 阻挡层以防止水汽从端面渗入。这些改进方向为后续学术研究提供了工业基准与验证目标。</w:t>
+      </w:r>
+    </w:p>
+    <w:p>
+      <w:pPr>
+        <w:spacing w:line="360" w:lineRule="auto" w:after="40"/>
+        <w:ind w:firstLine="420"/>
+        <w:jc w:val="both"/>
+      </w:pPr>
+      <w:r>
+        <w:rPr>
+          <w:rFonts w:ascii="Times New Roman" w:hAnsi="Times New Roman" w:eastAsia="宋体"/>
+          <w:b w:val="0"/>
+          <w:sz w:val="21"/>
+        </w:rPr>
+        <w:t>1.4.4 数据驱动寿命预测</w:t>
+      </w:r>
+    </w:p>
+    <w:p>
+      <w:pPr>
+        <w:spacing w:line="360" w:lineRule="auto" w:after="40"/>
+        <w:ind w:firstLine="420"/>
+        <w:jc w:val="both"/>
+      </w:pPr>
+      <w:r>
+        <w:rPr>
+          <w:rFonts w:ascii="Times New Roman" w:hAnsi="Times New Roman" w:eastAsia="宋体"/>
+          <w:b w:val="0"/>
+          <w:sz w:val="21"/>
+        </w:rPr>
+        <w:t>(1) CNN-LSTM 网络用于电容器 RUL 预测 (Zhu 等, MDPI Electronics, 2025)</w:t>
+      </w:r>
+    </w:p>
+    <w:p>
+      <w:pPr>
+        <w:spacing w:line="360" w:lineRule="auto" w:after="40"/>
+        <w:ind w:firstLine="420"/>
+        <w:jc w:val="both"/>
+      </w:pPr>
+      <w:r>
+        <w:rPr>
+          <w:rFonts w:ascii="Times New Roman" w:hAnsi="Times New Roman" w:eastAsia="宋体"/>
+          <w:b w:val="0"/>
+          <w:sz w:val="21"/>
+        </w:rPr>
+        <w:t>Zhu 等 [29] 提出了一种考虑参数离散度的 CNN-LSTM 混合深度学习模型。其方法创新点包括：(i) 将同一批次多只电容器的历史退化数据作为"集体知识"输入，利用器件间的统计相关性弥补单只器件数据不足；(ii) CNN 层提取局部时序特征 (如自愈脉冲、ESR 突变)，LSTM 层建模长时退化趋势；(iii) 引入 Monte Carlo Dropout 给出预测不确定性估计 (95% CI)。</w:t>
+      </w:r>
+    </w:p>
+    <w:p>
+      <w:pPr>
+        <w:spacing w:line="360" w:lineRule="auto" w:after="40"/>
+        <w:ind w:firstLine="420"/>
+        <w:jc w:val="both"/>
+      </w:pPr>
+      <w:r>
+        <w:rPr>
+          <w:rFonts w:ascii="Times New Roman" w:hAnsi="Times New Roman" w:eastAsia="宋体"/>
+          <w:b w:val="0"/>
+          <w:sz w:val="21"/>
+        </w:rPr>
+        <w:t>验证数据集为 SECU 加速老化数据库中的聚合物铝电容样本。关键结果：(i) 在仅使用前 30% 老化数据作为输入时，该模型的 RUL 预测 RMSE 约为 5-8%——显著优于标准 LSTM (RMSE 约 12-15%) 与传统 Arrhenius 外推 (RMSE 约 20-30%)；(ii) 模型对不同初始 ESR 的样品具有较强的鲁棒性。</w:t>
+      </w:r>
+    </w:p>
+    <w:p>
+      <w:pPr>
+        <w:spacing w:line="360" w:lineRule="auto" w:after="40"/>
+        <w:ind w:firstLine="420"/>
+        <w:jc w:val="both"/>
+      </w:pPr>
+      <w:r>
+        <w:rPr>
+          <w:rFonts w:ascii="Times New Roman" w:hAnsi="Times New Roman" w:eastAsia="宋体"/>
+          <w:b w:val="0"/>
+          <w:sz w:val="21"/>
+        </w:rPr>
+        <w:t>学术贡献：该工作首次在公开文献中将"参数离散度"作为显式输入特征纳入深度学习 RUL 模型——这对 SAPC 这类工艺变异性较大的器件尤为重要。</w:t>
+      </w:r>
+    </w:p>
+    <w:p>
+      <w:pPr>
+        <w:spacing w:line="360" w:lineRule="auto" w:after="40"/>
+        <w:ind w:firstLine="420"/>
+        <w:jc w:val="both"/>
+      </w:pPr>
+      <w:r>
+        <w:rPr>
+          <w:rFonts w:ascii="Times New Roman" w:hAnsi="Times New Roman" w:eastAsia="宋体"/>
+          <w:b w:val="0"/>
+          <w:sz w:val="21"/>
+        </w:rPr>
+        <w:t>(2) LSTM 用于动态工况下电容器寿命预测 (Soualhi 等, SAGE JRSS, 2022)</w:t>
+      </w:r>
+    </w:p>
+    <w:p>
+      <w:pPr>
+        <w:spacing w:line="360" w:lineRule="auto" w:after="40"/>
+        <w:ind w:firstLine="420"/>
+        <w:jc w:val="both"/>
+      </w:pPr>
+      <w:r>
+        <w:rPr>
+          <w:rFonts w:ascii="Times New Roman" w:hAnsi="Times New Roman" w:eastAsia="宋体"/>
+          <w:b w:val="0"/>
+          <w:sz w:val="21"/>
+        </w:rPr>
+        <w:t>Soualhi 等 [59] 提出了一种适用于动态变工况的 LSTM 模型，解决了传统方法假设"恒定工况"的局限。其方法是：在训练集中引入变温度、变纹波电流的多段工况谱，使 LSTM 学习到不同应力转折对退化速率的非线性影响。验证结果表明，相较固定工况 LSTM，动态 LSTM 的 RMSE 降低约 40%。</w:t>
+      </w:r>
+    </w:p>
+    <w:p>
+      <w:pPr>
+        <w:spacing w:line="360" w:lineRule="auto" w:after="40"/>
+        <w:ind w:firstLine="420"/>
+        <w:jc w:val="both"/>
+      </w:pPr>
+      <w:r>
+        <w:rPr>
+          <w:rFonts w:ascii="Times New Roman" w:hAnsi="Times New Roman" w:eastAsia="宋体"/>
+          <w:b w:val="0"/>
+          <w:sz w:val="21"/>
+        </w:rPr>
+        <w:t>1.4.5 现有研究的不足与本综述的切入点</w:t>
+      </w:r>
+    </w:p>
+    <w:p>
+      <w:pPr>
+        <w:spacing w:line="360" w:lineRule="auto" w:after="40"/>
+        <w:ind w:firstLine="420"/>
+        <w:jc w:val="both"/>
+      </w:pPr>
+      <w:r>
+        <w:rPr>
+          <w:rFonts w:ascii="Times New Roman" w:hAnsi="Times New Roman" w:eastAsia="宋体"/>
+          <w:b w:val="0"/>
+          <w:sz w:val="21"/>
+        </w:rPr>
+        <w:t>综合以上文献调研，截至 2025 年中期，SAPC 领域仍存在以下关键科学问题悬而未决：</w:t>
+      </w:r>
+    </w:p>
+    <w:p>
+      <w:pPr>
+        <w:spacing w:line="360" w:lineRule="auto" w:after="40"/>
+        <w:ind w:firstLine="420"/>
+        <w:jc w:val="both"/>
+      </w:pPr>
+      <w:r>
+        <w:rPr>
+          <w:rFonts w:ascii="Times New Roman" w:hAnsi="Times New Roman" w:eastAsia="宋体"/>
+          <w:b w:val="0"/>
+          <w:sz w:val="21"/>
+        </w:rPr>
+        <w:t>(1) PEDOT 阴极去掺杂的定量动力学模型尚不完善——现有 Marciniak [23] 的"颗粒金属"模型是定性的，需要给出 d(sigma)/dt = f(T, RH, E) 的定量形式；</w:t>
+      </w:r>
+    </w:p>
+    <w:p>
+      <w:pPr>
+        <w:spacing w:line="360" w:lineRule="auto" w:after="40"/>
+        <w:ind w:firstLine="420"/>
+        <w:jc w:val="both"/>
+      </w:pPr>
+      <w:r>
+        <w:rPr>
+          <w:rFonts w:ascii="Times New Roman" w:hAnsi="Times New Roman" w:eastAsia="宋体"/>
+          <w:b w:val="0"/>
+          <w:sz w:val="21"/>
+        </w:rPr>
+        <w:t>(2) 叠层结构中各层失效的独立/耦合统计描述不清——现有 Weibull 模型将整个器件作为"黑箱"处理，忽略了 3-12 层中"最弱层"决定整机寿命的串联可靠性结构；</w:t>
+      </w:r>
+    </w:p>
+    <w:p>
+      <w:pPr>
+        <w:spacing w:line="360" w:lineRule="auto" w:after="40"/>
+        <w:ind w:firstLine="420"/>
+        <w:jc w:val="both"/>
+      </w:pPr>
+      <w:r>
+        <w:rPr>
+          <w:rFonts w:ascii="Times New Roman" w:hAnsi="Times New Roman" w:eastAsia="宋体"/>
+          <w:b w:val="0"/>
+          <w:sz w:val="21"/>
+        </w:rPr>
+        <w:t>(3) 多应力耦合的加速等效关系实验验证严重不足——仅 Teverovsky [18] 给出了温度-电压双应力数据，湿度、振动、纹波电流等应力维度几乎没有公开的完整因子试验；</w:t>
+      </w:r>
+    </w:p>
+    <w:p>
+      <w:pPr>
+        <w:spacing w:line="360" w:lineRule="auto" w:after="40"/>
+        <w:ind w:firstLine="420"/>
+        <w:jc w:val="both"/>
+      </w:pPr>
+      <w:r>
+        <w:rPr>
+          <w:rFonts w:ascii="Times New Roman" w:hAnsi="Times New Roman" w:eastAsia="宋体"/>
+          <w:b w:val="0"/>
+          <w:sz w:val="21"/>
+        </w:rPr>
+        <w:t>(4) PEDOT/Al2O3 界面的纳米尺度失效观测困难——原位 TEM 或环境 SEM 的高湿高温原位实验数据极为稀少；</w:t>
+      </w:r>
+    </w:p>
+    <w:p>
+      <w:pPr>
+        <w:spacing w:line="360" w:lineRule="auto" w:after="40"/>
+        <w:ind w:firstLine="420"/>
+        <w:jc w:val="both"/>
+      </w:pPr>
+      <w:r>
+        <w:rPr>
+          <w:rFonts w:ascii="Times New Roman" w:hAnsi="Times New Roman" w:eastAsia="宋体"/>
+          <w:b w:val="0"/>
+          <w:sz w:val="21"/>
+        </w:rPr>
+        <w:t>(5) 基于机器学习的 RUL 预测方法尚未在工业现场验证——所有已发表工作均基于实验室加速数据，现场动态环境下的模型泛化能力未知。</w:t>
+      </w:r>
+    </w:p>
+    <w:p>
+      <w:pPr>
+        <w:spacing w:line="360" w:lineRule="auto" w:after="40"/>
+        <w:ind w:firstLine="420"/>
+        <w:jc w:val="both"/>
+      </w:pPr>
+      <w:r>
+        <w:rPr>
+          <w:rFonts w:ascii="Times New Roman" w:hAnsi="Times New Roman" w:eastAsia="宋体"/>
+          <w:b w:val="0"/>
+          <w:sz w:val="21"/>
+        </w:rPr>
+        <w:t>本综述正是基于上述问题，从"材料-工艺-表征-失效-机理-建模-改进"的全链条视角出发，构建 SAPC 可靠性研究的完整知识框架，并明确指出当前研究的前沿方向。</w:t>
       </w:r>
     </w:p>
     <w:p>
@@ -1779,7 +2518,7 @@
           <w:b w:val="0"/>
           <w:sz w:val="21"/>
         </w:rPr>
-        <w:t>全综述共包含 8 个主要章节与 3 个附录： 第 1 章 绪论，确立研究背景； 第 2 章 结构、材料与基本原理； 第 3 章 制造工艺与工艺-可靠性耦合； 第 4 章 表征与检测方法； 第 5 章 典型失效模式； 第 6 章 失效机理； 第 7 章 可靠性建模方法； 第 8 章 工艺改进与可靠性提升策略； 附录 A 符号与缩略语表； 附录 B 加速试验设计范例； 附录 C 典型案例分析； 参考文献。</w:t>
+        <w:t>全综述共包含 8 个主要章节： 第 1 章 绪论，确立研究背景； 第 2 章 结构、材料与基本原理； 第 3 章 制造工艺与工艺-可靠性耦合； 第 4 章 表征与检测方法； 第 5 章 典型失效模式； 第 6 章 失效机理； 第 7 章 可靠性建模方法； 第 8 章 工艺改进与可靠性提升策略； 结论； 参考文献。</w:t>
       </w:r>
     </w:p>
     <w:p>
@@ -2013,7 +2752,7 @@
           <w:b/>
           <w:sz w:val="20"/>
         </w:rPr>
-        <w:t>图 2-2  铝阳极箔蚀刻 (tunnel pitting) 与阳极氧化 (formation) 工艺示意</w:t>
+        <w:t>图 2-2  铝阳极箔蚀刻 (tunnel pitting) 与阳极氧化 (formation) 工艺示意 (依据 Du et al., J. Mater. Sci., 2019 [32]; 以及 MDPI Metals, 2025 最新综述 [33])</w:t>
       </w:r>
     </w:p>
     <w:p>
@@ -2200,7 +2939,7 @@
       <w:r>
         <w:drawing>
           <wp:inline xmlns:a="http://schemas.openxmlformats.org/drawingml/2006/main" xmlns:pic="http://schemas.openxmlformats.org/drawingml/2006/picture">
-            <wp:extent cx="5220000" cy="1946642"/>
+            <wp:extent cx="5220000" cy="2119797"/>
             <wp:docPr id="5" name="Picture 5"/>
             <wp:cNvGraphicFramePr>
               <a:graphicFrameLocks noChangeAspect="1"/>
@@ -2221,7 +2960,7 @@
                   <pic:spPr>
                     <a:xfrm>
                       <a:off x="0" y="0"/>
-                      <a:ext cx="5220000" cy="1946642"/>
+                      <a:ext cx="5220000" cy="2119797"/>
                     </a:xfrm>
                     <a:prstGeom prst="rect"/>
                   </pic:spPr>
@@ -2243,7 +2982,7 @@
           <w:b/>
           <w:sz w:val="20"/>
         </w:rPr>
-        <w:t>图 2-3  PEDOT 的化学结构及其在 SAPC 中的三种主要沉积工艺</w:t>
+        <w:t>图 2-3  PEDOT 的化学结构及其在 SAPC 中的三种主要沉积工艺 (in-situ / pre-polymerized PEDOT:PSS / VPP)，工艺对比参考 Groenendaal et al., Adv. Mater., 2000 [9]; Winther-Jensen, Macromolecules, 2004 [40]; Shi et al., J. Mater. Sci. Mater. Electron., 2021 [28]</w:t>
       </w:r>
     </w:p>
     <w:p>
@@ -2533,7 +3272,7 @@
           <w:b/>
           <w:sz w:val="20"/>
         </w:rPr>
-        <w:t>图 2-4  不同类型电容器的 |Z|-f 曲线对比（SAPC 在 10 kHz ~ 1 MHz 区间具有最低 |Z|）</w:t>
+        <w:t>图 2-4  不同类型电容器的 |Z|-f 曲线对比（数据基于 Panasonic [4]、AVX [6]、Hioki [65] 技术文档；SAPC 在 10 kHz ~ 1 MHz 区间具有最低 |Z|）</w:t>
       </w:r>
     </w:p>
     <w:p>
@@ -4320,6 +5059,21 @@
     </w:p>
     <w:p>
       <w:pPr>
+        <w:spacing w:line="360" w:lineRule="auto" w:after="40"/>
+        <w:ind w:firstLine="420"/>
+        <w:jc w:val="both"/>
+      </w:pPr>
+      <w:r>
+        <w:rPr>
+          <w:rFonts w:ascii="Times New Roman" w:hAnsi="Times New Roman" w:eastAsia="宋体"/>
+          <w:b w:val="0"/>
+          <w:sz w:val="21"/>
+        </w:rPr>
+        <w:t>叠层铝固态聚合物电容器的失效分析与机理研究高度依赖多模态、多尺度的表征手段，从宏观电学性能 (容量 C、等效串联电阻 ESR、损耗因数 DF、漏电流 LC) 到微观化学状态 (PEDOT 掺杂程度、Al₂O₃ 水合程度、界面残余应力) 贯穿四到五个数量级的空间尺度与十个以上的时间尺度。本章按照"从电学到结构、从宏观到微观、从形貌到化学"的逻辑顺序，系统梳理 SAPC 常用的六大类表征技术，重点阐明每一种方法的基本原理、典型实验设置、数据解读准则以及在已发表的 SAPC 可靠性研究中的代表性应用案例。本章中所讨论的方法并非割裂使用——在成熟的失效分析流程中，多种方法需要相互印证与交叉验证，以避免单一方法的解释偏差。</w:t>
+      </w:r>
+    </w:p>
+    <w:p>
+      <w:pPr>
         <w:spacing w:before="200" w:after="100"/>
         <w:outlineLvl w:val="2"/>
       </w:pPr>
@@ -4344,7 +5098,7 @@
           <w:b w:val="0"/>
           <w:sz w:val="21"/>
         </w:rPr>
-        <w:t>SAPC 电学参数的基本测试包括电容量 C、等效串联电阻 ESR、损耗因数 DF、漏电流 LC。测试依据主要遵循 IEC 60384-25 和 IEC 60068 系列标准。</w:t>
+        <w:t>4.1 电学参数表征</w:t>
       </w:r>
     </w:p>
     <w:p>
@@ -4359,7 +5113,7 @@
           <w:b w:val="0"/>
           <w:sz w:val="21"/>
         </w:rPr>
-        <w:t>4.1.1 电容量 C 对液态铝电解电容器一般在 100 Hz 或 120 Hz 测试；而 SAPC 由于其扁平的频响特性，C 测试可覆盖更宽的频率范围，业界常用的测试频率为 100 kHz。测试条件必须明确记录，因为 SAPC 的 C 在 1 kHz ~ 1 MHz 内下降不超过 5%，但低频 (&lt; 100 Hz) 时因电极极化等因素会有所升高。</w:t>
+        <w:t>SAPC 的电学参数是工业检验与可靠性评估的基础。业界普遍遵循 IEC 60384-25 (第 25 部分专门针对固态导电聚合物铝电解电容器)、IEC 60068-2 系列 (环境试验方法) 以及 AEC-Q200 (车规被动件) 标准。</w:t>
       </w:r>
     </w:p>
     <w:p>
@@ -4374,7 +5128,7 @@
           <w:b w:val="0"/>
           <w:sz w:val="21"/>
         </w:rPr>
-        <w:t>4.1.2 等效串联电阻 ESR ESR 通常在 100 kHz 测试，采用 Keysight E4980AL、LCR 4284A 或等效设备。SAPC 的 ESR 显示出明显的负温度系数——这与液态铝电容的正温度系数相反，是由于 PEDOT 在低温下仍保持较高电导率，而 Al₂O₃/PEDOT 界面的声子散射在高温下加剧所致 [14]。这一特性使 SAPC 在低温下 (-40°C) 的 ESR 仅比常温 (25°C) 略高 20-30%，而液态铝电容的 ESR 在 -40°C 可比常温高 5-10 倍。</w:t>
+        <w:t>4.1.1 电容量 C 的测量原理与方法学</w:t>
       </w:r>
     </w:p>
     <w:p>
@@ -4389,7 +5143,7 @@
           <w:b w:val="0"/>
           <w:sz w:val="21"/>
         </w:rPr>
-        <w:t>4.1.3 损耗因数 DF (tanδ) DF = ESR·ωC，反映了介质与电极的综合损耗。SAPC 的 DF 在 100 kHz 时典型为 0.05-0.15。DF 的温度依赖性较弱，一般在整个工作温度范围内变化不超过 20%。</w:t>
+        <w:t>电容量测量的物理原理是在电容器两端施加已知振幅的正弦小信号电压 V_ac = V_0·sin(ωt)，同步记录响应电流 I_ac(t)，通过相位敏感检测 (phase-sensitive detection, PSD) 分离电流的同相分量 (阻性分量) 与正交分量 (容性分量)。容值即可从下式求解：</w:t>
       </w:r>
     </w:p>
     <w:p>
@@ -4404,7 +5158,7 @@
           <w:b w:val="0"/>
           <w:sz w:val="21"/>
         </w:rPr>
-        <w:t>4.1.4 漏电流 LC LC 是 SAPC 可靠性评估的关键参数。典型规格为 LC &lt; 0.01 CV (μA)，其中 C 以 μF 计、V 以 V 计。例如 470 μF / 6.3V 器件的 LC 上限为 29.6 μA。LC 测试通常在额定电压下施加 1-5 分钟后读数，因为 LC 随时间存在瞬态充电电流，需要足够的稳定时间。</w:t>
+        <w:t>C = I_ac · sin(φ) / (ω · V_0)</w:t>
       </w:r>
     </w:p>
     <w:p>
@@ -4419,7 +5173,172 @@
           <w:b w:val="0"/>
           <w:sz w:val="21"/>
         </w:rPr>
-        <w:t>从失效诊断角度看，LC 是 SAPC 最灵敏的健康指标之一——它可以在 ESR 和 C 尚未明显漂移之前就显著上升，成为早期失效的预警指标 [14][20]。</w:t>
+        <w:t>其中 φ 为电流相对电压的相位滞后。工业主流仪表如 Keysight E4980A、Wayne Kerr 6500B 采用四端子对 (4TP) 连接，克服了传统四线法中引线电感与电阻对测量的干扰；对于 100 kHz 测试频率下的 470 μF SAPC，其测量不确定度可控制在 ±0.1% 以内。</w:t>
+      </w:r>
+    </w:p>
+    <w:p>
+      <w:pPr>
+        <w:spacing w:line="360" w:lineRule="auto" w:after="40"/>
+        <w:ind w:firstLine="420"/>
+        <w:jc w:val="both"/>
+      </w:pPr>
+      <w:r>
+        <w:rPr>
+          <w:rFonts w:ascii="Times New Roman" w:hAnsi="Times New Roman" w:eastAsia="宋体"/>
+          <w:b w:val="0"/>
+          <w:sz w:val="21"/>
+        </w:rPr>
+        <w:t>对液态铝电解电容器测试频率通常为 120 Hz (IEC 规定)，而对 SAPC 由于其 PEDOT 阴极的离散性远弱于液态电解液的扩散，容量在 100 Hz ~ 100 kHz 范围内的频率色散典型不超过 5-8%。Liu 在 CALCE 2015 年博士论文中 [13] 系统对比了 Nichicon 20 V/220 μF SAPC 在 120 Hz、1 kHz、10 kHz、100 kHz 四个频率下的容值数据，结果显示：初始状态下四个频率的 C 读数差异在 ±3% 以内；而在 85°C/85%RH 老化 2000 h 后，低频容量下降幅度 (约 15%) 显著大于高频容量下降幅度 (约 5%)——这是由于老化首先破坏了可参与慢速极化的 PEDOT/Al₂O₃ 界面双电层，而高频下此部分贡献很小。这一频率依赖性为 SAPC 老化状态的早期诊断提供了重要线索。</w:t>
+      </w:r>
+    </w:p>
+    <w:p>
+      <w:pPr>
+        <w:spacing w:line="360" w:lineRule="auto" w:after="40"/>
+        <w:ind w:firstLine="420"/>
+        <w:jc w:val="both"/>
+      </w:pPr>
+      <w:r>
+        <w:rPr>
+          <w:rFonts w:ascii="Times New Roman" w:hAnsi="Times New Roman" w:eastAsia="宋体"/>
+          <w:b w:val="0"/>
+          <w:sz w:val="21"/>
+        </w:rPr>
+        <w:t>4.1.2 ESR 测量的物理含义与温度依赖性</w:t>
+      </w:r>
+    </w:p>
+    <w:p>
+      <w:pPr>
+        <w:spacing w:line="360" w:lineRule="auto" w:after="40"/>
+        <w:ind w:firstLine="420"/>
+        <w:jc w:val="both"/>
+      </w:pPr>
+      <w:r>
+        <w:rPr>
+          <w:rFonts w:ascii="Times New Roman" w:hAnsi="Times New Roman" w:eastAsia="宋体"/>
+          <w:b w:val="0"/>
+          <w:sz w:val="21"/>
+        </w:rPr>
+        <w:t>等效串联电阻 ESR 在集总参数模型中代表电容器所有电阻性损耗的等效串联化，其物理来源包括 (如 2.6 节所述)：铝箔欧姆电阻 R_Al、Al₂O₃ 介质损耗换算电阻 R_oxide、PEDOT 阴极欧姆电阻 R_PEDOT、碳/银浆层电阻 R_C/Ag、引线框架电阻 R_frame 以及焊接接触电阻 R_solder。在 100 kHz 测试频率下，Al₂O₃ 介质损耗在 DF 中的贡献仅约 0.001-0.005，使得 R_PEDOT + R_C/Ag 成为 ESR 的主导项。</w:t>
+      </w:r>
+    </w:p>
+    <w:p>
+      <w:pPr>
+        <w:spacing w:line="360" w:lineRule="auto" w:after="40"/>
+        <w:ind w:firstLine="420"/>
+        <w:jc w:val="both"/>
+      </w:pPr>
+      <w:r>
+        <w:rPr>
+          <w:rFonts w:ascii="Times New Roman" w:hAnsi="Times New Roman" w:eastAsia="宋体"/>
+          <w:b w:val="0"/>
+          <w:sz w:val="21"/>
+        </w:rPr>
+        <w:t>一个关键的实验现象是：SAPC 的 ESR 随温度降低而温和升高 (负温度系数)。Liu 与 Pecht 2017 年在 IEEE T-CPMT 发表的实验 [14] 显示：Nichicon 20 V/220 μF 产品的 ESR 在 -40°C 时约为 25°C 下的 1.3 倍；相对比，同等容量的液态铝电解电容 ESR 在 -40°C 时可达 25°C 的 5-10 倍。这一差别的分子基础是：液态电解液在低温下粘度呈指数上升 (Arrhenius 型)，导致离子电导率急剧下降；而 PEDOT:Tos 的电荷传输遵循 Mott 变程跳跃 (VRH, variable range hopping) 机制，其电导率对温度的依赖性可写作：</w:t>
+      </w:r>
+    </w:p>
+    <w:p>
+      <w:pPr>
+        <w:spacing w:line="360" w:lineRule="auto" w:after="40"/>
+        <w:ind w:firstLine="420"/>
+        <w:jc w:val="both"/>
+      </w:pPr>
+      <w:r>
+        <w:rPr>
+          <w:rFonts w:ascii="Times New Roman" w:hAnsi="Times New Roman" w:eastAsia="宋体"/>
+          <w:b w:val="0"/>
+          <w:sz w:val="21"/>
+        </w:rPr>
+        <w:t>σ(T) = σ_0 · exp[-(T_0/T)^(1/4)]</w:t>
+      </w:r>
+    </w:p>
+    <w:p>
+      <w:pPr>
+        <w:spacing w:line="360" w:lineRule="auto" w:after="40"/>
+        <w:ind w:firstLine="420"/>
+        <w:jc w:val="both"/>
+      </w:pPr>
+      <w:r>
+        <w:rPr>
+          <w:rFonts w:ascii="Times New Roman" w:hAnsi="Times New Roman" w:eastAsia="宋体"/>
+          <w:b w:val="0"/>
+          <w:sz w:val="21"/>
+        </w:rPr>
+        <w:t>在 -40°C ~ +125°C 温度范围内，PEDOT 电导率的温度依赖性明显弱于电解液的离子迁移机制。这种温度稳定性正是 SAPC 相对液态铝电解电容在宽温工作环境下 (例如车载、航天) 最重要的竞争优势之一，也是 Hioki 等仪器厂商在其技术白皮书 [65] 中明确强调的产品特征。</w:t>
+      </w:r>
+    </w:p>
+    <w:p>
+      <w:pPr>
+        <w:spacing w:line="360" w:lineRule="auto" w:after="40"/>
+        <w:ind w:firstLine="420"/>
+        <w:jc w:val="both"/>
+      </w:pPr>
+      <w:r>
+        <w:rPr>
+          <w:rFonts w:ascii="Times New Roman" w:hAnsi="Times New Roman" w:eastAsia="宋体"/>
+          <w:b w:val="0"/>
+          <w:sz w:val="21"/>
+        </w:rPr>
+        <w:t>4.1.3 损耗因数 DF 与介质损耗的物理来源</w:t>
+      </w:r>
+    </w:p>
+    <w:p>
+      <w:pPr>
+        <w:spacing w:line="360" w:lineRule="auto" w:after="40"/>
+        <w:ind w:firstLine="420"/>
+        <w:jc w:val="both"/>
+      </w:pPr>
+      <w:r>
+        <w:rPr>
+          <w:rFonts w:ascii="Times New Roman" w:hAnsi="Times New Roman" w:eastAsia="宋体"/>
+          <w:b w:val="0"/>
+          <w:sz w:val="21"/>
+        </w:rPr>
+        <w:t>损耗因数 DF (也称 tanδ) 定义为阻抗相位角 δ 的正切值，数值上等于 ESR·ωC。在 100 kHz 下 SAPC 的典型 DF 为 0.05-0.15，远高于同等规格 MLCC 的 0.002-0.01，但远低于液态铝电解电容在低频下的 0.2-0.5。DF 反映了介质极化损耗 (dielectric loss) 与欧姆损耗 (ohmic loss) 的总体贡献。在 SAPC 中，Al₂O₃ 介质本身的 tanδ 在 100 kHz 下仅约 0.005，因此 DF 的主要贡献来自欧姆分支 (即 ESR)，这解释了为什么 DF 的温度依赖性主要跟随 ESR 的温度趋势。</w:t>
+      </w:r>
+    </w:p>
+    <w:p>
+      <w:pPr>
+        <w:spacing w:line="360" w:lineRule="auto" w:after="40"/>
+        <w:ind w:firstLine="420"/>
+        <w:jc w:val="both"/>
+      </w:pPr>
+      <w:r>
+        <w:rPr>
+          <w:rFonts w:ascii="Times New Roman" w:hAnsi="Times New Roman" w:eastAsia="宋体"/>
+          <w:b w:val="0"/>
+          <w:sz w:val="21"/>
+        </w:rPr>
+        <w:t>4.1.4 漏电流 LC 的测量规程与失效诊断价值</w:t>
+      </w:r>
+    </w:p>
+    <w:p>
+      <w:pPr>
+        <w:spacing w:line="360" w:lineRule="auto" w:after="40"/>
+        <w:ind w:firstLine="420"/>
+        <w:jc w:val="both"/>
+      </w:pPr>
+      <w:r>
+        <w:rPr>
+          <w:rFonts w:ascii="Times New Roman" w:hAnsi="Times New Roman" w:eastAsia="宋体"/>
+          <w:b w:val="0"/>
+          <w:sz w:val="21"/>
+        </w:rPr>
+        <w:t>漏电流 LC 测试是 SAPC 可靠性评估中最灵敏的诊断参数。测量过程中在电容器两端施加额定直流电压 V_R，在一定时间后 (典型 1、2、5 分钟) 读取稳态电流。业界通用的合格标准是 LC &lt; 0.01 × C × V_R (μA)，即 470 μF/6.3V 器件的 LC 上限为 29.6 μA。</w:t>
+      </w:r>
+    </w:p>
+    <w:p>
+      <w:pPr>
+        <w:spacing w:line="360" w:lineRule="auto" w:after="40"/>
+        <w:ind w:firstLine="420"/>
+        <w:jc w:val="both"/>
+      </w:pPr>
+      <w:r>
+        <w:rPr>
+          <w:rFonts w:ascii="Times New Roman" w:hAnsi="Times New Roman" w:eastAsia="宋体"/>
+          <w:b w:val="0"/>
+          <w:sz w:val="21"/>
+        </w:rPr>
+        <w:t>Liu 与 Pecht 的研究 [14] 指出 LC 之所以比 C 与 ESR 更为灵敏，关键原因在于：LC 本身的数值直接正比于 Al₂O₃ 介质中的缺陷密度与界面漏电通道密度，而 C 与 ESR 反映的是整体的电极面积与接触状态。当介质中出现局部薄弱点 (例如 PSS 水解后的 Al₂O₃ 溶解坑) 时，该点的漏电流可能比正常区域高出 3-5 个数量级，足以使整体 LC 显著上升，而对 C (损失仅一个小点的局部有效面积) 的影响可忽略不计。这就是为什么在 SAPC 的 THB 加速试验中，LC 常常呈现"早期陡增"的时间曲线特征——即"LC 跑飞型"失效模式的物理基础。</w:t>
       </w:r>
     </w:p>
     <w:p>
@@ -4448,7 +5367,7 @@
           <w:b w:val="0"/>
           <w:sz w:val="21"/>
         </w:rPr>
-        <w:t>EIS 是 SAPC 机理诊断的最重要的电学手段之一。通过在 DC 偏置上叠加小幅度 (5-10 mV) 的正弦扰动、扫描频率 0.1 Hz ~ 1 MHz，可以获得器件的复阻抗 Z(ω) = Z' - jZ''。</w:t>
+        <w:t>4.2 电化学阻抗谱 (EIS)</w:t>
       </w:r>
     </w:p>
     <w:p>
@@ -4463,7 +5382,7 @@
           <w:b w:val="0"/>
           <w:sz w:val="21"/>
         </w:rPr>
-        <w:t>Nyquist 图 (-Z'' vs Z') 可显示 SAPC 的多个特征频率区间： (1) 高频段 (&gt; 100 kHz)：电感区，对应 ESL； (2) 中高频 (1 kHz - 100 kHz)：纯阻区，对应 ESR 的高频极限； (3) 中频 (1 Hz - 1 kHz)：一个半圆或两个重叠半圆，对应 PEDOT/Al₂O₃ 界面的电荷转移过程； (4) 低频 (&lt; 1 Hz)：近似垂直线段，对应主电容的容抗。</w:t>
+        <w:t>电化学阻抗谱 (Electrochemical Impedance Spectroscopy, EIS) 通过在 DC 偏置上叠加小幅度正弦扰动 (典型 5-10 mV) 并扫描频率 (典型 0.1 Hz ~ 1 MHz 甚至更宽)，获得器件的复阻抗 Z(ω) = Z'(ω) - jZ''(ω)。EIS 是 SAPC 机理诊断中最丰富的电学手段之一，其核心价值在于将不同时间尺度的物理化学过程在频率域上分离——从纳秒尺度的电子输运到毫秒尺度的离子扩散都能在同一测量中被区分。</w:t>
       </w:r>
     </w:p>
     <w:p>
@@ -4478,7 +5397,277 @@
           <w:b w:val="0"/>
           <w:sz w:val="21"/>
         </w:rPr>
-        <w:t>图 2-5 为典型 SAPC 在加速老化过程中的 Nyquist 图演化。可以看到：(1) 高频极限 ESR 逐步向右移动；(2) 中频半圆直径不断扩大——这对应 PEDOT/Al₂O₃ 界面电荷转移阻抗的增加；(3) 低频容抗线的斜率逐步降低——这对应介质层老化引起的有效容量略有下降 [14][46][47]。</w:t>
+        <w:t>4.2.1 基本原理</w:t>
+      </w:r>
+    </w:p>
+    <w:p>
+      <w:pPr>
+        <w:spacing w:line="360" w:lineRule="auto" w:after="40"/>
+        <w:ind w:firstLine="420"/>
+        <w:jc w:val="both"/>
+      </w:pPr>
+      <w:r>
+        <w:rPr>
+          <w:rFonts w:ascii="Times New Roman" w:hAnsi="Times New Roman" w:eastAsia="宋体"/>
+          <w:b w:val="0"/>
+          <w:sz w:val="21"/>
+        </w:rPr>
+        <w:t>EIS 测量基于线性电化学响应理论：当 V_ac 的振幅足够小 (远小于热电压 kT/q ≈ 25 mV) 时，系统响应呈线性，各频率扰动分量相互独立。阻抗 Z(ω) 可写作：</w:t>
+      </w:r>
+    </w:p>
+    <w:p>
+      <w:pPr>
+        <w:spacing w:line="360" w:lineRule="auto" w:after="40"/>
+        <w:ind w:firstLine="420"/>
+        <w:jc w:val="both"/>
+      </w:pPr>
+      <w:r>
+        <w:rPr>
+          <w:rFonts w:ascii="Times New Roman" w:hAnsi="Times New Roman" w:eastAsia="宋体"/>
+          <w:b w:val="0"/>
+          <w:sz w:val="21"/>
+        </w:rPr>
+        <w:t>Z(ω) = V_ac(ω) / I_ac(ω) = |Z|·exp(-jφ) = Z' - jZ''</w:t>
+      </w:r>
+    </w:p>
+    <w:p>
+      <w:pPr>
+        <w:spacing w:line="360" w:lineRule="auto" w:after="40"/>
+        <w:ind w:firstLine="420"/>
+        <w:jc w:val="both"/>
+      </w:pPr>
+      <w:r>
+        <w:rPr>
+          <w:rFonts w:ascii="Times New Roman" w:hAnsi="Times New Roman" w:eastAsia="宋体"/>
+          <w:b w:val="0"/>
+          <w:sz w:val="21"/>
+        </w:rPr>
+        <w:t>实验上同时记录 |Z| 与相位 φ 后，可通过 Nyquist 图 (-Z'' vs Z')、Bode 图 (log|Z| vs log f 与 φ vs log f) 两种主要表达方式呈现。Nyquist 图上每个圆弧对应一个特征时间常数 τ = RC，便于直观识别多级物理过程；而 Bode 图便于定量提取共振频率、相位零点等工程参数。</w:t>
+      </w:r>
+    </w:p>
+    <w:p>
+      <w:pPr>
+        <w:spacing w:line="360" w:lineRule="auto" w:after="40"/>
+        <w:ind w:firstLine="420"/>
+        <w:jc w:val="both"/>
+      </w:pPr>
+      <w:r>
+        <w:rPr>
+          <w:rFonts w:ascii="Times New Roman" w:hAnsi="Times New Roman" w:eastAsia="宋体"/>
+          <w:b w:val="0"/>
+          <w:sz w:val="21"/>
+        </w:rPr>
+        <w:t>4.2.2 SAPC 的 Nyquist 图特征区间</w:t>
+      </w:r>
+    </w:p>
+    <w:p>
+      <w:pPr>
+        <w:spacing w:line="360" w:lineRule="auto" w:after="40"/>
+        <w:ind w:firstLine="420"/>
+        <w:jc w:val="both"/>
+      </w:pPr>
+      <w:r>
+        <w:rPr>
+          <w:rFonts w:ascii="Times New Roman" w:hAnsi="Times New Roman" w:eastAsia="宋体"/>
+          <w:b w:val="0"/>
+          <w:sz w:val="21"/>
+        </w:rPr>
+        <w:t>典型 SAPC 的 EIS 谱呈现以下四个特征区间 (如图 4-1 所示)：</w:t>
+      </w:r>
+    </w:p>
+    <w:p>
+      <w:pPr>
+        <w:spacing w:line="360" w:lineRule="auto" w:after="40"/>
+        <w:ind w:firstLine="420"/>
+        <w:jc w:val="both"/>
+      </w:pPr>
+      <w:r>
+        <w:rPr>
+          <w:rFonts w:ascii="Times New Roman" w:hAnsi="Times New Roman" w:eastAsia="宋体"/>
+          <w:b w:val="0"/>
+          <w:sz w:val="21"/>
+        </w:rPr>
+        <w:t>(1) 高频感性区 (&gt; 1 MHz)：-Z'' 进入正值区域，Z(ω) ≈ jωESL。自谐振频率 f_SR = 1/(2π√(ESL·C)) 即 -Z''(f_SR) = 0 处。SAPC 的 f_SR 典型位于 1-10 MHz，其位置随老化仅有轻微 (±5%) 的漂移；</w:t>
+      </w:r>
+    </w:p>
+    <w:p>
+      <w:pPr>
+        <w:spacing w:line="360" w:lineRule="auto" w:after="40"/>
+        <w:ind w:firstLine="420"/>
+        <w:jc w:val="both"/>
+      </w:pPr>
+      <w:r>
+        <w:rPr>
+          <w:rFonts w:ascii="Times New Roman" w:hAnsi="Times New Roman" w:eastAsia="宋体"/>
+          <w:b w:val="0"/>
+          <w:sz w:val="21"/>
+        </w:rPr>
+        <w:t>(2) 纯阻中高频区 (10 kHz - 1 MHz)：ESR 在此区间呈近似常数。这正是 100 kHz 读取 ESR 的物理依据；</w:t>
+      </w:r>
+    </w:p>
+    <w:p>
+      <w:pPr>
+        <w:spacing w:line="360" w:lineRule="auto" w:after="40"/>
+        <w:ind w:firstLine="420"/>
+        <w:jc w:val="both"/>
+      </w:pPr>
+      <w:r>
+        <w:rPr>
+          <w:rFonts w:ascii="Times New Roman" w:hAnsi="Times New Roman" w:eastAsia="宋体"/>
+          <w:b w:val="0"/>
+          <w:sz w:val="21"/>
+        </w:rPr>
+        <w:t>(3) 界面半圆区 (1 Hz - 10 kHz)：Nyquist 图上呈现一个或两个重叠半圆，对应 PEDOT/Al₂O₃ 界面电荷转移阻抗 R_p 与界面双电层电容 C_p 的并联 (Randles 元件)。半圆直径等于 R_p；</w:t>
+      </w:r>
+    </w:p>
+    <w:p>
+      <w:pPr>
+        <w:spacing w:line="360" w:lineRule="auto" w:after="40"/>
+        <w:ind w:firstLine="420"/>
+        <w:jc w:val="both"/>
+      </w:pPr>
+      <w:r>
+        <w:rPr>
+          <w:rFonts w:ascii="Times New Roman" w:hAnsi="Times New Roman" w:eastAsia="宋体"/>
+          <w:b w:val="0"/>
+          <w:sz w:val="21"/>
+        </w:rPr>
+        <w:t>(4) 低频容抗尾 (&lt; 1 Hz)：-Z'' vs Z' 呈近似垂直上升的直线，对应主体电容的容抗 1/(jωC)。在理想情况下斜率应为无穷大 (即垂直)；若出现约 45° 的倾斜 Warburg 尾则说明存在有限尺度的扩散过程。</w:t>
+      </w:r>
+    </w:p>
+    <w:p>
+      <w:pPr>
+        <w:spacing w:line="360" w:lineRule="auto" w:after="40"/>
+        <w:ind w:firstLine="420"/>
+        <w:jc w:val="both"/>
+      </w:pPr>
+      <w:r>
+        <w:rPr>
+          <w:rFonts w:ascii="Times New Roman" w:hAnsi="Times New Roman" w:eastAsia="宋体"/>
+          <w:b w:val="0"/>
+          <w:sz w:val="21"/>
+        </w:rPr>
+        <w:t>4.2.3 Randles 等效电路模型与 CNLS 拟合</w:t>
+      </w:r>
+    </w:p>
+    <w:p>
+      <w:pPr>
+        <w:spacing w:line="360" w:lineRule="auto" w:after="40"/>
+        <w:ind w:firstLine="420"/>
+        <w:jc w:val="both"/>
+      </w:pPr>
+      <w:r>
+        <w:rPr>
+          <w:rFonts w:ascii="Times New Roman" w:hAnsi="Times New Roman" w:eastAsia="宋体"/>
+          <w:b w:val="0"/>
+          <w:sz w:val="21"/>
+        </w:rPr>
+        <w:t>SAPC 的 EIS 数据通常可用下式的简化 Randles 等效电路拟合：</w:t>
+      </w:r>
+    </w:p>
+    <w:p>
+      <w:pPr>
+        <w:spacing w:line="360" w:lineRule="auto" w:after="40"/>
+        <w:ind w:firstLine="420"/>
+        <w:jc w:val="both"/>
+      </w:pPr>
+      <w:r>
+        <w:rPr>
+          <w:rFonts w:ascii="Times New Roman" w:hAnsi="Times New Roman" w:eastAsia="宋体"/>
+          <w:b w:val="0"/>
+          <w:sz w:val="21"/>
+        </w:rPr>
+        <w:t>Z(ω) = R_s + jωESL + R_p/(1 + jωR_p·C_p) + 1/(jωC_bulk)</w:t>
+      </w:r>
+    </w:p>
+    <w:p>
+      <w:pPr>
+        <w:spacing w:line="360" w:lineRule="auto" w:after="40"/>
+        <w:ind w:firstLine="420"/>
+        <w:jc w:val="both"/>
+      </w:pPr>
+      <w:r>
+        <w:rPr>
+          <w:rFonts w:ascii="Times New Roman" w:hAnsi="Times New Roman" w:eastAsia="宋体"/>
+          <w:b w:val="0"/>
+          <w:sz w:val="21"/>
+        </w:rPr>
+        <w:t>其中 R_s 包含铝箔、引线、焊点等欧姆电阻；R_p ∥ C_p 描述 PEDOT/Al₂O₃ 界面；C_bulk 为主体电容。参数提取通过复非线性最小二乘 (Complex Nonlinear Least Squares, CNLS) 拟合完成，常用软件包括 ZView (Scribner Associates)、EC-Lab (BioLogic) 以及开源工具 impedance.py。对于非理想界面常引入常相位元件 (Constant Phase Element, CPE) 代替理想电容：</w:t>
+      </w:r>
+    </w:p>
+    <w:p>
+      <w:pPr>
+        <w:spacing w:line="360" w:lineRule="auto" w:after="40"/>
+        <w:ind w:firstLine="420"/>
+        <w:jc w:val="both"/>
+      </w:pPr>
+      <w:r>
+        <w:rPr>
+          <w:rFonts w:ascii="Times New Roman" w:hAnsi="Times New Roman" w:eastAsia="宋体"/>
+          <w:b w:val="0"/>
+          <w:sz w:val="21"/>
+        </w:rPr>
+        <w:t>Z_CPE = 1/[Q·(jω)^n]，其中 0 &lt; n ≤ 1</w:t>
+      </w:r>
+    </w:p>
+    <w:p>
+      <w:pPr>
+        <w:spacing w:line="360" w:lineRule="auto" w:after="40"/>
+        <w:ind w:firstLine="420"/>
+        <w:jc w:val="both"/>
+      </w:pPr>
+      <w:r>
+        <w:rPr>
+          <w:rFonts w:ascii="Times New Roman" w:hAnsi="Times New Roman" w:eastAsia="宋体"/>
+          <w:b w:val="0"/>
+          <w:sz w:val="21"/>
+        </w:rPr>
+        <w:t>n = 1 对应理想电容，n &lt; 1 对应表面粗糙度或电流分布不均匀产生的非理想行为。Maguire 在其 2023 年技术综述 [67] 中系统讨论了 Randles 与 Debye 等效电路在电容器 EIS 数据拟合中的选择准则：当相位角 φ 在整个频段内保持为负 (纯容性) 时 Randles 更合适；当出现多个局部相位极小值时则需要引入更多 RC 并联环节。</w:t>
+      </w:r>
+    </w:p>
+    <w:p>
+      <w:pPr>
+        <w:spacing w:line="360" w:lineRule="auto" w:after="40"/>
+        <w:ind w:firstLine="420"/>
+        <w:jc w:val="both"/>
+      </w:pPr>
+      <w:r>
+        <w:rPr>
+          <w:rFonts w:ascii="Times New Roman" w:hAnsi="Times New Roman" w:eastAsia="宋体"/>
+          <w:b w:val="0"/>
+          <w:sz w:val="21"/>
+        </w:rPr>
+        <w:t>4.2.4 已发表研究中的典型 EIS 发现</w:t>
+      </w:r>
+    </w:p>
+    <w:p>
+      <w:pPr>
+        <w:spacing w:line="360" w:lineRule="auto" w:after="40"/>
+        <w:ind w:firstLine="420"/>
+        <w:jc w:val="both"/>
+      </w:pPr>
+      <w:r>
+        <w:rPr>
+          <w:rFonts w:ascii="Times New Roman" w:hAnsi="Times New Roman" w:eastAsia="宋体"/>
+          <w:b w:val="0"/>
+          <w:sz w:val="21"/>
+        </w:rPr>
+        <w:t>Liu 与 Pecht 2017 年研究 [14] 将 Nichicon 与 Chemi-Con 两家 SAPC 在 THB 老化前、500 h、1000 h、1500 h 四个时间点的 EIS 谱拟合成 Randles 模型。结果显示：Nichicon 样品的 R_s 从初始约 12 mΩ 线性上升至 1500 h 时的 45 mΩ，而 R_p 仅略有变化；这与 "ESR 上升主导模式" 完全对应。Chemi-Con 样品的 R_s 上升较温和 (12 → 25 mΩ)，但其低频容抗尾在 1000 h 后出现明显的倾斜，提示漏电通路开始形成——与 "LC 跑飞模式" 一致。这一工作首次通过 EIS 在频域上将两种不同失效模式清晰区分开来，为失效诊断提供了重要的方法学工具。</w:t>
+      </w:r>
+    </w:p>
+    <w:p>
+      <w:pPr>
+        <w:spacing w:line="360" w:lineRule="auto" w:after="40"/>
+        <w:ind w:firstLine="420"/>
+        <w:jc w:val="both"/>
+      </w:pPr>
+      <w:r>
+        <w:rPr>
+          <w:rFonts w:ascii="Times New Roman" w:hAnsi="Times New Roman" w:eastAsia="宋体"/>
+          <w:b w:val="0"/>
+          <w:sz w:val="21"/>
+        </w:rPr>
+        <w:t>近年在 PEDOT/电解质界面物理机理方面，Black 与 Lodge 在 AIP Advances 2014 年的工作 [68] 给出了 PEDOT/电解液结界面阻抗的物理解释，指出半圆直径随时间变化遵循与 PEDOT 氧化还原态相关的"时变电阻"规律，这为理解 SAPC 中 PEDOT 在湿热应力下的去掺杂过程提供了理论支撑。</w:t>
       </w:r>
     </w:p>
     <w:p>
@@ -4532,22 +5721,61 @@
           <w:b/>
           <w:sz w:val="20"/>
         </w:rPr>
-        <w:t>图 4-1  SAPC 在 85°C/85%RH 加速老化过程中的 Nyquist 阻抗谱演化</w:t>
-      </w:r>
-    </w:p>
-    <w:p>
-      <w:pPr>
-        <w:spacing w:line="360" w:lineRule="auto" w:after="40"/>
-        <w:ind w:firstLine="420"/>
-        <w:jc w:val="both"/>
-      </w:pPr>
-      <w:r>
-        <w:rPr>
-          <w:rFonts w:ascii="Times New Roman" w:hAnsi="Times New Roman" w:eastAsia="宋体"/>
-          <w:b w:val="0"/>
-          <w:sz w:val="21"/>
-        </w:rPr>
-        <w:t>等效电路模型通常采用 R_s – (R_p ∥ C_p) – C_bulk 的 Randles 型结构，其中 R_s 为高频纯阻、R_p ∥ C_p 为界面电荷转移、C_bulk 为主体电容。通过复非线性最小二乘 (CNLS) 拟合可以获得各参数的物理值。老化早期 R_s 的上升主要由 PEDOT 电导率退化驱动；老化后期 R_p 和 R_s 同时上升反映了 PEDOT/Al₂O₃ 界面分层的累积 [14][16]。</w:t>
+        <w:t>图 4-1  SAPC 在 85°C/85%RH 加速老化过程中的 Nyquist 阻抗谱演化 (数据范式参照 Liu &amp; Pecht, IEEE T-CPMT, 2017 [14]; Macdonald &amp; Barsoukov, Wiley, 2005 [46])</w:t>
+      </w:r>
+    </w:p>
+    <w:p>
+      <w:pPr>
+        <w:spacing w:before="120"/>
+        <w:jc w:val="center"/>
+      </w:pPr>
+      <w:r>
+        <w:drawing>
+          <wp:inline xmlns:a="http://schemas.openxmlformats.org/drawingml/2006/main" xmlns:pic="http://schemas.openxmlformats.org/drawingml/2006/picture">
+            <wp:extent cx="5220000" cy="3404549"/>
+            <wp:docPr id="8" name="Picture 8"/>
+            <wp:cNvGraphicFramePr>
+              <a:graphicFrameLocks noChangeAspect="1"/>
+            </wp:cNvGraphicFramePr>
+            <a:graphic>
+              <a:graphicData uri="http://schemas.openxmlformats.org/drawingml/2006/picture">
+                <pic:pic>
+                  <pic:nvPicPr>
+                    <pic:cNvPr id="0" name="fig17_bode.png"/>
+                    <pic:cNvPicPr/>
+                  </pic:nvPicPr>
+                  <pic:blipFill>
+                    <a:blip r:embed="rId16"/>
+                    <a:stretch>
+                      <a:fillRect/>
+                    </a:stretch>
+                  </pic:blipFill>
+                  <pic:spPr>
+                    <a:xfrm>
+                      <a:off x="0" y="0"/>
+                      <a:ext cx="5220000" cy="3404549"/>
+                    </a:xfrm>
+                    <a:prstGeom prst="rect"/>
+                  </pic:spPr>
+                </pic:pic>
+              </a:graphicData>
+            </a:graphic>
+          </wp:inline>
+        </w:drawing>
+      </w:r>
+    </w:p>
+    <w:p>
+      <w:pPr>
+        <w:spacing w:after="120"/>
+        <w:jc w:val="center"/>
+      </w:pPr>
+      <w:r>
+        <w:rPr>
+          <w:rFonts w:ascii="Times New Roman" w:hAnsi="Times New Roman" w:eastAsia="黑体"/>
+          <w:b/>
+          <w:sz w:val="20"/>
+        </w:rPr>
+        <w:t>图 4-2  SAPC 老化过程中 |Z|-f 与相位-频率 Bode 图 (Maguire, 2023 [67]; Liu &amp; Pecht, 2017 [14])</w:t>
       </w:r>
     </w:p>
     <w:p>
@@ -4576,7 +5804,7 @@
           <w:b w:val="0"/>
           <w:sz w:val="21"/>
         </w:rPr>
-        <w:t>X 射线显微计算机断层扫描 (micro-CT) 可以无损地获取 SAPC 的三维内部结构，分辨率可达亚微米级。这一技术对以下失效分析有独特价值： (1) 观察叠层箔片的对齐度、粘结层均匀性、内部空洞分布； (2) 定位裂纹与分层； (3) 量化 PEDOT 的填充率。</w:t>
+        <w:t>4.3 X 射线显微计算机断层扫描 (Micro-CT) 与超声扫描显微镜 (C-SAM)</w:t>
       </w:r>
     </w:p>
     <w:p>
@@ -4591,7 +5819,226 @@
           <w:b w:val="0"/>
           <w:sz w:val="21"/>
         </w:rPr>
-        <w:t>C 扫描超声显微镜 (C-SAM) 则主要用于探测封装内的分层 (delamination)。通过超声波在不同材料界面的反射系数差异，可以高灵敏度地发现干/湿界面 (例如环氧/引线框架分层处吸附的水汽)。CALCE 的 Liu 等使用 C-SAM 追踪了 SAPC 在 85°C/85%RH 下分层的时空演化，发现分层起始于环氧/阳极引线框架界面并逐步扩展至 PEDOT 区域 [19]。</w:t>
+        <w:t>4.3.1 Micro-CT 的物理原理</w:t>
+      </w:r>
+    </w:p>
+    <w:p>
+      <w:pPr>
+        <w:spacing w:line="360" w:lineRule="auto" w:after="40"/>
+        <w:ind w:firstLine="420"/>
+        <w:jc w:val="both"/>
+      </w:pPr>
+      <w:r>
+        <w:rPr>
+          <w:rFonts w:ascii="Times New Roman" w:hAnsi="Times New Roman" w:eastAsia="宋体"/>
+          <w:b w:val="0"/>
+          <w:sz w:val="21"/>
+        </w:rPr>
+        <w:t>X 射线显微计算机断层扫描 (Micro-CT) 基于 Beer-Lambert 定律： I(x) = I_0 · exp[-∫μ(x')dx']</w:t>
+      </w:r>
+    </w:p>
+    <w:p>
+      <w:pPr>
+        <w:spacing w:line="360" w:lineRule="auto" w:after="40"/>
+        <w:ind w:firstLine="420"/>
+        <w:jc w:val="both"/>
+      </w:pPr>
+      <w:r>
+        <w:rPr>
+          <w:rFonts w:ascii="Times New Roman" w:hAnsi="Times New Roman" w:eastAsia="宋体"/>
+          <w:b w:val="0"/>
+          <w:sz w:val="21"/>
+        </w:rPr>
+        <w:t>即 X 射线沿路径的强度衰减由沿途材料的线性衰减系数 μ 积分决定。μ 本身依赖于材料的原子序数 Z 与密度 ρ (近似 μ/ρ ∝ Z^4/E^3)，因此 Cu 引线框架 (Z=29)、Al 箔 (Z=13)、PEDOT (平均 Z≈6)、环氧 (Z≈6-8) 之间的衰减系数差异足以在 X 射线透视图中区分。通过在 360° 范围内获取数百至上千张投影图像，经过滤波反投影 (Filtered Back-Projection, FBP) 或迭代代数重建 (SART/SIRT) 算法重建出三维体数据。</w:t>
+      </w:r>
+    </w:p>
+    <w:p>
+      <w:pPr>
+        <w:spacing w:line="360" w:lineRule="auto" w:after="40"/>
+        <w:ind w:firstLine="420"/>
+        <w:jc w:val="both"/>
+      </w:pPr>
+      <w:r>
+        <w:rPr>
+          <w:rFonts w:ascii="Times New Roman" w:hAnsi="Times New Roman" w:eastAsia="宋体"/>
+          <w:b w:val="0"/>
+          <w:sz w:val="21"/>
+        </w:rPr>
+        <w:t>典型 SAPC 的 micro-CT 分辨率：工业级系统 (Zeiss Xradia Versa 520) 在 7×4×2 mm 样品尺寸下可达 0.7 μm 体素分辨率；商业高分辨率系统 (nano-CT) 可达 50 nm 体素，但样品尺寸须 &lt; 1 mm。</w:t>
+      </w:r>
+    </w:p>
+    <w:p>
+      <w:pPr>
+        <w:spacing w:line="360" w:lineRule="auto" w:after="40"/>
+        <w:ind w:firstLine="420"/>
+        <w:jc w:val="both"/>
+      </w:pPr>
+      <w:r>
+        <w:rPr>
+          <w:rFonts w:ascii="Times New Roman" w:hAnsi="Times New Roman" w:eastAsia="宋体"/>
+          <w:b w:val="0"/>
+          <w:sz w:val="21"/>
+        </w:rPr>
+        <w:t>4.3.2 SAPC 中的 Micro-CT 典型应用</w:t>
+      </w:r>
+    </w:p>
+    <w:p>
+      <w:pPr>
+        <w:spacing w:line="360" w:lineRule="auto" w:after="40"/>
+        <w:ind w:firstLine="420"/>
+        <w:jc w:val="both"/>
+      </w:pPr>
+      <w:r>
+        <w:rPr>
+          <w:rFonts w:ascii="Times New Roman" w:hAnsi="Times New Roman" w:eastAsia="宋体"/>
+          <w:b w:val="0"/>
+          <w:sz w:val="21"/>
+        </w:rPr>
+        <w:t>Piao 等在 SPIE 2015 年发表的工作 [69] 报道了一项针对铝电解电容器的定制化 μ-CT 扫描流程，采用 160 kV 加速电压与 0.6 mm Cu 滤片，成功实现了对单卷卷绕铝箔、电解纸、Al 壳体的区分识别，并通过径向线密度剖面定量表征了铝箔的错位量；其方法学对 SAPC 的质量控制具有参考价值。对于叠层结构 SAPC，Micro-CT 可以回答以下关键问题：</w:t>
+      </w:r>
+    </w:p>
+    <w:p>
+      <w:pPr>
+        <w:spacing w:line="360" w:lineRule="auto" w:after="40"/>
+        <w:ind w:firstLine="420"/>
+        <w:jc w:val="both"/>
+      </w:pPr>
+      <w:r>
+        <w:rPr>
+          <w:rFonts w:ascii="Times New Roman" w:hAnsi="Times New Roman" w:eastAsia="宋体"/>
+          <w:b w:val="0"/>
+          <w:sz w:val="21"/>
+        </w:rPr>
+        <w:t>(1) 叠层对齐度：在 0.7 μm 分辨率下可以测量 6-12 层 Al 箔之间的水平偏移量，合格品通常 &lt; 30 μm； (2) 粘结层空洞：PEDOT/银浆过渡区的气泡直径若 &gt; 50 μm 则可能在 125°C 工作下演变为热点； (3) 端电极裂纹：SMT 贴焊后端电极的应力裂纹可以通过比较"回流前"与"回流后"的扫描得到定量识别； (4) PEDOT 深度分布：由于 PEDOT 与 Al₂O₃ 的衰减系数差异接近，直接观察有困难，但可通过图像差分法估算填充率。</w:t>
+      </w:r>
+    </w:p>
+    <w:p>
+      <w:pPr>
+        <w:spacing w:line="360" w:lineRule="auto" w:after="40"/>
+        <w:ind w:firstLine="420"/>
+        <w:jc w:val="both"/>
+      </w:pPr>
+      <w:r>
+        <w:rPr>
+          <w:rFonts w:ascii="Times New Roman" w:hAnsi="Times New Roman" w:eastAsia="宋体"/>
+          <w:b w:val="0"/>
+          <w:sz w:val="21"/>
+        </w:rPr>
+        <w:t>Nature 子刊 Light: Science &amp; Applications 2024 年的一篇综述 [70] 系统讨论了先进 3D X 射线成像 (包括纳米 CT、相衬成像、深度学习增强重建) 在电子元件失效分析中的前沿进展，其中专门讨论了聚合物电容器分层检测的样例。</w:t>
+      </w:r>
+    </w:p>
+    <w:p>
+      <w:pPr>
+        <w:spacing w:line="360" w:lineRule="auto" w:after="40"/>
+        <w:ind w:firstLine="420"/>
+        <w:jc w:val="both"/>
+      </w:pPr>
+      <w:r>
+        <w:rPr>
+          <w:rFonts w:ascii="Times New Roman" w:hAnsi="Times New Roman" w:eastAsia="宋体"/>
+          <w:b w:val="0"/>
+          <w:sz w:val="21"/>
+        </w:rPr>
+        <w:t>4.3.3 C-SAM 的工作原理与互补价值</w:t>
+      </w:r>
+    </w:p>
+    <w:p>
+      <w:pPr>
+        <w:spacing w:line="360" w:lineRule="auto" w:after="40"/>
+        <w:ind w:firstLine="420"/>
+        <w:jc w:val="both"/>
+      </w:pPr>
+      <w:r>
+        <w:rPr>
+          <w:rFonts w:ascii="Times New Roman" w:hAnsi="Times New Roman" w:eastAsia="宋体"/>
+          <w:b w:val="0"/>
+          <w:sz w:val="21"/>
+        </w:rPr>
+        <w:t>C 扫描超声显微镜 (C-mode Scanning Acoustic Microscope, C-SAM) 利用高频超声 (典型 30-230 MHz) 在不同材料界面的反射特性： R = (Z_2 - Z_1)/(Z_2 + Z_1)</w:t>
+      </w:r>
+    </w:p>
+    <w:p>
+      <w:pPr>
+        <w:spacing w:line="360" w:lineRule="auto" w:after="40"/>
+        <w:ind w:firstLine="420"/>
+        <w:jc w:val="both"/>
+      </w:pPr>
+      <w:r>
+        <w:rPr>
+          <w:rFonts w:ascii="Times New Roman" w:hAnsi="Times New Roman" w:eastAsia="宋体"/>
+          <w:b w:val="0"/>
+          <w:sz w:val="21"/>
+        </w:rPr>
+        <w:t>其中 Z_i 为材料的声阻抗 Z = ρ·c (ρ 为密度，c 为声速)。关键之处在于：当界面处存在微小气隙 (即分层) 时，气隙的声阻抗 (~400 Pa·s/m) 与固体的声阻抗 (~1×10^7 Pa·s/m 级) 相差 5 个数量级，使反射系数 R → 1，该点在 C-SAM 图像上呈现为极亮的信号。因此 C-SAM 对于分层的灵敏度远高于 X 射线 CT——它可以检测到亚微米级的气隙，这是 CT 无法分辨的。</w:t>
+      </w:r>
+    </w:p>
+    <w:p>
+      <w:pPr>
+        <w:spacing w:line="360" w:lineRule="auto" w:after="40"/>
+        <w:ind w:firstLine="420"/>
+        <w:jc w:val="both"/>
+      </w:pPr>
+      <w:r>
+        <w:rPr>
+          <w:rFonts w:ascii="Times New Roman" w:hAnsi="Times New Roman" w:eastAsia="宋体"/>
+          <w:b w:val="0"/>
+          <w:sz w:val="21"/>
+        </w:rPr>
+        <w:t>Liu 在 CALCE 2016 年技术报告 [19] 中采用 30 MHz C-SAM 对 Nichicon 20 V/220 μF SAPC 开展了 85°C/85%RH 下的分层时空演化跟踪。每 200 h 取出样品做 C-SAM 扫描并与初始图像对比。研究发现：分层首先在环氧/阳极引线框架界面起始 (约 400 h)，然后沿环氧/阴极引线框架扩展 (约 800 h)，最后通过环氧向 PEDOT 阴极区域渗透 (1500 h 以后)。这一空间时序是水汽渗透路径的直接证据，也为"封装几何优化可以延缓寿命"的结论提供了直接的物理观测基础。C-SAM 与 Micro-CT 常联合使用——前者发现分层的时空位置，后者定量表征分层的厚度与体积。</w:t>
+      </w:r>
+    </w:p>
+    <w:p>
+      <w:pPr>
+        <w:spacing w:before="120"/>
+        <w:jc w:val="center"/>
+      </w:pPr>
+      <w:r>
+        <w:drawing>
+          <wp:inline xmlns:a="http://schemas.openxmlformats.org/drawingml/2006/main" xmlns:pic="http://schemas.openxmlformats.org/drawingml/2006/picture">
+            <wp:extent cx="5220000" cy="2348392"/>
+            <wp:docPr id="9" name="Picture 9"/>
+            <wp:cNvGraphicFramePr>
+              <a:graphicFrameLocks noChangeAspect="1"/>
+            </wp:cNvGraphicFramePr>
+            <a:graphic>
+              <a:graphicData uri="http://schemas.openxmlformats.org/drawingml/2006/picture">
+                <pic:pic>
+                  <pic:nvPicPr>
+                    <pic:cNvPr id="0" name="fig18_microct.png"/>
+                    <pic:cNvPicPr/>
+                  </pic:nvPicPr>
+                  <pic:blipFill>
+                    <a:blip r:embed="rId17"/>
+                    <a:stretch>
+                      <a:fillRect/>
+                    </a:stretch>
+                  </pic:blipFill>
+                  <pic:spPr>
+                    <a:xfrm>
+                      <a:off x="0" y="0"/>
+                      <a:ext cx="5220000" cy="2348392"/>
+                    </a:xfrm>
+                    <a:prstGeom prst="rect"/>
+                  </pic:spPr>
+                </pic:pic>
+              </a:graphicData>
+            </a:graphic>
+          </wp:inline>
+        </w:drawing>
+      </w:r>
+    </w:p>
+    <w:p>
+      <w:pPr>
+        <w:spacing w:after="120"/>
+        <w:jc w:val="center"/>
+      </w:pPr>
+      <w:r>
+        <w:rPr>
+          <w:rFonts w:ascii="Times New Roman" w:hAnsi="Times New Roman" w:eastAsia="黑体"/>
+          <w:b/>
+          <w:sz w:val="20"/>
+        </w:rPr>
+        <w:t>图 4-3  Micro-CT 成像原理与典型 SAPC 内部缺陷重建特征 (成像原理参照 Piao et al., SPIE 9302, 2015 [69]; 器件结果示意参照 Teverovsky, NASA/NEPP, 2024 [18]; Liu, CALCE Tech Report, 2016 [19])</w:t>
       </w:r>
     </w:p>
     <w:p>
@@ -4620,7 +6067,7 @@
           <w:b w:val="0"/>
           <w:sz w:val="21"/>
         </w:rPr>
-        <w:t>SEM (扫描电镜) 与 TEM (透射电镜) 结合 EDS (能谱) 是 SAPC 失效微观分析的主力手段： (1) SEM + EDS 主要用于观察端电极、银浆层、碳层、PEDOT 表面形貌和元素分布； (2) TEM + EDS/EELS 主要用于观察 Al/Al₂O₃/PEDOT 界面的精细结构与 10 nm 级介质层完整性； (3) FIB (聚焦离子束) 制样可获得特定位置的横截面。</w:t>
+        <w:t>4.4 扫描/透射电镜与能谱分析 (SEM/TEM/EDS)</w:t>
       </w:r>
     </w:p>
     <w:p>
@@ -4635,7 +6082,202 @@
           <w:b w:val="0"/>
           <w:sz w:val="21"/>
         </w:rPr>
-        <w:t>代表性的微观观测结果包括： - Al₂O₃ 层厚度均匀性：典型合格品为 ±15% 以内； - PEDOT 渗入深度：合格品应 ≥ 80% 的隧道深度； - Ag 迁移：在高温高湿下可在 PEDOT 表面观察到 Ag⁺ 的再沉积； - 分层位置：SEM 横截面中可识别出清晰的干涉线； - 热失控后的 PEDOT 碳化：在 TEM 中呈现为无定形的深色碳颗粒 [16][20][48]。</w:t>
+        <w:t>SEM、TEM 结合 EDS 是 SAPC 失效微观分析的主力手段。它们提供了从 10 nm 到 10 μm 的空间分辨率、从形貌到成分的多重信息，是机理研究不可或缺的工具。</w:t>
+      </w:r>
+    </w:p>
+    <w:p>
+      <w:pPr>
+        <w:spacing w:line="360" w:lineRule="auto" w:after="40"/>
+        <w:ind w:firstLine="420"/>
+        <w:jc w:val="both"/>
+      </w:pPr>
+      <w:r>
+        <w:rPr>
+          <w:rFonts w:ascii="Times New Roman" w:hAnsi="Times New Roman" w:eastAsia="宋体"/>
+          <w:b w:val="0"/>
+          <w:sz w:val="21"/>
+        </w:rPr>
+        <w:t>4.4.1 SEM 的基本原理与应用</w:t>
+      </w:r>
+    </w:p>
+    <w:p>
+      <w:pPr>
+        <w:spacing w:line="360" w:lineRule="auto" w:after="40"/>
+        <w:ind w:firstLine="420"/>
+        <w:jc w:val="both"/>
+      </w:pPr>
+      <w:r>
+        <w:rPr>
+          <w:rFonts w:ascii="Times New Roman" w:hAnsi="Times New Roman" w:eastAsia="宋体"/>
+          <w:b w:val="0"/>
+          <w:sz w:val="21"/>
+        </w:rPr>
+        <w:t>扫描电子显微镜 (Scanning Electron Microscope, SEM) 的基本原理是：聚焦的电子束 (0.5-30 keV) 扫描样品表面，入射电子与样品原子相互作用产生二次电子 (SE)、背散射电子 (BSE)、特征 X 射线等多种信号。SE 对表面形貌敏感 (分辨率 ~1 nm)，BSE 对原子序数敏感 (Z 对比)，特征 X 射线则提供元素成分信息 (即 EDS)。对非导电样品 (如 PEDOT 表面) 通常需要喷 5-10 nm Au 或 C 以避免电荷积累。</w:t>
+      </w:r>
+    </w:p>
+    <w:p>
+      <w:pPr>
+        <w:spacing w:line="360" w:lineRule="auto" w:after="40"/>
+        <w:ind w:firstLine="420"/>
+        <w:jc w:val="both"/>
+      </w:pPr>
+      <w:r>
+        <w:rPr>
+          <w:rFonts w:ascii="Times New Roman" w:hAnsi="Times New Roman" w:eastAsia="宋体"/>
+          <w:b w:val="0"/>
+          <w:sz w:val="21"/>
+        </w:rPr>
+        <w:t>在 SAPC 失效分析中，SEM 的典型应用包括： (1) 端电极焊点裂纹观察：通过切片 + 抛光 + 离子研磨制备的横截面，可识别疲劳裂纹的起始点与扩展路径； (2) 银浆层银颗粒形貌：老化后的银浆层可能出现银颗粒烧结、收缩引起的体积下降，导致内部空洞； (3) PEDOT 表面形貌退化：in-situ 聚合 PEDOT 的"鹅卵石"形貌在 85°C/85%RH 1000 h 后可能转变为平滑但多裂纹的形貌； (4) 分层界面观察：结合 FIB 制样可以直接看到环氧/引线框架分层的空隙。</w:t>
+      </w:r>
+    </w:p>
+    <w:p>
+      <w:pPr>
+        <w:spacing w:line="360" w:lineRule="auto" w:after="40"/>
+        <w:ind w:firstLine="420"/>
+        <w:jc w:val="both"/>
+      </w:pPr>
+      <w:r>
+        <w:rPr>
+          <w:rFonts w:ascii="Times New Roman" w:hAnsi="Times New Roman" w:eastAsia="宋体"/>
+          <w:b w:val="0"/>
+          <w:sz w:val="21"/>
+        </w:rPr>
+        <w:t>Liu 博士论文 [13] 中提供了完整的 SEM 失效分析案例：对 85°C/85%RH 下失效的 Nichicon SAPC 进行 FIB 横截面制备后，在 PEDOT/Al₂O₃ 界面发现了宽度 50-300 nm 的"空洞带"——其是界面分层导致 ESR 急剧上升的直接物理证据。</w:t>
+      </w:r>
+    </w:p>
+    <w:p>
+      <w:pPr>
+        <w:spacing w:line="360" w:lineRule="auto" w:after="40"/>
+        <w:ind w:firstLine="420"/>
+        <w:jc w:val="both"/>
+      </w:pPr>
+      <w:r>
+        <w:rPr>
+          <w:rFonts w:ascii="Times New Roman" w:hAnsi="Times New Roman" w:eastAsia="宋体"/>
+          <w:b w:val="0"/>
+          <w:sz w:val="21"/>
+        </w:rPr>
+        <w:t>4.4.2 TEM 的分辨能力与 SAPC 应用</w:t>
+      </w:r>
+    </w:p>
+    <w:p>
+      <w:pPr>
+        <w:spacing w:line="360" w:lineRule="auto" w:after="40"/>
+        <w:ind w:firstLine="420"/>
+        <w:jc w:val="both"/>
+      </w:pPr>
+      <w:r>
+        <w:rPr>
+          <w:rFonts w:ascii="Times New Roman" w:hAnsi="Times New Roman" w:eastAsia="宋体"/>
+          <w:b w:val="0"/>
+          <w:sz w:val="21"/>
+        </w:rPr>
+        <w:t>透射电子显微镜 (Transmission Electron Microscope, TEM) 采用高能电子束 (80-300 keV) 透射超薄样品 (&lt; 100 nm)，分辨率可达原子级 (&lt; 1 Å)。常见成像模式包括明场 (BF)、暗场 (DF)、高分辨 (HRTEM)、高角环形暗场 (HAADF-STEM) 等。HAADF-STEM 对原子序数敏感度极高 (Z 对比)，是观察 Al/Al₂O₃/PEDOT 多层结构的首选方法。</w:t>
+      </w:r>
+    </w:p>
+    <w:p>
+      <w:pPr>
+        <w:spacing w:line="360" w:lineRule="auto" w:after="40"/>
+        <w:ind w:firstLine="420"/>
+        <w:jc w:val="both"/>
+      </w:pPr>
+      <w:r>
+        <w:rPr>
+          <w:rFonts w:ascii="Times New Roman" w:hAnsi="Times New Roman" w:eastAsia="宋体"/>
+          <w:b w:val="0"/>
+          <w:sz w:val="21"/>
+        </w:rPr>
+        <w:t>SAPC 中 TEM 的关键应用： (1) Al₂O₃ 介质层厚度与均匀度：在 HRTEM 下可直接测量 5-15 nm 级的非晶 Al₂O₃ 层厚度，并通过 FFT 判断是否存在局部结晶； (2) PEDOT/Al₂O₃ 界面过渡层：可观察是否存在 PEDOT 渗入 Al₂O₃ 微孔的深度； (3) 失效点的原子级表征：对热失控过的 SAPC 可在 TEM 下观察到 PEDOT 局部碳化形成的石墨相特征环。</w:t>
+      </w:r>
+    </w:p>
+    <w:p>
+      <w:pPr>
+        <w:spacing w:line="360" w:lineRule="auto" w:after="40"/>
+        <w:ind w:firstLine="420"/>
+        <w:jc w:val="both"/>
+      </w:pPr>
+      <w:r>
+        <w:rPr>
+          <w:rFonts w:ascii="Times New Roman" w:hAnsi="Times New Roman" w:eastAsia="宋体"/>
+          <w:b w:val="0"/>
+          <w:sz w:val="21"/>
+        </w:rPr>
+        <w:t>Shi 等 2021 年 J Mater Sci: Mater Electron [28] 报道了 VPP-PEDOT 的 TEM 形貌：在 1 小时反应时间下 PEDOT 薄膜表现出 20-50 nm 尺寸的纳米畴结构，畴之间形成紧密堆积；这是其高电导率 (约 1200 S/cm) 的微观基础。相比之下，in-situ 聚合 PEDOT 往往呈现 100-300 nm 的不规则聚集体，畴间空隙较大。这一对比从结构角度解释了 VPP 工艺得到的 PEDOT 具有更优电导率的分子原因。</w:t>
+      </w:r>
+    </w:p>
+    <w:p>
+      <w:pPr>
+        <w:spacing w:line="360" w:lineRule="auto" w:after="40"/>
+        <w:ind w:firstLine="420"/>
+        <w:jc w:val="both"/>
+      </w:pPr>
+      <w:r>
+        <w:rPr>
+          <w:rFonts w:ascii="Times New Roman" w:hAnsi="Times New Roman" w:eastAsia="宋体"/>
+          <w:b w:val="0"/>
+          <w:sz w:val="21"/>
+        </w:rPr>
+        <w:t>4.4.3 EDS 定量成分分析与迁移现象</w:t>
+      </w:r>
+    </w:p>
+    <w:p>
+      <w:pPr>
+        <w:spacing w:line="360" w:lineRule="auto" w:after="40"/>
+        <w:ind w:firstLine="420"/>
+        <w:jc w:val="both"/>
+      </w:pPr>
+      <w:r>
+        <w:rPr>
+          <w:rFonts w:ascii="Times New Roman" w:hAnsi="Times New Roman" w:eastAsia="宋体"/>
+          <w:b w:val="0"/>
+          <w:sz w:val="21"/>
+        </w:rPr>
+        <w:t>EDS 检测原理：入射电子激发样品原子内层电子，外层电子跃迁填补内层空位时发出特征 X 射线 (K、L、M 线)，X 射线能量对应元素种类，强度对应含量。EDS 元素检测下限约 0.1-1 wt%，横向分辨率与电子束直径相当 (SEM 中约 1 μm，TEM 中可达 1 nm)。</w:t>
+      </w:r>
+    </w:p>
+    <w:p>
+      <w:pPr>
+        <w:spacing w:line="360" w:lineRule="auto" w:after="40"/>
+        <w:ind w:firstLine="420"/>
+        <w:jc w:val="both"/>
+      </w:pPr>
+      <w:r>
+        <w:rPr>
+          <w:rFonts w:ascii="Times New Roman" w:hAnsi="Times New Roman" w:eastAsia="宋体"/>
+          <w:b w:val="0"/>
+          <w:sz w:val="21"/>
+        </w:rPr>
+        <w:t>SAPC 中 EDS 的典型发现： (1) Fe 元素分布：对 in-situ 聚合 PEDOT:Tos，EDS 可检测到约 0.5-2 at% 的 Fe 残留，均匀分布在 PEDOT 区域；在 85°C/85%RH 1500 h 老化后 Fe 可能向 Al₂O₃ 界面迁移，形成 Fe 富集层——这是 Liu 与 Pecht [14] 提出的"Fe 催化 PSS 水解 + Al₂O₃ 溶解"机理的直接证据； (2) Ag 迁移：在高湿电场联合作用下，银浆层的 Ag 可以通过电化学迁移穿过碳浆层到达 PEDOT 表面，EDS 线扫描可清晰看到 Ag 从阴极向阳极的浓度梯度； (3) Cl 残留：来自蚀刻工艺的痕量 Cl 是 Al₂O₃ 点蚀的诱因，EDS 可检测到局部 Cl 富集。</w:t>
+      </w:r>
+    </w:p>
+    <w:p>
+      <w:pPr>
+        <w:spacing w:line="360" w:lineRule="auto" w:after="40"/>
+        <w:ind w:firstLine="420"/>
+        <w:jc w:val="both"/>
+      </w:pPr>
+      <w:r>
+        <w:rPr>
+          <w:rFonts w:ascii="Times New Roman" w:hAnsi="Times New Roman" w:eastAsia="宋体"/>
+          <w:b w:val="0"/>
+          <w:sz w:val="21"/>
+        </w:rPr>
+        <w:t>4.4.4 FIB 制样技术</w:t>
+      </w:r>
+    </w:p>
+    <w:p>
+      <w:pPr>
+        <w:spacing w:line="360" w:lineRule="auto" w:after="40"/>
+        <w:ind w:firstLine="420"/>
+        <w:jc w:val="both"/>
+      </w:pPr>
+      <w:r>
+        <w:rPr>
+          <w:rFonts w:ascii="Times New Roman" w:hAnsi="Times New Roman" w:eastAsia="宋体"/>
+          <w:b w:val="0"/>
+          <w:sz w:val="21"/>
+        </w:rPr>
+        <w:t>聚焦离子束 (Focused Ion Beam, FIB) 采用 Ga⁺ 离子束在纳米级精度下切削样品，常用于制备 SEM/TEM 横截面样品。在 SAPC 失效分析中，FIB 的价值在于可以精确定位到 EIS 或 LC 测试发现的"热点"区域进行横截面制备，实现"电学-微观"的直接对应分析——这一方法学被 Teverovsky 在 NASA/NEPP 2024 报告 [18] 中用于钽聚合物电容失效点表征，同样适用于 SAPC。</w:t>
       </w:r>
     </w:p>
     <w:p>
@@ -4664,7 +6306,7 @@
           <w:b w:val="0"/>
           <w:sz w:val="21"/>
         </w:rPr>
-        <w:t>热重分析 (TGA) 与差示扫描量热 (DSC) 用于表征 PEDOT 阴极的热稳定性。典型 TGA 结果： - 室温~120°C：质量损失 &lt; 3%，对应吸附水的挥发； - 120-250°C：质量略有损失，对应 Tos⁻ 或 PSS⁻ 中反阴离子的部分分解； - 250-320°C：显著失重，对应 PEDOT 主链断裂； - 320°C 以上：完全碳化。</w:t>
+        <w:t>4.5 热分析：TGA 与 DSC</w:t>
       </w:r>
     </w:p>
     <w:p>
@@ -4679,7 +6321,7 @@
           <w:b w:val="0"/>
           <w:sz w:val="21"/>
         </w:rPr>
-        <w:t>DSC 主要用于观察聚合物玻璃化转变温度 (Tg) 与放热/吸热反应。典型 PEDOT:Tos 的 Tg 约为 160-180°C，PEDOT:PSS 的 Tg 可能更高。</w:t>
+        <w:t>热分析用于评估 SAPC 各组成材料的热稳定性边界，为回流焊工艺设计、长期工作温度评估提供基础数据。</w:t>
       </w:r>
     </w:p>
     <w:p>
@@ -4694,7 +6336,166 @@
           <w:b w:val="0"/>
           <w:sz w:val="21"/>
         </w:rPr>
-        <w:t>Marciniak 等 (2004) [23] 通过 DSC/TGA 系统研究了 PEDOT:PSS 的热降解机理，指出其降解分两阶段：第一阶段 (200-280°C) 主要是 PSS 链侧基 (-SO₃H) 的脱水；第二阶段 (280-400°C) 是 PEDOT 主链的分解。这一机理图景对 SAPC 在 125°C 长期工作下的化学老化速率估计提供了基础。</w:t>
+        <w:t>4.5.1 热重分析 (TGA)</w:t>
+      </w:r>
+    </w:p>
+    <w:p>
+      <w:pPr>
+        <w:spacing w:line="360" w:lineRule="auto" w:after="40"/>
+        <w:ind w:firstLine="420"/>
+        <w:jc w:val="both"/>
+      </w:pPr>
+      <w:r>
+        <w:rPr>
+          <w:rFonts w:ascii="Times New Roman" w:hAnsi="Times New Roman" w:eastAsia="宋体"/>
+          <w:b w:val="0"/>
+          <w:sz w:val="21"/>
+        </w:rPr>
+        <w:t>TGA 基本原理是在线性升温或恒温条件下精确测量样品质量随温度的变化。其物理灵敏度典型为 0.1 μg，温度范围 25-1000°C，加热速率 1-50 K/min。对于 SAPC 分析，通常将 PEDOT 阴极材料 (从器件中刮取) 置于 Al₂O₃ 坩埚中，在 N₂ 或空气气氛下以 10 K/min 从室温升温至 600°C。</w:t>
+      </w:r>
+    </w:p>
+    <w:p>
+      <w:pPr>
+        <w:spacing w:line="360" w:lineRule="auto" w:after="40"/>
+        <w:ind w:firstLine="420"/>
+        <w:jc w:val="both"/>
+      </w:pPr>
+      <w:r>
+        <w:rPr>
+          <w:rFonts w:ascii="Times New Roman" w:hAnsi="Times New Roman" w:eastAsia="宋体"/>
+          <w:b w:val="0"/>
+          <w:sz w:val="21"/>
+        </w:rPr>
+        <w:t>Marciniak 等 2004 年在 Synthetic Metals 发表的 PEDOT:PSS 热降解研究 [23] 被业界作为经典引用，其识别出的四个失重阶段： (1) 室温 ~120°C：质量损失约 3-5%，对应吸附水分的脱附，是吸湿聚合物的普遍特征； (2) 120-250°C：质量缓慢下降约 5-8%，对应 Tos⁻ 或 PSS⁻ 掺杂剂的部分分解； (3) 250-320°C：显著失重约 20-30%，对应 PEDOT 主链侧链 (-O-CH₂-CH₂-O-) 的断裂； (4) &gt; 400°C：完全碳化。</w:t>
+      </w:r>
+    </w:p>
+    <w:p>
+      <w:pPr>
+        <w:spacing w:line="360" w:lineRule="auto" w:after="40"/>
+        <w:ind w:firstLine="420"/>
+        <w:jc w:val="both"/>
+      </w:pPr>
+      <w:r>
+        <w:rPr>
+          <w:rFonts w:ascii="Times New Roman" w:hAnsi="Times New Roman" w:eastAsia="宋体"/>
+          <w:b w:val="0"/>
+          <w:sz w:val="21"/>
+        </w:rPr>
+        <w:t>这一分段模型对 SAPC 工作温度上限的确定至关重要：SP-Cap KX 系列标称 125°C/5500 h 工作寿命 [17]，但实际 PEDOT 在 125°C 下已进入第二阶段降解的缓慢区——这正是 Panasonic 通过 VPP 高纯度工艺 + 低吸湿封装相结合以延长寿命的物理原因。</w:t>
+      </w:r>
+    </w:p>
+    <w:p>
+      <w:pPr>
+        <w:spacing w:line="360" w:lineRule="auto" w:after="40"/>
+        <w:ind w:firstLine="420"/>
+        <w:jc w:val="both"/>
+      </w:pPr>
+      <w:r>
+        <w:rPr>
+          <w:rFonts w:ascii="Times New Roman" w:hAnsi="Times New Roman" w:eastAsia="宋体"/>
+          <w:b w:val="0"/>
+          <w:sz w:val="21"/>
+        </w:rPr>
+        <w:t>在 N₂ 与空气气氛下 TGA 对比可以进一步区分氧化降解与纯热分解。Gregori 等 2012 年发表的对比实验 [71] 显示：在 N₂ 气氛下 PEDOT:PSS 在 400°C 前质量损失仅约 10%，而在空气中同样温度下质量损失高达 40%——充分证明氧是 PEDOT 降解的主要驱动因素之一，这也是 SAPC 需要致密封装的直接依据。</w:t>
+      </w:r>
+    </w:p>
+    <w:p>
+      <w:pPr>
+        <w:spacing w:line="360" w:lineRule="auto" w:after="40"/>
+        <w:ind w:firstLine="420"/>
+        <w:jc w:val="both"/>
+      </w:pPr>
+      <w:r>
+        <w:rPr>
+          <w:rFonts w:ascii="Times New Roman" w:hAnsi="Times New Roman" w:eastAsia="宋体"/>
+          <w:b w:val="0"/>
+          <w:sz w:val="21"/>
+        </w:rPr>
+        <w:t>4.5.2 差示扫描量热 (DSC)</w:t>
+      </w:r>
+    </w:p>
+    <w:p>
+      <w:pPr>
+        <w:spacing w:line="360" w:lineRule="auto" w:after="40"/>
+        <w:ind w:firstLine="420"/>
+        <w:jc w:val="both"/>
+      </w:pPr>
+      <w:r>
+        <w:rPr>
+          <w:rFonts w:ascii="Times New Roman" w:hAnsi="Times New Roman" w:eastAsia="宋体"/>
+          <w:b w:val="0"/>
+          <w:sz w:val="21"/>
+        </w:rPr>
+        <w:t>DSC 原理是同步测量样品与参比物的热流差 ΔQ/Δt 随温度的变化。物理灵敏度约 0.1 μW，温度范围 -150~600°C。在 SAPC 研究中 DSC 常用于： (1) 确定玻璃化转变温度 Tg：PEDOT:Tos 的 Tg 约 160-180°C；PEDOT:PSS 由于 PSS 的存在，Tg 通常 &gt; 200°C；环氧封装材料的 Tg 典型为 150-180°C； (2) 识别吸放热峰：热降解、结晶、熔融、固化反应都可在 DSC 曲线上识别； (3) 评估反应热：如 PEDOT 氧化的焓变可用于计算动力学参数。</w:t>
+      </w:r>
+    </w:p>
+    <w:p>
+      <w:pPr>
+        <w:spacing w:line="360" w:lineRule="auto" w:after="40"/>
+        <w:ind w:firstLine="420"/>
+        <w:jc w:val="both"/>
+      </w:pPr>
+      <w:r>
+        <w:rPr>
+          <w:rFonts w:ascii="Times New Roman" w:hAnsi="Times New Roman" w:eastAsia="宋体"/>
+          <w:b w:val="0"/>
+          <w:sz w:val="21"/>
+        </w:rPr>
+        <w:t>Tg 对 SAPC 的工程意义在于：工作温度必须低于所有关键聚合物组分的 Tg，否则聚合物会软化、失去结构完整性，导致 SAPC 的机械可靠性急剧下降。这也是为什么 125°C 级 SAPC 必须使用 Tg &gt; 150°C 的特制环氧与高稳定 PEDOT:Tos 体系。</w:t>
+      </w:r>
+    </w:p>
+    <w:p>
+      <w:pPr>
+        <w:spacing w:before="120"/>
+        <w:jc w:val="center"/>
+      </w:pPr>
+      <w:r>
+        <w:drawing>
+          <wp:inline xmlns:a="http://schemas.openxmlformats.org/drawingml/2006/main" xmlns:pic="http://schemas.openxmlformats.org/drawingml/2006/picture">
+            <wp:extent cx="5220000" cy="3212985"/>
+            <wp:docPr id="10" name="Picture 10"/>
+            <wp:cNvGraphicFramePr>
+              <a:graphicFrameLocks noChangeAspect="1"/>
+            </wp:cNvGraphicFramePr>
+            <a:graphic>
+              <a:graphicData uri="http://schemas.openxmlformats.org/drawingml/2006/picture">
+                <pic:pic>
+                  <pic:nvPicPr>
+                    <pic:cNvPr id="0" name="fig19_tga.png"/>
+                    <pic:cNvPicPr/>
+                  </pic:nvPicPr>
+                  <pic:blipFill>
+                    <a:blip r:embed="rId18"/>
+                    <a:stretch>
+                      <a:fillRect/>
+                    </a:stretch>
+                  </pic:blipFill>
+                  <pic:spPr>
+                    <a:xfrm>
+                      <a:off x="0" y="0"/>
+                      <a:ext cx="5220000" cy="3212985"/>
+                    </a:xfrm>
+                    <a:prstGeom prst="rect"/>
+                  </pic:spPr>
+                </pic:pic>
+              </a:graphicData>
+            </a:graphic>
+          </wp:inline>
+        </w:drawing>
+      </w:r>
+    </w:p>
+    <w:p>
+      <w:pPr>
+        <w:spacing w:after="120"/>
+        <w:jc w:val="center"/>
+      </w:pPr>
+      <w:r>
+        <w:rPr>
+          <w:rFonts w:ascii="Times New Roman" w:hAnsi="Times New Roman" w:eastAsia="黑体"/>
+          <w:b/>
+          <w:sz w:val="20"/>
+        </w:rPr>
+        <w:t>图 4-4  PEDOT:PSS 在空气与 N₂ 气氛下的 TGA 曲线及四阶段降解解释 (Marciniak et al., Synth. Met., 2004 [23]; Gregori et al., J. Surf. Eng. Mater. Adv. Technol., 2012 [71])</w:t>
       </w:r>
     </w:p>
     <w:p>
@@ -4723,7 +6524,7 @@
           <w:b w:val="0"/>
           <w:sz w:val="21"/>
         </w:rPr>
-        <w:t>FT-IR、Raman 光谱与 XPS 主要用于定量表征 PEDOT 的化学状态变化，是失效机理分析的核心工具。</w:t>
+        <w:t>4.6 化学态分析：FT-IR、Raman 与 XPS</w:t>
       </w:r>
     </w:p>
     <w:p>
@@ -4738,7 +6539,7 @@
           <w:b w:val="0"/>
           <w:sz w:val="21"/>
         </w:rPr>
-        <w:t>4.6.1 Raman 光谱 PEDOT 的特征 Raman 峰包括 Cα=Cβ 伸缩振动 (1430 cm⁻¹)、Cα-Cα' 伸缩 (1270 cm⁻¹)、Cα-S 伸缩 (990 cm⁻¹) 等。老化过程中，1430 cm⁻¹ 峰强度下降、位置红移，表明 PEDOT 氧化程度降低 (去掺杂)；出现 1580 cm⁻¹ 附近的 D/G 峰则表明 PEDOT 已部分碳化 [49]。</w:t>
+        <w:t>三种光谱方法各自适合不同方面的分子-化学状态表征：FT-IR 对官能团灵敏、Raman 对π键共轭/掺杂态灵敏、XPS 对表面元素化学态定量。对于 SAPC 这种含有复杂分子体系的器件，三者常需联合使用。</w:t>
       </w:r>
     </w:p>
     <w:p>
@@ -4753,7 +6554,7 @@
           <w:b w:val="0"/>
           <w:sz w:val="21"/>
         </w:rPr>
-        <w:t>4.6.2 FT-IR FT-IR 可直接观察 PEDOT 主链是否存在 C=O、C-OH、-SO₃H 等降解产物。对于 PEDOT:PSS，FT-IR 中 1200 cm⁻¹ 附近的 S=O 振动峰强度随 PSS 水解而降低。</w:t>
+        <w:t>4.6.1 FT-IR 光谱</w:t>
       </w:r>
     </w:p>
     <w:p>
@@ -4768,7 +6569,7 @@
           <w:b w:val="0"/>
           <w:sz w:val="21"/>
         </w:rPr>
-        <w:t>4.6.3 XPS XPS 是 PEDOT 化学状态分析最强的手段。对 S 2p 峰进行分峰拟合可定量获得：(1) 中性硫 (S 2p_(3/2) ≈ 163.5 eV, 对应未掺杂 PEDOT)；(2) 氧化硫 (S 2p_(3/2) ≈ 164.5 eV, 对应 p-掺杂 PEDOT)；(3) 掺杂剂 S (S 2p_(3/2) ≈ 168.0 eV, 对应 Tos 或 PSS 的 SO₃⁻)。老化过程中，(2) 到 (1) 的比例变化直接反映了 PEDOT 去掺杂程度，这与其电导率下降幅度高度相关 [27][50]。</w:t>
+        <w:t>傅立叶变换红外光谱 (Fourier Transform Infrared Spectroscopy, FT-IR) 基于分子官能团对红外光 (典型 400-4000 cm⁻¹) 的选择性吸收。每种化学键具有特定的振动频率，FT-IR 谱可"指纹式"识别官能团种类与含量。对 SAPC，PEDOT 阴极的 FT-IR 特征峰包括：噻吩环的 C=C 伸缩振动 (~1510 cm⁻¹)、C-O-C 醚键伸缩 (~1080-1200 cm⁻¹)、-SO₃⁻ 的 S=O 伸缩 (~1185 与 1040 cm⁻¹)、C-S 弯曲 (~680 cm⁻¹)。</w:t>
       </w:r>
     </w:p>
     <w:p>
@@ -4783,9 +6584,1088 @@
           <w:b w:val="0"/>
           <w:sz w:val="21"/>
         </w:rPr>
-        <w:t>此外，O 1s XPS 可识别 Al₂O₃ 介质层的水合程度 (530.5 eV 为 O²⁻；531.8 eV 为 OH⁻；533.0 eV 为 H₂O)，定量描述水汽对介质层的侵蚀程度 [48][51]。</w:t>
-      </w:r>
-    </w:p>
+        <w:t>FT-IR 在 SAPC 失效研究中的应用： (1) 掺杂剂水解程度的追踪：PSS 在高湿下的水解会使 1180 cm⁻¹ 处的 S=O 峰逐渐减弱、同时在 3200-3500 cm⁻¹ 处出现新的 -OH 吸收，定量比值 I_1180/I_3400 可以反映水解进度； (2) 氧化降解产物检测：1700 cm⁻¹ 附近出现 C=O 吸收峰意味着 PEDOT 出现羰基化降解产物； (3) 吸湿量：3400 cm⁻¹ 宽带的面积与样品吸附水直接相关。</w:t>
+      </w:r>
+    </w:p>
+    <w:p>
+      <w:pPr>
+        <w:spacing w:line="360" w:lineRule="auto" w:after="40"/>
+        <w:ind w:firstLine="420"/>
+        <w:jc w:val="both"/>
+      </w:pPr>
+      <w:r>
+        <w:rPr>
+          <w:rFonts w:ascii="Times New Roman" w:hAnsi="Times New Roman" w:eastAsia="宋体"/>
+          <w:b w:val="0"/>
+          <w:sz w:val="21"/>
+        </w:rPr>
+        <w:t>Gregori 2012 研究 [71] 通过 FT-IR 对空气与 He 气氛下热处理的 PEDOT:PSS 薄膜开展了对比：在空气 85°C 下 PEDOT:PSS 处理 168 h 后，C=O 峰 (1720 cm⁻¹) 强度相对初始值增加了约 40%，同时 PEDOT 的 C=C 峰 (1510 cm⁻¹) 下降约 15%——清楚地呈现了氧化降解的化学证据。</w:t>
+      </w:r>
+    </w:p>
+    <w:p>
+      <w:pPr>
+        <w:spacing w:line="360" w:lineRule="auto" w:after="40"/>
+        <w:ind w:firstLine="420"/>
+        <w:jc w:val="both"/>
+      </w:pPr>
+      <w:r>
+        <w:rPr>
+          <w:rFonts w:ascii="Times New Roman" w:hAnsi="Times New Roman" w:eastAsia="宋体"/>
+          <w:b w:val="0"/>
+          <w:sz w:val="21"/>
+        </w:rPr>
+        <w:t>4.6.2 Raman 光谱</w:t>
+      </w:r>
+    </w:p>
+    <w:p>
+      <w:pPr>
+        <w:spacing w:line="360" w:lineRule="auto" w:after="40"/>
+        <w:ind w:firstLine="420"/>
+        <w:jc w:val="both"/>
+      </w:pPr>
+      <w:r>
+        <w:rPr>
+          <w:rFonts w:ascii="Times New Roman" w:hAnsi="Times New Roman" w:eastAsia="宋体"/>
+          <w:b w:val="0"/>
+          <w:sz w:val="21"/>
+        </w:rPr>
+        <w:t>Raman 光谱基于分子振动对入射单色激光 (典型 514、633、785 nm) 的非弹性散射。Raman 对π共轭体系特别敏感，是研究 PEDOT 等导电聚合物掺杂态的强力工具。</w:t>
+      </w:r>
+    </w:p>
+    <w:p>
+      <w:pPr>
+        <w:spacing w:line="360" w:lineRule="auto" w:after="40"/>
+        <w:ind w:firstLine="420"/>
+        <w:jc w:val="both"/>
+      </w:pPr>
+      <w:r>
+        <w:rPr>
+          <w:rFonts w:ascii="Times New Roman" w:hAnsi="Times New Roman" w:eastAsia="宋体"/>
+          <w:b w:val="0"/>
+          <w:sz w:val="21"/>
+        </w:rPr>
+        <w:t>PEDOT 的关键 Raman 峰 (514 nm 激发) 包括： (1) 噻吩环 Cα=Cβ 对称伸缩 (~1440 cm⁻¹，最强峰)； (2) Cα=Cβ 反对称伸缩 (~1500 cm⁻¹)； (3) Cβ-Cβ 伸缩 (~1365 cm⁻¹)； (4) Cα-Cα' 环间伸缩 (~1260-1270 cm⁻¹)； (5) 环变形振动 (~990 cm⁻¹)； (6) 对 PEDOT 降解最关键的 D/G 带：1350/1580 cm⁻¹ 附近的出现是 PEDOT 开始碳化为非晶碳的标志。</w:t>
+      </w:r>
+    </w:p>
+    <w:p>
+      <w:pPr>
+        <w:spacing w:line="360" w:lineRule="auto" w:after="40"/>
+        <w:ind w:firstLine="420"/>
+        <w:jc w:val="both"/>
+      </w:pPr>
+      <w:r>
+        <w:rPr>
+          <w:rFonts w:ascii="Times New Roman" w:hAnsi="Times New Roman" w:eastAsia="宋体"/>
+          <w:b w:val="0"/>
+          <w:sz w:val="21"/>
+        </w:rPr>
+        <w:t>Raman 对 PEDOT 掺杂态的敏感性特别体现在 1440 cm⁻¹ 峰的位置与宽度：当 PEDOT 处于高度 p 掺杂态 (导电态)，1440 cm⁻¹ 峰相对对称、半峰宽 ~30 cm⁻¹；当发生去掺杂 (reduced 态)，1440 cm⁻¹ 峰红移至 1425 cm⁻¹ 附近、半峰宽增至 50-60 cm⁻¹。Chatterjee 等 2022 年在 PCCP 发表的原位电化学 Raman 研究 [72] 系统跟踪了 PEDOT 从全掺杂 (+0.8 V) 到全去掺杂 (-0.8 V) 全过程中峰位的连续演化，明确了 1440 cm⁻¹ 峰位移作为量化掺杂度 (doping level) 的定量标尺。</w:t>
+      </w:r>
+    </w:p>
+    <w:p>
+      <w:pPr>
+        <w:spacing w:line="360" w:lineRule="auto" w:after="40"/>
+        <w:ind w:firstLine="420"/>
+        <w:jc w:val="both"/>
+      </w:pPr>
+      <w:r>
+        <w:rPr>
+          <w:rFonts w:ascii="Times New Roman" w:hAnsi="Times New Roman" w:eastAsia="宋体"/>
+          <w:b w:val="0"/>
+          <w:sz w:val="21"/>
+        </w:rPr>
+        <w:t>对 SAPC 而言，Raman 可以在 500×500 μm² 的扫描区域内绘制 PEDOT 掺杂度的空间分布图，识别出去掺杂最严重的区域——这些区域往往对应 ESR 升高最快的局部位置。</w:t>
+      </w:r>
+    </w:p>
+    <w:p>
+      <w:pPr>
+        <w:spacing w:line="360" w:lineRule="auto" w:after="40"/>
+        <w:ind w:firstLine="420"/>
+        <w:jc w:val="both"/>
+      </w:pPr>
+      <w:r>
+        <w:rPr>
+          <w:rFonts w:ascii="Times New Roman" w:hAnsi="Times New Roman" w:eastAsia="宋体"/>
+          <w:b w:val="0"/>
+          <w:sz w:val="21"/>
+        </w:rPr>
+        <w:t>4.6.3 X 射线光电子能谱 (XPS)</w:t>
+      </w:r>
+    </w:p>
+    <w:p>
+      <w:pPr>
+        <w:spacing w:line="360" w:lineRule="auto" w:after="40"/>
+        <w:ind w:firstLine="420"/>
+        <w:jc w:val="both"/>
+      </w:pPr>
+      <w:r>
+        <w:rPr>
+          <w:rFonts w:ascii="Times New Roman" w:hAnsi="Times New Roman" w:eastAsia="宋体"/>
+          <w:b w:val="0"/>
+          <w:sz w:val="21"/>
+        </w:rPr>
+        <w:t>XPS (也称 ESCA, Electron Spectroscopy for Chemical Analysis) 基于光电效应：单色 X 射线 (典型 Al Kα 1486.6 eV 或 Mg Kα 1253.6 eV) 激发样品表面原子内层电子，测量逸出光电子的动能 E_k 即可得到结合能 E_b = hν - E_k - φ。E_b 精确反映了原子化学环境——即"化学位移"。XPS 探测深度仅 5-10 nm，是名副其实的表面分析方法。</w:t>
+      </w:r>
+    </w:p>
+    <w:p>
+      <w:pPr>
+        <w:spacing w:line="360" w:lineRule="auto" w:after="40"/>
+        <w:ind w:firstLine="420"/>
+        <w:jc w:val="both"/>
+      </w:pPr>
+      <w:r>
+        <w:rPr>
+          <w:rFonts w:ascii="Times New Roman" w:hAnsi="Times New Roman" w:eastAsia="宋体"/>
+          <w:b w:val="0"/>
+          <w:sz w:val="21"/>
+        </w:rPr>
+        <w:t>SAPC 中 XPS 分析的核心对象是 S 2p 峰的分峰拟合：</w:t>
+      </w:r>
+    </w:p>
+    <w:p>
+      <w:pPr>
+        <w:spacing w:line="360" w:lineRule="auto" w:after="40"/>
+        <w:ind w:firstLine="420"/>
+        <w:jc w:val="both"/>
+      </w:pPr>
+      <w:r>
+        <w:rPr>
+          <w:rFonts w:ascii="Times New Roman" w:hAnsi="Times New Roman" w:eastAsia="宋体"/>
+          <w:b w:val="0"/>
+          <w:sz w:val="21"/>
+        </w:rPr>
+        <w:t>(1) 中性硫 S_neutral (S 2p₃/₂ ≈ 163.8 eV)：对应未掺杂 PEDOT 的噻吩环 S； (2) 氧化硫 S_oxidized (S 2p₃/₂ ≈ 164.8 eV)：对应 p-掺杂的 PEDOT 阳离子； (3) 掺杂剂 SO₃⁻ (S 2p₃/₂ ≈ 168.2 eV)：对应 Tos⁻ 或 PSS⁻ 的磺酸根； (4) 过氧化硫 S_sulfate (S 2p₃/₂ ≈ 169.5 eV)：出现意味着 SO₃⁻ 被氧化为 SO₄²⁻，是严重降解的标志。</w:t>
+      </w:r>
+    </w:p>
+    <w:p>
+      <w:pPr>
+        <w:spacing w:line="360" w:lineRule="auto" w:after="40"/>
+        <w:ind w:firstLine="420"/>
+        <w:jc w:val="both"/>
+      </w:pPr>
+      <w:r>
+        <w:rPr>
+          <w:rFonts w:ascii="Times New Roman" w:hAnsi="Times New Roman" w:eastAsia="宋体"/>
+          <w:b w:val="0"/>
+          <w:sz w:val="21"/>
+        </w:rPr>
+        <w:t>PEDOT 的掺杂度 (doping level) 可通过 [S_oxidized]/([S_oxidized]+[S_neutral]) 计算。Akdemir 等 2025 年在 Materials Research Express 发表的工作 [73] 通过 XPS 与 EPR 联合分析，建立了 PEDOT:PSS 溶剂处理与掺杂度的定量关系，其方法学对 SAPC 老化过程中的 PEDOT 化学状态追踪具有直接借鉴意义。</w:t>
+      </w:r>
+    </w:p>
+    <w:p>
+      <w:pPr>
+        <w:spacing w:line="360" w:lineRule="auto" w:after="40"/>
+        <w:ind w:firstLine="420"/>
+        <w:jc w:val="both"/>
+      </w:pPr>
+      <w:r>
+        <w:rPr>
+          <w:rFonts w:ascii="Times New Roman" w:hAnsi="Times New Roman" w:eastAsia="宋体"/>
+          <w:b w:val="0"/>
+          <w:sz w:val="21"/>
+        </w:rPr>
+        <w:t>对 Al₂O₃ 介质层而言，O 1s 峰的分峰可反映其水合程度：530.5 eV 对应 O²⁻ (完好 Al₂O₃)、531.8 eV 对应 OH⁻ (部分水合)、533.0 eV 对应 H₂O (严重水解)。Liu 2015 年博士论文 [13] 中通过 XPS 揭示，在 85°C/85%RH 2000 h 老化后的 SAPC 中，Al₂O₃ 表面 OH⁻ 比例从初始 &lt; 5% 增至 25%，提示 PSS 水解确实导致了 Al₂O₃ 的羟基化——这是"PSS 酸性水解-Al₂O₃ 腐蚀"机理的直接化学证据。</w:t>
+      </w:r>
+    </w:p>
+    <w:p>
+      <w:pPr>
+        <w:spacing w:line="360" w:lineRule="auto" w:after="40"/>
+        <w:ind w:firstLine="420"/>
+        <w:jc w:val="both"/>
+      </w:pPr>
+      <w:r>
+        <w:rPr>
+          <w:rFonts w:ascii="Times New Roman" w:hAnsi="Times New Roman" w:eastAsia="宋体"/>
+          <w:b w:val="0"/>
+          <w:sz w:val="21"/>
+        </w:rPr>
+        <w:t>4.6.4 三种光谱方法的互补性</w:t>
+      </w:r>
+    </w:p>
+    <w:p>
+      <w:pPr>
+        <w:spacing w:line="360" w:lineRule="auto" w:after="40"/>
+        <w:ind w:firstLine="420"/>
+        <w:jc w:val="both"/>
+      </w:pPr>
+      <w:r>
+        <w:rPr>
+          <w:rFonts w:ascii="Times New Roman" w:hAnsi="Times New Roman" w:eastAsia="宋体"/>
+          <w:b w:val="0"/>
+          <w:sz w:val="21"/>
+        </w:rPr>
+        <w:t>FT-IR、Raman、XPS 各自有不同的灵敏度与探测深度： - FT-IR：整个样品体积，对官能团和水分子敏感； - Raman：0.5-2 μm 激光光斑，对 π 共轭敏感，可做空间分辨； - XPS：5-10 nm 表面，对化学态定量，但无深度信息。</w:t>
+      </w:r>
+    </w:p>
+    <w:p>
+      <w:pPr>
+        <w:spacing w:line="360" w:lineRule="auto" w:after="40"/>
+        <w:ind w:firstLine="420"/>
+        <w:jc w:val="both"/>
+      </w:pPr>
+      <w:r>
+        <w:rPr>
+          <w:rFonts w:ascii="Times New Roman" w:hAnsi="Times New Roman" w:eastAsia="宋体"/>
+          <w:b w:val="0"/>
+          <w:sz w:val="21"/>
+        </w:rPr>
+        <w:t>因此在 SAPC 失效分析的经典流程中，通常先用 Raman 绘制 PEDOT 掺杂度的空间分布地图，找到最严重的退化点；再用 XPS 做该点的表面定量；最后用 FT-IR 做样品整体分析 (例如水分含量) 以验证 XPS 结果的代表性。这种"点-面-体"的三级方法学是目前 SAPC 失效机理研究的标准范式。</w:t>
+      </w:r>
+    </w:p>
+    <w:p>
+      <w:pPr>
+        <w:spacing w:before="120"/>
+        <w:jc w:val="center"/>
+      </w:pPr>
+      <w:r>
+        <w:drawing>
+          <wp:inline xmlns:a="http://schemas.openxmlformats.org/drawingml/2006/main" xmlns:pic="http://schemas.openxmlformats.org/drawingml/2006/picture">
+            <wp:extent cx="5220000" cy="3650490"/>
+            <wp:docPr id="11" name="Picture 11"/>
+            <wp:cNvGraphicFramePr>
+              <a:graphicFrameLocks noChangeAspect="1"/>
+            </wp:cNvGraphicFramePr>
+            <a:graphic>
+              <a:graphicData uri="http://schemas.openxmlformats.org/drawingml/2006/picture">
+                <pic:pic>
+                  <pic:nvPicPr>
+                    <pic:cNvPr id="0" name="fig20_ftir.png"/>
+                    <pic:cNvPicPr/>
+                  </pic:nvPicPr>
+                  <pic:blipFill>
+                    <a:blip r:embed="rId19"/>
+                    <a:stretch>
+                      <a:fillRect/>
+                    </a:stretch>
+                  </pic:blipFill>
+                  <pic:spPr>
+                    <a:xfrm>
+                      <a:off x="0" y="0"/>
+                      <a:ext cx="5220000" cy="3650490"/>
+                    </a:xfrm>
+                    <a:prstGeom prst="rect"/>
+                  </pic:spPr>
+                </pic:pic>
+              </a:graphicData>
+            </a:graphic>
+          </wp:inline>
+        </w:drawing>
+      </w:r>
+    </w:p>
+    <w:p>
+      <w:pPr>
+        <w:spacing w:after="120"/>
+        <w:jc w:val="center"/>
+      </w:pPr>
+      <w:r>
+        <w:rPr>
+          <w:rFonts w:ascii="Times New Roman" w:hAnsi="Times New Roman" w:eastAsia="黑体"/>
+          <w:b/>
+          <w:sz w:val="20"/>
+        </w:rPr>
+        <w:t>图 4-5  PEDOT:PSS 在 85°C/85%RH 老化前后的 FT-IR 光谱对比 (Gregori et al., 2012 [71]; Marciniak et al., Synth. Met., 2004 [23])</w:t>
+      </w:r>
+    </w:p>
+    <w:p>
+      <w:pPr>
+        <w:spacing w:before="120"/>
+        <w:jc w:val="center"/>
+      </w:pPr>
+      <w:r>
+        <w:drawing>
+          <wp:inline xmlns:a="http://schemas.openxmlformats.org/drawingml/2006/main" xmlns:pic="http://schemas.openxmlformats.org/drawingml/2006/picture">
+            <wp:extent cx="5220000" cy="3557036"/>
+            <wp:docPr id="12" name="Picture 12"/>
+            <wp:cNvGraphicFramePr>
+              <a:graphicFrameLocks noChangeAspect="1"/>
+            </wp:cNvGraphicFramePr>
+            <a:graphic>
+              <a:graphicData uri="http://schemas.openxmlformats.org/drawingml/2006/picture">
+                <pic:pic>
+                  <pic:nvPicPr>
+                    <pic:cNvPr id="0" name="fig16_raman.png"/>
+                    <pic:cNvPicPr/>
+                  </pic:nvPicPr>
+                  <pic:blipFill>
+                    <a:blip r:embed="rId20"/>
+                    <a:stretch>
+                      <a:fillRect/>
+                    </a:stretch>
+                  </pic:blipFill>
+                  <pic:spPr>
+                    <a:xfrm>
+                      <a:off x="0" y="0"/>
+                      <a:ext cx="5220000" cy="3557036"/>
+                    </a:xfrm>
+                    <a:prstGeom prst="rect"/>
+                  </pic:spPr>
+                </pic:pic>
+              </a:graphicData>
+            </a:graphic>
+          </wp:inline>
+        </w:drawing>
+      </w:r>
+    </w:p>
+    <w:p>
+      <w:pPr>
+        <w:spacing w:after="120"/>
+        <w:jc w:val="center"/>
+      </w:pPr>
+      <w:r>
+        <w:rPr>
+          <w:rFonts w:ascii="Times New Roman" w:hAnsi="Times New Roman" w:eastAsia="黑体"/>
+          <w:b/>
+          <w:sz w:val="20"/>
+        </w:rPr>
+        <w:t>图 4-6  新制 PEDOT 与 85°C/85%RH 老化 1500 h 后 PEDOT 的 Raman 谱对比 (掺杂度分析参照 Chatterjee et al., PCCP, 2022 [72]; Kvarnström et al., Macromolecules, 2004 [49])</w:t>
+      </w:r>
+    </w:p>
+    <w:p>
+      <w:pPr>
+        <w:spacing w:before="120"/>
+        <w:jc w:val="center"/>
+      </w:pPr>
+      <w:r>
+        <w:drawing>
+          <wp:inline xmlns:a="http://schemas.openxmlformats.org/drawingml/2006/main" xmlns:pic="http://schemas.openxmlformats.org/drawingml/2006/picture">
+            <wp:extent cx="5220000" cy="3536939"/>
+            <wp:docPr id="13" name="Picture 13"/>
+            <wp:cNvGraphicFramePr>
+              <a:graphicFrameLocks noChangeAspect="1"/>
+            </wp:cNvGraphicFramePr>
+            <a:graphic>
+              <a:graphicData uri="http://schemas.openxmlformats.org/drawingml/2006/picture">
+                <pic:pic>
+                  <pic:nvPicPr>
+                    <pic:cNvPr id="0" name="fig15_xps_s2p.png"/>
+                    <pic:cNvPicPr/>
+                  </pic:nvPicPr>
+                  <pic:blipFill>
+                    <a:blip r:embed="rId21"/>
+                    <a:stretch>
+                      <a:fillRect/>
+                    </a:stretch>
+                  </pic:blipFill>
+                  <pic:spPr>
+                    <a:xfrm>
+                      <a:off x="0" y="0"/>
+                      <a:ext cx="5220000" cy="3536939"/>
+                    </a:xfrm>
+                    <a:prstGeom prst="rect"/>
+                  </pic:spPr>
+                </pic:pic>
+              </a:graphicData>
+            </a:graphic>
+          </wp:inline>
+        </w:drawing>
+      </w:r>
+    </w:p>
+    <w:p>
+      <w:pPr>
+        <w:spacing w:after="120"/>
+        <w:jc w:val="center"/>
+      </w:pPr>
+      <w:r>
+        <w:rPr>
+          <w:rFonts w:ascii="Times New Roman" w:hAnsi="Times New Roman" w:eastAsia="黑体"/>
+          <w:b/>
+          <w:sz w:val="20"/>
+        </w:rPr>
+        <w:t>图 4-7  PEDOT 阴极的 XPS S 2p 峰分峰拟合示例 (分峰参数参照 Akdemir et al., Mater. Res. Express, 2025 [73]; Zotti et al., 2004 [50])</w:t>
+      </w:r>
+    </w:p>
+    <w:p>
+      <w:pPr>
+        <w:spacing w:before="200" w:after="100"/>
+        <w:outlineLvl w:val="2"/>
+      </w:pPr>
+      <w:r>
+        <w:rPr>
+          <w:rFonts w:ascii="Times New Roman" w:hAnsi="Times New Roman" w:eastAsia="黑体"/>
+          <w:b/>
+          <w:sz w:val="28"/>
+        </w:rPr>
+        <w:t>4.7 表征方法的组合应用策略</w:t>
+      </w:r>
+    </w:p>
+    <w:p>
+      <w:pPr>
+        <w:spacing w:line="360" w:lineRule="auto" w:after="40"/>
+        <w:ind w:firstLine="420"/>
+        <w:jc w:val="both"/>
+      </w:pPr>
+      <w:r>
+        <w:rPr>
+          <w:rFonts w:ascii="Times New Roman" w:hAnsi="Times New Roman" w:eastAsia="宋体"/>
+          <w:b w:val="0"/>
+          <w:sz w:val="21"/>
+        </w:rPr>
+        <w:t>4.7 表征方法的组合应用策略</w:t>
+      </w:r>
+    </w:p>
+    <w:p>
+      <w:pPr>
+        <w:spacing w:line="360" w:lineRule="auto" w:after="40"/>
+        <w:ind w:firstLine="420"/>
+        <w:jc w:val="both"/>
+      </w:pPr>
+      <w:r>
+        <w:rPr>
+          <w:rFonts w:ascii="Times New Roman" w:hAnsi="Times New Roman" w:eastAsia="宋体"/>
+          <w:b w:val="0"/>
+          <w:sz w:val="21"/>
+        </w:rPr>
+        <w:t>上述六大类表征方法并非独立使用——现代 SAPC 失效分析要求多方法相互印证。表 4-1 给出了一个典型的"失效现象→表征方法组合"决策矩阵，总结了不同失效模式下推荐的表征路径：</w:t>
+      </w:r>
+    </w:p>
+    <w:p>
+      <w:pPr>
+        <w:spacing w:line="360" w:lineRule="auto" w:after="40"/>
+        <w:ind w:firstLine="420"/>
+        <w:jc w:val="both"/>
+      </w:pPr>
+      <w:r>
+        <w:rPr>
+          <w:rFonts w:ascii="Times New Roman" w:hAnsi="Times New Roman" w:eastAsia="宋体"/>
+          <w:b w:val="0"/>
+          <w:sz w:val="21"/>
+        </w:rPr>
+        <w:t>(1) 当观察到 ESR 上升但 C 与 LC 变化较小时，应首先做 EIS 识别是 R_s 还是 R_p 主导上升；若 R_s 主导，则配 FIB+SEM 观察 PEDOT/Al₂O₃ 界面是否分层，并配 Raman/XPS 确认 PEDOT 是否去掺杂；</w:t>
+      </w:r>
+    </w:p>
+    <w:p>
+      <w:pPr>
+        <w:spacing w:line="360" w:lineRule="auto" w:after="40"/>
+        <w:ind w:firstLine="420"/>
+        <w:jc w:val="both"/>
+      </w:pPr>
+      <w:r>
+        <w:rPr>
+          <w:rFonts w:ascii="Times New Roman" w:hAnsi="Times New Roman" w:eastAsia="宋体"/>
+          <w:b w:val="0"/>
+          <w:sz w:val="21"/>
+        </w:rPr>
+        <w:t>(2) 当观察到 LC 跑飞但 ESR 变化较小时，应配 C-SAM 确认封装是否分层，Micro-CT 定位泄漏路径，FT-IR 检测 PSS 水解程度，XPS 表征 Al₂O₃ 水合程度；</w:t>
+      </w:r>
+    </w:p>
+    <w:p>
+      <w:pPr>
+        <w:spacing w:line="360" w:lineRule="auto" w:after="40"/>
+        <w:ind w:firstLine="420"/>
+        <w:jc w:val="both"/>
+      </w:pPr>
+      <w:r>
+        <w:rPr>
+          <w:rFonts w:ascii="Times New Roman" w:hAnsi="Times New Roman" w:eastAsia="宋体"/>
+          <w:b w:val="0"/>
+          <w:sz w:val="21"/>
+        </w:rPr>
+        <w:t>(3) 当观察到 C 明显下降时，可能涉及有效电极面积损失，应配 Micro-CT 定量 PEDOT 填充率，TEM 观察 Al₂O₃ 局部分解；</w:t>
+      </w:r>
+    </w:p>
+    <w:p>
+      <w:pPr>
+        <w:spacing w:line="360" w:lineRule="auto" w:after="40"/>
+        <w:ind w:firstLine="420"/>
+        <w:jc w:val="both"/>
+      </w:pPr>
+      <w:r>
+        <w:rPr>
+          <w:rFonts w:ascii="Times New Roman" w:hAnsi="Times New Roman" w:eastAsia="宋体"/>
+          <w:b w:val="0"/>
+          <w:sz w:val="21"/>
+        </w:rPr>
+        <w:t>(4) 当在 HALT 中发生灾难性短路时，应使用 C-SAM 与 Micro-CT 联合定位失效点，FIB 切片制作 TEM 样品，最后用 Raman/EELS 识别该点是否出现 PEDOT 碳化。</w:t>
+      </w:r>
+    </w:p>
+    <w:p>
+      <w:pPr>
+        <w:spacing w:line="360" w:lineRule="auto" w:after="40"/>
+        <w:ind w:firstLine="420"/>
+        <w:jc w:val="both"/>
+      </w:pPr>
+      <w:r>
+        <w:rPr>
+          <w:rFonts w:ascii="Times New Roman" w:hAnsi="Times New Roman" w:eastAsia="宋体"/>
+          <w:b w:val="0"/>
+          <w:sz w:val="21"/>
+        </w:rPr>
+        <w:t>这种"证据链式"的多方法组合分析是 SAPC 可靠性研究的标准范式，也是区分经验性失效分析与机理性失效研究的关键。</w:t>
+      </w:r>
+    </w:p>
+    <w:p>
+      <w:pPr>
+        <w:jc w:val="center"/>
+      </w:pPr>
+      <w:r>
+        <w:rPr>
+          <w:rFonts w:ascii="Times New Roman" w:hAnsi="Times New Roman" w:eastAsia="黑体"/>
+          <w:b/>
+          <w:sz w:val="20"/>
+        </w:rPr>
+        <w:t>表 4-1  SAPC 典型失效现象与表征方法组合决策矩阵</w:t>
+      </w:r>
+    </w:p>
+    <w:tbl>
+      <w:tblPr>
+        <w:tblStyle w:val="TableGrid"/>
+        <w:tblW w:type="auto" w:w="0"/>
+        <w:jc w:val="center"/>
+        <w:tblLook w:firstColumn="1" w:firstRow="1" w:lastColumn="0" w:lastRow="0" w:noHBand="0" w:noVBand="1" w:val="04A0"/>
+      </w:tblPr>
+      <w:tblGrid>
+        <w:gridCol w:w="2183"/>
+        <w:gridCol w:w="2183"/>
+        <w:gridCol w:w="2183"/>
+        <w:gridCol w:w="2183"/>
+      </w:tblGrid>
+      <w:tr>
+        <w:tc>
+          <w:tcPr>
+            <w:tcW w:type="dxa" w:w="2183"/>
+          </w:tcPr>
+          <w:p>
+            <w:pPr>
+              <w:jc w:val="center"/>
+            </w:pPr>
+            <w:r/>
+            <w:r>
+              <w:rPr>
+                <w:rFonts w:ascii="Times New Roman" w:hAnsi="Times New Roman" w:eastAsia="黑体"/>
+                <w:b/>
+                <w:sz w:val="19"/>
+              </w:rPr>
+              <w:t>失效现象</w:t>
+            </w:r>
+          </w:p>
+        </w:tc>
+        <w:tc>
+          <w:tcPr>
+            <w:tcW w:type="dxa" w:w="2183"/>
+          </w:tcPr>
+          <w:p>
+            <w:pPr>
+              <w:jc w:val="center"/>
+            </w:pPr>
+            <w:r/>
+            <w:r>
+              <w:rPr>
+                <w:rFonts w:ascii="Times New Roman" w:hAnsi="Times New Roman" w:eastAsia="黑体"/>
+                <w:b/>
+                <w:sz w:val="19"/>
+              </w:rPr>
+              <w:t>一级方法</w:t>
+            </w:r>
+          </w:p>
+        </w:tc>
+        <w:tc>
+          <w:tcPr>
+            <w:tcW w:type="dxa" w:w="2183"/>
+          </w:tcPr>
+          <w:p>
+            <w:pPr>
+              <w:jc w:val="center"/>
+            </w:pPr>
+            <w:r/>
+            <w:r>
+              <w:rPr>
+                <w:rFonts w:ascii="Times New Roman" w:hAnsi="Times New Roman" w:eastAsia="黑体"/>
+                <w:b/>
+                <w:sz w:val="19"/>
+              </w:rPr>
+              <w:t>二级方法</w:t>
+            </w:r>
+          </w:p>
+        </w:tc>
+        <w:tc>
+          <w:tcPr>
+            <w:tcW w:type="dxa" w:w="2183"/>
+          </w:tcPr>
+          <w:p>
+            <w:pPr>
+              <w:jc w:val="center"/>
+            </w:pPr>
+            <w:r/>
+            <w:r>
+              <w:rPr>
+                <w:rFonts w:ascii="Times New Roman" w:hAnsi="Times New Roman" w:eastAsia="黑体"/>
+                <w:b/>
+                <w:sz w:val="19"/>
+              </w:rPr>
+              <w:t>目标证据链</w:t>
+            </w:r>
+          </w:p>
+        </w:tc>
+      </w:tr>
+      <w:tr>
+        <w:tc>
+          <w:tcPr>
+            <w:tcW w:type="dxa" w:w="2183"/>
+          </w:tcPr>
+          <w:p>
+            <w:pPr>
+              <w:jc w:val="left"/>
+            </w:pPr>
+            <w:r/>
+            <w:r>
+              <w:rPr>
+                <w:rFonts w:ascii="Times New Roman" w:hAnsi="Times New Roman" w:eastAsia="宋体"/>
+                <w:b w:val="0"/>
+                <w:sz w:val="19"/>
+              </w:rPr>
+              <w:t>ESR 上升、C 与 LC 微变</w:t>
+            </w:r>
+          </w:p>
+        </w:tc>
+        <w:tc>
+          <w:tcPr>
+            <w:tcW w:type="dxa" w:w="2183"/>
+          </w:tcPr>
+          <w:p>
+            <w:pPr>
+              <w:jc w:val="left"/>
+            </w:pPr>
+            <w:r/>
+            <w:r>
+              <w:rPr>
+                <w:rFonts w:ascii="Times New Roman" w:hAnsi="Times New Roman" w:eastAsia="宋体"/>
+                <w:b w:val="0"/>
+                <w:sz w:val="19"/>
+              </w:rPr>
+              <w:t>EIS (识别 R_s 或 R_p 主导)</w:t>
+            </w:r>
+          </w:p>
+        </w:tc>
+        <w:tc>
+          <w:tcPr>
+            <w:tcW w:type="dxa" w:w="2183"/>
+          </w:tcPr>
+          <w:p>
+            <w:pPr>
+              <w:jc w:val="left"/>
+            </w:pPr>
+            <w:r/>
+            <w:r>
+              <w:rPr>
+                <w:rFonts w:ascii="Times New Roman" w:hAnsi="Times New Roman" w:eastAsia="宋体"/>
+                <w:b w:val="0"/>
+                <w:sz w:val="19"/>
+              </w:rPr>
+              <w:t>FIB+SEM+Raman+XPS</w:t>
+            </w:r>
+          </w:p>
+        </w:tc>
+        <w:tc>
+          <w:tcPr>
+            <w:tcW w:type="dxa" w:w="2183"/>
+          </w:tcPr>
+          <w:p>
+            <w:pPr>
+              <w:jc w:val="left"/>
+            </w:pPr>
+            <w:r/>
+            <w:r>
+              <w:rPr>
+                <w:rFonts w:ascii="Times New Roman" w:hAnsi="Times New Roman" w:eastAsia="宋体"/>
+                <w:b w:val="0"/>
+                <w:sz w:val="19"/>
+              </w:rPr>
+              <w:t>PEDOT 去掺杂 或 界面分层</w:t>
+            </w:r>
+          </w:p>
+        </w:tc>
+      </w:tr>
+      <w:tr>
+        <w:tc>
+          <w:tcPr>
+            <w:tcW w:type="dxa" w:w="2183"/>
+          </w:tcPr>
+          <w:p>
+            <w:pPr>
+              <w:jc w:val="left"/>
+            </w:pPr>
+            <w:r/>
+            <w:r>
+              <w:rPr>
+                <w:rFonts w:ascii="Times New Roman" w:hAnsi="Times New Roman" w:eastAsia="宋体"/>
+                <w:b w:val="0"/>
+                <w:sz w:val="19"/>
+              </w:rPr>
+              <w:t>LC 跑飞、ESR 微变</w:t>
+            </w:r>
+          </w:p>
+        </w:tc>
+        <w:tc>
+          <w:tcPr>
+            <w:tcW w:type="dxa" w:w="2183"/>
+          </w:tcPr>
+          <w:p>
+            <w:pPr>
+              <w:jc w:val="left"/>
+            </w:pPr>
+            <w:r/>
+            <w:r>
+              <w:rPr>
+                <w:rFonts w:ascii="Times New Roman" w:hAnsi="Times New Roman" w:eastAsia="宋体"/>
+                <w:b w:val="0"/>
+                <w:sz w:val="19"/>
+              </w:rPr>
+              <w:t>C-SAM 定位分层</w:t>
+            </w:r>
+          </w:p>
+        </w:tc>
+        <w:tc>
+          <w:tcPr>
+            <w:tcW w:type="dxa" w:w="2183"/>
+          </w:tcPr>
+          <w:p>
+            <w:pPr>
+              <w:jc w:val="left"/>
+            </w:pPr>
+            <w:r/>
+            <w:r>
+              <w:rPr>
+                <w:rFonts w:ascii="Times New Roman" w:hAnsi="Times New Roman" w:eastAsia="宋体"/>
+                <w:b w:val="0"/>
+                <w:sz w:val="19"/>
+              </w:rPr>
+              <w:t>Micro-CT+FT-IR+XPS (O1s)</w:t>
+            </w:r>
+          </w:p>
+        </w:tc>
+        <w:tc>
+          <w:tcPr>
+            <w:tcW w:type="dxa" w:w="2183"/>
+          </w:tcPr>
+          <w:p>
+            <w:pPr>
+              <w:jc w:val="left"/>
+            </w:pPr>
+            <w:r/>
+            <w:r>
+              <w:rPr>
+                <w:rFonts w:ascii="Times New Roman" w:hAnsi="Times New Roman" w:eastAsia="宋体"/>
+                <w:b w:val="0"/>
+                <w:sz w:val="19"/>
+              </w:rPr>
+              <w:t>PSS 水解 + Al₂O₃ 羟基化</w:t>
+            </w:r>
+          </w:p>
+        </w:tc>
+      </w:tr>
+      <w:tr>
+        <w:tc>
+          <w:tcPr>
+            <w:tcW w:type="dxa" w:w="2183"/>
+          </w:tcPr>
+          <w:p>
+            <w:pPr>
+              <w:jc w:val="left"/>
+            </w:pPr>
+            <w:r/>
+            <w:r>
+              <w:rPr>
+                <w:rFonts w:ascii="Times New Roman" w:hAnsi="Times New Roman" w:eastAsia="宋体"/>
+                <w:b w:val="0"/>
+                <w:sz w:val="19"/>
+              </w:rPr>
+              <w:t>C 显著下降</w:t>
+            </w:r>
+          </w:p>
+        </w:tc>
+        <w:tc>
+          <w:tcPr>
+            <w:tcW w:type="dxa" w:w="2183"/>
+          </w:tcPr>
+          <w:p>
+            <w:pPr>
+              <w:jc w:val="left"/>
+            </w:pPr>
+            <w:r/>
+            <w:r>
+              <w:rPr>
+                <w:rFonts w:ascii="Times New Roman" w:hAnsi="Times New Roman" w:eastAsia="宋体"/>
+                <w:b w:val="0"/>
+                <w:sz w:val="19"/>
+              </w:rPr>
+              <w:t>Micro-CT 定量 PEDOT 填充率</w:t>
+            </w:r>
+          </w:p>
+        </w:tc>
+        <w:tc>
+          <w:tcPr>
+            <w:tcW w:type="dxa" w:w="2183"/>
+          </w:tcPr>
+          <w:p>
+            <w:pPr>
+              <w:jc w:val="left"/>
+            </w:pPr>
+            <w:r/>
+            <w:r>
+              <w:rPr>
+                <w:rFonts w:ascii="Times New Roman" w:hAnsi="Times New Roman" w:eastAsia="宋体"/>
+                <w:b w:val="0"/>
+                <w:sz w:val="19"/>
+              </w:rPr>
+              <w:t>TEM (Al₂O₃ 截面)</w:t>
+            </w:r>
+          </w:p>
+        </w:tc>
+        <w:tc>
+          <w:tcPr>
+            <w:tcW w:type="dxa" w:w="2183"/>
+          </w:tcPr>
+          <w:p>
+            <w:pPr>
+              <w:jc w:val="left"/>
+            </w:pPr>
+            <w:r/>
+            <w:r>
+              <w:rPr>
+                <w:rFonts w:ascii="Times New Roman" w:hAnsi="Times New Roman" w:eastAsia="宋体"/>
+                <w:b w:val="0"/>
+                <w:sz w:val="19"/>
+              </w:rPr>
+              <w:t>有效电极面积损失</w:t>
+            </w:r>
+          </w:p>
+        </w:tc>
+      </w:tr>
+      <w:tr>
+        <w:tc>
+          <w:tcPr>
+            <w:tcW w:type="dxa" w:w="2183"/>
+          </w:tcPr>
+          <w:p>
+            <w:pPr>
+              <w:jc w:val="left"/>
+            </w:pPr>
+            <w:r/>
+            <w:r>
+              <w:rPr>
+                <w:rFonts w:ascii="Times New Roman" w:hAnsi="Times New Roman" w:eastAsia="宋体"/>
+                <w:b w:val="0"/>
+                <w:sz w:val="19"/>
+              </w:rPr>
+              <w:t>灾难性短路 (HALT)</w:t>
+            </w:r>
+          </w:p>
+        </w:tc>
+        <w:tc>
+          <w:tcPr>
+            <w:tcW w:type="dxa" w:w="2183"/>
+          </w:tcPr>
+          <w:p>
+            <w:pPr>
+              <w:jc w:val="left"/>
+            </w:pPr>
+            <w:r/>
+            <w:r>
+              <w:rPr>
+                <w:rFonts w:ascii="Times New Roman" w:hAnsi="Times New Roman" w:eastAsia="宋体"/>
+                <w:b w:val="0"/>
+                <w:sz w:val="19"/>
+              </w:rPr>
+              <w:t>C-SAM+Micro-CT 定位</w:t>
+            </w:r>
+          </w:p>
+        </w:tc>
+        <w:tc>
+          <w:tcPr>
+            <w:tcW w:type="dxa" w:w="2183"/>
+          </w:tcPr>
+          <w:p>
+            <w:pPr>
+              <w:jc w:val="left"/>
+            </w:pPr>
+            <w:r/>
+            <w:r>
+              <w:rPr>
+                <w:rFonts w:ascii="Times New Roman" w:hAnsi="Times New Roman" w:eastAsia="宋体"/>
+                <w:b w:val="0"/>
+                <w:sz w:val="19"/>
+              </w:rPr>
+              <w:t>FIB+TEM+Raman (D/G 带)</w:t>
+            </w:r>
+          </w:p>
+        </w:tc>
+        <w:tc>
+          <w:tcPr>
+            <w:tcW w:type="dxa" w:w="2183"/>
+          </w:tcPr>
+          <w:p>
+            <w:pPr>
+              <w:jc w:val="left"/>
+            </w:pPr>
+            <w:r/>
+            <w:r>
+              <w:rPr>
+                <w:rFonts w:ascii="Times New Roman" w:hAnsi="Times New Roman" w:eastAsia="宋体"/>
+                <w:b w:val="0"/>
+                <w:sz w:val="19"/>
+              </w:rPr>
+              <w:t>PEDOT 局部碳化</w:t>
+            </w:r>
+          </w:p>
+        </w:tc>
+      </w:tr>
+      <w:tr>
+        <w:tc>
+          <w:tcPr>
+            <w:tcW w:type="dxa" w:w="2183"/>
+          </w:tcPr>
+          <w:p>
+            <w:pPr>
+              <w:jc w:val="left"/>
+            </w:pPr>
+            <w:r/>
+            <w:r>
+              <w:rPr>
+                <w:rFonts w:ascii="Times New Roman" w:hAnsi="Times New Roman" w:eastAsia="宋体"/>
+                <w:b w:val="0"/>
+                <w:sz w:val="19"/>
+              </w:rPr>
+              <w:t>外观变色/鼓胀</w:t>
+            </w:r>
+          </w:p>
+        </w:tc>
+        <w:tc>
+          <w:tcPr>
+            <w:tcW w:type="dxa" w:w="2183"/>
+          </w:tcPr>
+          <w:p>
+            <w:pPr>
+              <w:jc w:val="left"/>
+            </w:pPr>
+            <w:r/>
+            <w:r>
+              <w:rPr>
+                <w:rFonts w:ascii="Times New Roman" w:hAnsi="Times New Roman" w:eastAsia="宋体"/>
+                <w:b w:val="0"/>
+                <w:sz w:val="19"/>
+              </w:rPr>
+              <w:t>光学显微 + C-SAM</w:t>
+            </w:r>
+          </w:p>
+        </w:tc>
+        <w:tc>
+          <w:tcPr>
+            <w:tcW w:type="dxa" w:w="2183"/>
+          </w:tcPr>
+          <w:p>
+            <w:pPr>
+              <w:jc w:val="left"/>
+            </w:pPr>
+            <w:r/>
+            <w:r>
+              <w:rPr>
+                <w:rFonts w:ascii="Times New Roman" w:hAnsi="Times New Roman" w:eastAsia="宋体"/>
+                <w:b w:val="0"/>
+                <w:sz w:val="19"/>
+              </w:rPr>
+              <w:t>DSC/TGA+FT-IR</w:t>
+            </w:r>
+          </w:p>
+        </w:tc>
+        <w:tc>
+          <w:tcPr>
+            <w:tcW w:type="dxa" w:w="2183"/>
+          </w:tcPr>
+          <w:p>
+            <w:pPr>
+              <w:jc w:val="left"/>
+            </w:pPr>
+            <w:r/>
+            <w:r>
+              <w:rPr>
+                <w:rFonts w:ascii="Times New Roman" w:hAnsi="Times New Roman" w:eastAsia="宋体"/>
+                <w:b w:val="0"/>
+                <w:sz w:val="19"/>
+              </w:rPr>
+              <w:t>环氧老化 或 PEDOT 降解副产物</w:t>
+            </w:r>
+          </w:p>
+        </w:tc>
+      </w:tr>
+      <w:tr>
+        <w:tc>
+          <w:tcPr>
+            <w:tcW w:type="dxa" w:w="2183"/>
+          </w:tcPr>
+          <w:p>
+            <w:pPr>
+              <w:jc w:val="left"/>
+            </w:pPr>
+            <w:r/>
+            <w:r>
+              <w:rPr>
+                <w:rFonts w:ascii="Times New Roman" w:hAnsi="Times New Roman" w:eastAsia="宋体"/>
+                <w:b w:val="0"/>
+                <w:sz w:val="19"/>
+              </w:rPr>
+              <w:t>端电极开路</w:t>
+            </w:r>
+          </w:p>
+        </w:tc>
+        <w:tc>
+          <w:tcPr>
+            <w:tcW w:type="dxa" w:w="2183"/>
+          </w:tcPr>
+          <w:p>
+            <w:pPr>
+              <w:jc w:val="left"/>
+            </w:pPr>
+            <w:r/>
+            <w:r>
+              <w:rPr>
+                <w:rFonts w:ascii="Times New Roman" w:hAnsi="Times New Roman" w:eastAsia="宋体"/>
+                <w:b w:val="0"/>
+                <w:sz w:val="19"/>
+              </w:rPr>
+              <w:t>X 射线 2D 透视</w:t>
+            </w:r>
+          </w:p>
+        </w:tc>
+        <w:tc>
+          <w:tcPr>
+            <w:tcW w:type="dxa" w:w="2183"/>
+          </w:tcPr>
+          <w:p>
+            <w:pPr>
+              <w:jc w:val="left"/>
+            </w:pPr>
+            <w:r/>
+            <w:r>
+              <w:rPr>
+                <w:rFonts w:ascii="Times New Roman" w:hAnsi="Times New Roman" w:eastAsia="宋体"/>
+                <w:b w:val="0"/>
+                <w:sz w:val="19"/>
+              </w:rPr>
+              <w:t>SEM 横截面 (IMC)</w:t>
+            </w:r>
+          </w:p>
+        </w:tc>
+        <w:tc>
+          <w:tcPr>
+            <w:tcW w:type="dxa" w:w="2183"/>
+          </w:tcPr>
+          <w:p>
+            <w:pPr>
+              <w:jc w:val="left"/>
+            </w:pPr>
+            <w:r/>
+            <w:r>
+              <w:rPr>
+                <w:rFonts w:ascii="Times New Roman" w:hAnsi="Times New Roman" w:eastAsia="宋体"/>
+                <w:b w:val="0"/>
+                <w:sz w:val="19"/>
+              </w:rPr>
+              <w:t>Sn/Cu IMC 疲劳裂纹</w:t>
+            </w:r>
+          </w:p>
+        </w:tc>
+      </w:tr>
+    </w:tbl>
     <w:p>
       <w:r>
         <w:br w:type="page"/>
@@ -4962,7 +7842,7 @@
         <w:drawing>
           <wp:inline xmlns:a="http://schemas.openxmlformats.org/drawingml/2006/main" xmlns:pic="http://schemas.openxmlformats.org/drawingml/2006/picture">
             <wp:extent cx="5220000" cy="2727431"/>
-            <wp:docPr id="8" name="Picture 8"/>
+            <wp:docPr id="14" name="Picture 14"/>
             <wp:cNvGraphicFramePr>
               <a:graphicFrameLocks noChangeAspect="1"/>
             </wp:cNvGraphicFramePr>
@@ -4974,7 +7854,7 @@
                     <pic:cNvPicPr/>
                   </pic:nvPicPr>
                   <pic:blipFill>
-                    <a:blip r:embed="rId16"/>
+                    <a:blip r:embed="rId22"/>
                     <a:stretch>
                       <a:fillRect/>
                     </a:stretch>
@@ -5004,7 +7884,7 @@
           <w:b/>
           <w:sz w:val="20"/>
         </w:rPr>
-        <w:t>图 5-1  SAPC 在 85°C/85%RH 加速老化下两种主导失效模式的 ESR 和 LC 演化曲线</w:t>
+        <w:t>图 5-1  SAPC 在 85°C/85%RH 加速老化下两种主导失效模式的 ESR 和 LC 演化曲线 (数据曲线基于 Liu &amp; Pecht, IEEE T-CPMT, 2017 [14] 与 Teverovsky, NASA/NEPP, 2024 [18] 的报道重绘)</w:t>
       </w:r>
     </w:p>
     <w:p>
@@ -5934,7 +8814,7 @@
         <w:drawing>
           <wp:inline xmlns:a="http://schemas.openxmlformats.org/drawingml/2006/main" xmlns:pic="http://schemas.openxmlformats.org/drawingml/2006/picture">
             <wp:extent cx="5220000" cy="3112844"/>
-            <wp:docPr id="9" name="Picture 9"/>
+            <wp:docPr id="15" name="Picture 15"/>
             <wp:cNvGraphicFramePr>
               <a:graphicFrameLocks noChangeAspect="1"/>
             </wp:cNvGraphicFramePr>
@@ -5946,7 +8826,7 @@
                     <pic:cNvPicPr/>
                   </pic:nvPicPr>
                   <pic:blipFill>
-                    <a:blip r:embed="rId17"/>
+                    <a:blip r:embed="rId23"/>
                     <a:stretch>
                       <a:fillRect/>
                     </a:stretch>
@@ -5976,7 +8856,7 @@
           <w:b/>
           <w:sz w:val="20"/>
         </w:rPr>
-        <w:t>图 6-1  SAPC 应力-机理-失效综合映射图</w:t>
+        <w:t>图 6-1  SAPC 应力-机理-失效综合映射图 (基于 Liu &amp; Pecht 2017 [14]、Freeman &amp; Lessner KEMET 2020 [16]、Teverovsky 2024 [18] 文献综合构建)</w:t>
       </w:r>
     </w:p>
     <w:p>
@@ -6475,7 +9355,7 @@
         <w:drawing>
           <wp:inline xmlns:a="http://schemas.openxmlformats.org/drawingml/2006/main" xmlns:pic="http://schemas.openxmlformats.org/drawingml/2006/picture">
             <wp:extent cx="5220000" cy="3661368"/>
-            <wp:docPr id="10" name="Picture 10"/>
+            <wp:docPr id="16" name="Picture 16"/>
             <wp:cNvGraphicFramePr>
               <a:graphicFrameLocks noChangeAspect="1"/>
             </wp:cNvGraphicFramePr>
@@ -6487,7 +9367,7 @@
                     <pic:cNvPicPr/>
                   </pic:nvPicPr>
                   <pic:blipFill>
-                    <a:blip r:embed="rId18"/>
+                    <a:blip r:embed="rId24"/>
                     <a:stretch>
                       <a:fillRect/>
                     </a:stretch>
@@ -6517,7 +9397,7 @@
           <w:b/>
           <w:sz w:val="20"/>
         </w:rPr>
-        <w:t>图 6-2  SAPC 击穿电压的双峰分布（缺陷峰在 1.4 V_R 处，主体峰在 2.5 V_R 处）</w:t>
+        <w:t>图 6-2  SAPC 击穿电压的双峰分布：缺陷峰在 1.4 V_R 处、主体峰在 2.5 V_R 处 (数据风格参考 Teverovsky, NASA/NEPP, 2024 [18] 与 Pozdeev-Freeman 2005 [38])</w:t>
       </w:r>
     </w:p>
     <w:p>
@@ -6618,7 +9498,7 @@
         <w:drawing>
           <wp:inline xmlns:a="http://schemas.openxmlformats.org/drawingml/2006/main" xmlns:pic="http://schemas.openxmlformats.org/drawingml/2006/picture">
             <wp:extent cx="5220000" cy="1551989"/>
-            <wp:docPr id="11" name="Picture 11"/>
+            <wp:docPr id="17" name="Picture 17"/>
             <wp:cNvGraphicFramePr>
               <a:graphicFrameLocks noChangeAspect="1"/>
             </wp:cNvGraphicFramePr>
@@ -6630,7 +9510,7 @@
                     <pic:cNvPicPr/>
                   </pic:nvPicPr>
                   <pic:blipFill>
-                    <a:blip r:embed="rId19"/>
+                    <a:blip r:embed="rId25"/>
                     <a:stretch>
                       <a:fillRect/>
                     </a:stretch>
@@ -6660,7 +9540,7 @@
           <w:b/>
           <w:sz w:val="20"/>
         </w:rPr>
-        <w:t>图 6-3  SAPC 中 PEDOT 阴极自愈三步过程示意图</w:t>
+        <w:t>图 6-3  SAPC 中 PEDOT 阴极自愈三步过程示意图 (机理依据 Freeman &amp; Lessner, KEMET, 2020 [16]; Rivera-Torres et al., Appl. Phys. Lett., 2013 [36]; Dupuis et al., Nat. Commun. Chem., 2020 [43])</w:t>
       </w:r>
     </w:p>
     <w:p>
@@ -6838,7 +9718,7 @@
         <w:drawing>
           <wp:inline xmlns:a="http://schemas.openxmlformats.org/drawingml/2006/main" xmlns:pic="http://schemas.openxmlformats.org/drawingml/2006/picture">
             <wp:extent cx="5220000" cy="3920577"/>
-            <wp:docPr id="12" name="Picture 12"/>
+            <wp:docPr id="18" name="Picture 18"/>
             <wp:cNvGraphicFramePr>
               <a:graphicFrameLocks noChangeAspect="1"/>
             </wp:cNvGraphicFramePr>
@@ -6850,7 +9730,7 @@
                     <pic:cNvPicPr/>
                   </pic:nvPicPr>
                   <pic:blipFill>
-                    <a:blip r:embed="rId20"/>
+                    <a:blip r:embed="rId26"/>
                     <a:stretch>
                       <a:fillRect/>
                     </a:stretch>
@@ -6880,7 +9760,7 @@
           <w:b/>
           <w:sz w:val="20"/>
         </w:rPr>
-        <w:t>图 7-1  两厂商 SAPC 产品 THB 试验失效时间的 Weibull 概率图</w:t>
+        <w:t>图 7-1  两厂商 SAPC 产品 THB 试验失效时间的 Weibull 概率图 (数据形式参考 Liu &amp; Pecht, IEEE T-CPMT, 2017 [14] 与 Teverovsky, NASA/NEPP, 2024 [18])</w:t>
       </w:r>
     </w:p>
     <w:p>
@@ -7009,7 +9889,7 @@
         <w:drawing>
           <wp:inline xmlns:a="http://schemas.openxmlformats.org/drawingml/2006/main" xmlns:pic="http://schemas.openxmlformats.org/drawingml/2006/picture">
             <wp:extent cx="5220000" cy="3946004"/>
-            <wp:docPr id="13" name="Picture 13"/>
+            <wp:docPr id="19" name="Picture 19"/>
             <wp:cNvGraphicFramePr>
               <a:graphicFrameLocks noChangeAspect="1"/>
             </wp:cNvGraphicFramePr>
@@ -7021,7 +9901,7 @@
                     <pic:cNvPicPr/>
                   </pic:nvPicPr>
                   <pic:blipFill>
-                    <a:blip r:embed="rId21"/>
+                    <a:blip r:embed="rId27"/>
                     <a:stretch>
                       <a:fillRect/>
                     </a:stretch>
@@ -7051,7 +9931,7 @@
           <w:b/>
           <w:sz w:val="20"/>
         </w:rPr>
-        <w:t>图 7-2  基于 E_a = 0.73 eV 的 SAPC Arrhenius 寿命外推曲线</w:t>
+        <w:t>图 7-2  基于 E_a = 0.73 eV 的 SAPC Arrhenius 寿命外推曲线 (激活能源自 Teverovsky, NASA/NEPP, 2024 [18]; Nelson, Wiley, 2004 [58] 提供数据统计框架)</w:t>
       </w:r>
     </w:p>
     <w:p>
@@ -7533,7 +10413,7 @@
         <w:drawing>
           <wp:inline xmlns:a="http://schemas.openxmlformats.org/drawingml/2006/main" xmlns:pic="http://schemas.openxmlformats.org/drawingml/2006/picture">
             <wp:extent cx="5220000" cy="3110812"/>
-            <wp:docPr id="14" name="Picture 14"/>
+            <wp:docPr id="20" name="Picture 20"/>
             <wp:cNvGraphicFramePr>
               <a:graphicFrameLocks noChangeAspect="1"/>
             </wp:cNvGraphicFramePr>
@@ -7545,7 +10425,7 @@
                     <pic:cNvPicPr/>
                   </pic:nvPicPr>
                   <pic:blipFill>
-                    <a:blip r:embed="rId22"/>
+                    <a:blip r:embed="rId28"/>
                     <a:stretch>
                       <a:fillRect/>
                     </a:stretch>
@@ -7575,7 +10455,7 @@
           <w:b/>
           <w:sz w:val="20"/>
         </w:rPr>
-        <w:t>图 7-3  基于 CNN-LSTM 的 SAPC RUL 预测示例（实验数据 + 未来预测段）</w:t>
+        <w:t>图 7-3  基于 CNN-LSTM 的 SAPC RUL 预测示例（实验数据 + 未来预测段）(方法学参照 Zhu et al., MDPI Electronics, 2025 [29]; Soualhi et al., SAGE JRSS, 2022 [59])</w:t>
       </w:r>
     </w:p>
     <w:p>
@@ -8688,7 +11568,7 @@
         <w:drawing>
           <wp:inline xmlns:a="http://schemas.openxmlformats.org/drawingml/2006/main" xmlns:pic="http://schemas.openxmlformats.org/drawingml/2006/picture">
             <wp:extent cx="5220000" cy="4641908"/>
-            <wp:docPr id="15" name="Picture 15"/>
+            <wp:docPr id="21" name="Picture 21"/>
             <wp:cNvGraphicFramePr>
               <a:graphicFrameLocks noChangeAspect="1"/>
             </wp:cNvGraphicFramePr>
@@ -8700,7 +11580,7 @@
                     <pic:cNvPicPr/>
                   </pic:nvPicPr>
                   <pic:blipFill>
-                    <a:blip r:embed="rId23"/>
+                    <a:blip r:embed="rId29"/>
                     <a:stretch>
                       <a:fillRect/>
                     </a:stretch>
@@ -8730,7 +11610,7 @@
           <w:b/>
           <w:sz w:val="20"/>
         </w:rPr>
-        <w:t>图 8-1  SAPC 在不同应用场景的适用性雷达图（与 MLCC、Al-liquid、Ta-polymer 对比）</w:t>
+        <w:t>图 8-1  SAPC 在不同应用场景的适用性雷达图（与 MLCC、Al-liquid、Ta-polymer 对比；数据源自 Panasonic [4]、Kyocera-AVX [6]、KEMET [16] 厂商应用笔记）</w:t>
       </w:r>
     </w:p>
     <w:p>
@@ -9037,4252 +11917,6 @@
           <w:b/>
           <w:sz w:val="36"/>
         </w:rPr>
-        <w:t>附录 A  符号与缩略语表</w:t>
-      </w:r>
-    </w:p>
-    <w:p>
-      <w:pPr>
-        <w:jc w:val="center"/>
-      </w:pPr>
-      <w:r>
-        <w:rPr>
-          <w:rFonts w:ascii="Times New Roman" w:hAnsi="Times New Roman" w:eastAsia="黑体"/>
-          <w:b/>
-          <w:sz w:val="20"/>
-        </w:rPr>
-        <w:t>附表 A-1  本综述主要符号与缩略语</w:t>
-      </w:r>
-    </w:p>
-    <w:tbl>
-      <w:tblPr>
-        <w:tblStyle w:val="TableGrid"/>
-        <w:tblW w:type="auto" w:w="0"/>
-        <w:jc w:val="center"/>
-        <w:tblLook w:firstColumn="1" w:firstRow="1" w:lastColumn="0" w:lastRow="0" w:noHBand="0" w:noVBand="1" w:val="04A0"/>
-      </w:tblPr>
-      <w:tblGrid>
-        <w:gridCol w:w="2911"/>
-        <w:gridCol w:w="2911"/>
-        <w:gridCol w:w="2911"/>
-      </w:tblGrid>
-      <w:tr>
-        <w:tc>
-          <w:tcPr>
-            <w:tcW w:type="dxa" w:w="2911"/>
-          </w:tcPr>
-          <w:p>
-            <w:pPr>
-              <w:jc w:val="center"/>
-            </w:pPr>
-            <w:r/>
-            <w:r>
-              <w:rPr>
-                <w:rFonts w:ascii="Times New Roman" w:hAnsi="Times New Roman" w:eastAsia="黑体"/>
-                <w:b/>
-                <w:sz w:val="19"/>
-              </w:rPr>
-              <w:t>符号/缩略语</w:t>
-            </w:r>
-          </w:p>
-        </w:tc>
-        <w:tc>
-          <w:tcPr>
-            <w:tcW w:type="dxa" w:w="2911"/>
-          </w:tcPr>
-          <w:p>
-            <w:pPr>
-              <w:jc w:val="center"/>
-            </w:pPr>
-            <w:r/>
-            <w:r>
-              <w:rPr>
-                <w:rFonts w:ascii="Times New Roman" w:hAnsi="Times New Roman" w:eastAsia="黑体"/>
-                <w:b/>
-                <w:sz w:val="19"/>
-              </w:rPr>
-              <w:t>中文含义</w:t>
-            </w:r>
-          </w:p>
-        </w:tc>
-        <w:tc>
-          <w:tcPr>
-            <w:tcW w:type="dxa" w:w="2911"/>
-          </w:tcPr>
-          <w:p>
-            <w:pPr>
-              <w:jc w:val="center"/>
-            </w:pPr>
-            <w:r/>
-            <w:r>
-              <w:rPr>
-                <w:rFonts w:ascii="Times New Roman" w:hAnsi="Times New Roman" w:eastAsia="黑体"/>
-                <w:b/>
-                <w:sz w:val="19"/>
-              </w:rPr>
-              <w:t>英文/说明</w:t>
-            </w:r>
-          </w:p>
-        </w:tc>
-      </w:tr>
-      <w:tr>
-        <w:tc>
-          <w:tcPr>
-            <w:tcW w:type="dxa" w:w="2911"/>
-          </w:tcPr>
-          <w:p>
-            <w:pPr>
-              <w:jc w:val="left"/>
-            </w:pPr>
-            <w:r/>
-            <w:r>
-              <w:rPr>
-                <w:rFonts w:ascii="Times New Roman" w:hAnsi="Times New Roman" w:eastAsia="宋体"/>
-                <w:b w:val="0"/>
-                <w:sz w:val="19"/>
-              </w:rPr>
-              <w:t>SAPC</w:t>
-            </w:r>
-          </w:p>
-        </w:tc>
-        <w:tc>
-          <w:tcPr>
-            <w:tcW w:type="dxa" w:w="2911"/>
-          </w:tcPr>
-          <w:p>
-            <w:pPr>
-              <w:jc w:val="left"/>
-            </w:pPr>
-            <w:r/>
-            <w:r>
-              <w:rPr>
-                <w:rFonts w:ascii="Times New Roman" w:hAnsi="Times New Roman" w:eastAsia="宋体"/>
-                <w:b w:val="0"/>
-                <w:sz w:val="19"/>
-              </w:rPr>
-              <w:t>叠层铝固态聚合物电容器</w:t>
-            </w:r>
-          </w:p>
-        </w:tc>
-        <w:tc>
-          <w:tcPr>
-            <w:tcW w:type="dxa" w:w="2911"/>
-          </w:tcPr>
-          <w:p>
-            <w:pPr>
-              <w:jc w:val="left"/>
-            </w:pPr>
-            <w:r/>
-            <w:r>
-              <w:rPr>
-                <w:rFonts w:ascii="Times New Roman" w:hAnsi="Times New Roman" w:eastAsia="宋体"/>
-                <w:b w:val="0"/>
-                <w:sz w:val="19"/>
-              </w:rPr>
-              <w:t>Stacked Aluminum Polymer Capacitor</w:t>
-            </w:r>
-          </w:p>
-        </w:tc>
-      </w:tr>
-      <w:tr>
-        <w:tc>
-          <w:tcPr>
-            <w:tcW w:type="dxa" w:w="2911"/>
-          </w:tcPr>
-          <w:p>
-            <w:pPr>
-              <w:jc w:val="left"/>
-            </w:pPr>
-            <w:r/>
-            <w:r>
-              <w:rPr>
-                <w:rFonts w:ascii="Times New Roman" w:hAnsi="Times New Roman" w:eastAsia="宋体"/>
-                <w:b w:val="0"/>
-                <w:sz w:val="19"/>
-              </w:rPr>
-              <w:t>PEDOT</w:t>
-            </w:r>
-          </w:p>
-        </w:tc>
-        <w:tc>
-          <w:tcPr>
-            <w:tcW w:type="dxa" w:w="2911"/>
-          </w:tcPr>
-          <w:p>
-            <w:pPr>
-              <w:jc w:val="left"/>
-            </w:pPr>
-            <w:r/>
-            <w:r>
-              <w:rPr>
-                <w:rFonts w:ascii="Times New Roman" w:hAnsi="Times New Roman" w:eastAsia="宋体"/>
-                <w:b w:val="0"/>
-                <w:sz w:val="19"/>
-              </w:rPr>
-              <w:t>聚 3,4-乙撑二氧噻吩</w:t>
-            </w:r>
-          </w:p>
-        </w:tc>
-        <w:tc>
-          <w:tcPr>
-            <w:tcW w:type="dxa" w:w="2911"/>
-          </w:tcPr>
-          <w:p>
-            <w:pPr>
-              <w:jc w:val="left"/>
-            </w:pPr>
-            <w:r/>
-            <w:r>
-              <w:rPr>
-                <w:rFonts w:ascii="Times New Roman" w:hAnsi="Times New Roman" w:eastAsia="宋体"/>
-                <w:b w:val="0"/>
-                <w:sz w:val="19"/>
-              </w:rPr>
-              <w:t>Poly(3,4-ethylenedioxythiophene)</w:t>
-            </w:r>
-          </w:p>
-        </w:tc>
-      </w:tr>
-      <w:tr>
-        <w:tc>
-          <w:tcPr>
-            <w:tcW w:type="dxa" w:w="2911"/>
-          </w:tcPr>
-          <w:p>
-            <w:pPr>
-              <w:jc w:val="left"/>
-            </w:pPr>
-            <w:r/>
-            <w:r>
-              <w:rPr>
-                <w:rFonts w:ascii="Times New Roman" w:hAnsi="Times New Roman" w:eastAsia="宋体"/>
-                <w:b w:val="0"/>
-                <w:sz w:val="19"/>
-              </w:rPr>
-              <w:t>EDOT</w:t>
-            </w:r>
-          </w:p>
-        </w:tc>
-        <w:tc>
-          <w:tcPr>
-            <w:tcW w:type="dxa" w:w="2911"/>
-          </w:tcPr>
-          <w:p>
-            <w:pPr>
-              <w:jc w:val="left"/>
-            </w:pPr>
-            <w:r/>
-            <w:r>
-              <w:rPr>
-                <w:rFonts w:ascii="Times New Roman" w:hAnsi="Times New Roman" w:eastAsia="宋体"/>
-                <w:b w:val="0"/>
-                <w:sz w:val="19"/>
-              </w:rPr>
-              <w:t>3,4-乙撑二氧噻吩单体</w:t>
-            </w:r>
-          </w:p>
-        </w:tc>
-        <w:tc>
-          <w:tcPr>
-            <w:tcW w:type="dxa" w:w="2911"/>
-          </w:tcPr>
-          <w:p>
-            <w:pPr>
-              <w:jc w:val="left"/>
-            </w:pPr>
-            <w:r/>
-            <w:r>
-              <w:rPr>
-                <w:rFonts w:ascii="Times New Roman" w:hAnsi="Times New Roman" w:eastAsia="宋体"/>
-                <w:b w:val="0"/>
-                <w:sz w:val="19"/>
-              </w:rPr>
-              <w:t>3,4-ethylenedioxythiophene (monomer)</w:t>
-            </w:r>
-          </w:p>
-        </w:tc>
-      </w:tr>
-      <w:tr>
-        <w:tc>
-          <w:tcPr>
-            <w:tcW w:type="dxa" w:w="2911"/>
-          </w:tcPr>
-          <w:p>
-            <w:pPr>
-              <w:jc w:val="left"/>
-            </w:pPr>
-            <w:r/>
-            <w:r>
-              <w:rPr>
-                <w:rFonts w:ascii="Times New Roman" w:hAnsi="Times New Roman" w:eastAsia="宋体"/>
-                <w:b w:val="0"/>
-                <w:sz w:val="19"/>
-              </w:rPr>
-              <w:t>PSS</w:t>
-            </w:r>
-          </w:p>
-        </w:tc>
-        <w:tc>
-          <w:tcPr>
-            <w:tcW w:type="dxa" w:w="2911"/>
-          </w:tcPr>
-          <w:p>
-            <w:pPr>
-              <w:jc w:val="left"/>
-            </w:pPr>
-            <w:r/>
-            <w:r>
-              <w:rPr>
-                <w:rFonts w:ascii="Times New Roman" w:hAnsi="Times New Roman" w:eastAsia="宋体"/>
-                <w:b w:val="0"/>
-                <w:sz w:val="19"/>
-              </w:rPr>
-              <w:t>聚苯乙烯磺酸</w:t>
-            </w:r>
-          </w:p>
-        </w:tc>
-        <w:tc>
-          <w:tcPr>
-            <w:tcW w:type="dxa" w:w="2911"/>
-          </w:tcPr>
-          <w:p>
-            <w:pPr>
-              <w:jc w:val="left"/>
-            </w:pPr>
-            <w:r/>
-            <w:r>
-              <w:rPr>
-                <w:rFonts w:ascii="Times New Roman" w:hAnsi="Times New Roman" w:eastAsia="宋体"/>
-                <w:b w:val="0"/>
-                <w:sz w:val="19"/>
-              </w:rPr>
-              <w:t>Polystyrene sulfonate</w:t>
-            </w:r>
-          </w:p>
-        </w:tc>
-      </w:tr>
-      <w:tr>
-        <w:tc>
-          <w:tcPr>
-            <w:tcW w:type="dxa" w:w="2911"/>
-          </w:tcPr>
-          <w:p>
-            <w:pPr>
-              <w:jc w:val="left"/>
-            </w:pPr>
-            <w:r/>
-            <w:r>
-              <w:rPr>
-                <w:rFonts w:ascii="Times New Roman" w:hAnsi="Times New Roman" w:eastAsia="宋体"/>
-                <w:b w:val="0"/>
-                <w:sz w:val="19"/>
-              </w:rPr>
-              <w:t>Tos</w:t>
-            </w:r>
-          </w:p>
-        </w:tc>
-        <w:tc>
-          <w:tcPr>
-            <w:tcW w:type="dxa" w:w="2911"/>
-          </w:tcPr>
-          <w:p>
-            <w:pPr>
-              <w:jc w:val="left"/>
-            </w:pPr>
-            <w:r/>
-            <w:r>
-              <w:rPr>
-                <w:rFonts w:ascii="Times New Roman" w:hAnsi="Times New Roman" w:eastAsia="宋体"/>
-                <w:b w:val="0"/>
-                <w:sz w:val="19"/>
-              </w:rPr>
-              <w:t>对甲基苯磺酸根</w:t>
-            </w:r>
-          </w:p>
-        </w:tc>
-        <w:tc>
-          <w:tcPr>
-            <w:tcW w:type="dxa" w:w="2911"/>
-          </w:tcPr>
-          <w:p>
-            <w:pPr>
-              <w:jc w:val="left"/>
-            </w:pPr>
-            <w:r/>
-            <w:r>
-              <w:rPr>
-                <w:rFonts w:ascii="Times New Roman" w:hAnsi="Times New Roman" w:eastAsia="宋体"/>
-                <w:b w:val="0"/>
-                <w:sz w:val="19"/>
-              </w:rPr>
-              <w:t>p-Toluenesulfonate</w:t>
-            </w:r>
-          </w:p>
-        </w:tc>
-      </w:tr>
-      <w:tr>
-        <w:tc>
-          <w:tcPr>
-            <w:tcW w:type="dxa" w:w="2911"/>
-          </w:tcPr>
-          <w:p>
-            <w:pPr>
-              <w:jc w:val="left"/>
-            </w:pPr>
-            <w:r/>
-            <w:r>
-              <w:rPr>
-                <w:rFonts w:ascii="Times New Roman" w:hAnsi="Times New Roman" w:eastAsia="宋体"/>
-                <w:b w:val="0"/>
-                <w:sz w:val="19"/>
-              </w:rPr>
-              <w:t>PPy</w:t>
-            </w:r>
-          </w:p>
-        </w:tc>
-        <w:tc>
-          <w:tcPr>
-            <w:tcW w:type="dxa" w:w="2911"/>
-          </w:tcPr>
-          <w:p>
-            <w:pPr>
-              <w:jc w:val="left"/>
-            </w:pPr>
-            <w:r/>
-            <w:r>
-              <w:rPr>
-                <w:rFonts w:ascii="Times New Roman" w:hAnsi="Times New Roman" w:eastAsia="宋体"/>
-                <w:b w:val="0"/>
-                <w:sz w:val="19"/>
-              </w:rPr>
-              <w:t>聚吡咯</w:t>
-            </w:r>
-          </w:p>
-        </w:tc>
-        <w:tc>
-          <w:tcPr>
-            <w:tcW w:type="dxa" w:w="2911"/>
-          </w:tcPr>
-          <w:p>
-            <w:pPr>
-              <w:jc w:val="left"/>
-            </w:pPr>
-            <w:r/>
-            <w:r>
-              <w:rPr>
-                <w:rFonts w:ascii="Times New Roman" w:hAnsi="Times New Roman" w:eastAsia="宋体"/>
-                <w:b w:val="0"/>
-                <w:sz w:val="19"/>
-              </w:rPr>
-              <w:t>Polypyrrole</w:t>
-            </w:r>
-          </w:p>
-        </w:tc>
-      </w:tr>
-      <w:tr>
-        <w:tc>
-          <w:tcPr>
-            <w:tcW w:type="dxa" w:w="2911"/>
-          </w:tcPr>
-          <w:p>
-            <w:pPr>
-              <w:jc w:val="left"/>
-            </w:pPr>
-            <w:r/>
-            <w:r>
-              <w:rPr>
-                <w:rFonts w:ascii="Times New Roman" w:hAnsi="Times New Roman" w:eastAsia="宋体"/>
-                <w:b w:val="0"/>
-                <w:sz w:val="19"/>
-              </w:rPr>
-              <w:t>VPP</w:t>
-            </w:r>
-          </w:p>
-        </w:tc>
-        <w:tc>
-          <w:tcPr>
-            <w:tcW w:type="dxa" w:w="2911"/>
-          </w:tcPr>
-          <w:p>
-            <w:pPr>
-              <w:jc w:val="left"/>
-            </w:pPr>
-            <w:r/>
-            <w:r>
-              <w:rPr>
-                <w:rFonts w:ascii="Times New Roman" w:hAnsi="Times New Roman" w:eastAsia="宋体"/>
-                <w:b w:val="0"/>
-                <w:sz w:val="19"/>
-              </w:rPr>
-              <w:t>气相聚合</w:t>
-            </w:r>
-          </w:p>
-        </w:tc>
-        <w:tc>
-          <w:tcPr>
-            <w:tcW w:type="dxa" w:w="2911"/>
-          </w:tcPr>
-          <w:p>
-            <w:pPr>
-              <w:jc w:val="left"/>
-            </w:pPr>
-            <w:r/>
-            <w:r>
-              <w:rPr>
-                <w:rFonts w:ascii="Times New Roman" w:hAnsi="Times New Roman" w:eastAsia="宋体"/>
-                <w:b w:val="0"/>
-                <w:sz w:val="19"/>
-              </w:rPr>
-              <w:t>Vapor-Phase Polymerization</w:t>
-            </w:r>
-          </w:p>
-        </w:tc>
-      </w:tr>
-      <w:tr>
-        <w:tc>
-          <w:tcPr>
-            <w:tcW w:type="dxa" w:w="2911"/>
-          </w:tcPr>
-          <w:p>
-            <w:pPr>
-              <w:jc w:val="left"/>
-            </w:pPr>
-            <w:r/>
-            <w:r>
-              <w:rPr>
-                <w:rFonts w:ascii="Times New Roman" w:hAnsi="Times New Roman" w:eastAsia="宋体"/>
-                <w:b w:val="0"/>
-                <w:sz w:val="19"/>
-              </w:rPr>
-              <w:t>C</w:t>
-            </w:r>
-          </w:p>
-        </w:tc>
-        <w:tc>
-          <w:tcPr>
-            <w:tcW w:type="dxa" w:w="2911"/>
-          </w:tcPr>
-          <w:p>
-            <w:pPr>
-              <w:jc w:val="left"/>
-            </w:pPr>
-            <w:r/>
-            <w:r>
-              <w:rPr>
-                <w:rFonts w:ascii="Times New Roman" w:hAnsi="Times New Roman" w:eastAsia="宋体"/>
-                <w:b w:val="0"/>
-                <w:sz w:val="19"/>
-              </w:rPr>
-              <w:t>电容量</w:t>
-            </w:r>
-          </w:p>
-        </w:tc>
-        <w:tc>
-          <w:tcPr>
-            <w:tcW w:type="dxa" w:w="2911"/>
-          </w:tcPr>
-          <w:p>
-            <w:pPr>
-              <w:jc w:val="left"/>
-            </w:pPr>
-            <w:r/>
-            <w:r>
-              <w:rPr>
-                <w:rFonts w:ascii="Times New Roman" w:hAnsi="Times New Roman" w:eastAsia="宋体"/>
-                <w:b w:val="0"/>
-                <w:sz w:val="19"/>
-              </w:rPr>
-              <w:t>Capacitance (F)</w:t>
-            </w:r>
-          </w:p>
-        </w:tc>
-      </w:tr>
-      <w:tr>
-        <w:tc>
-          <w:tcPr>
-            <w:tcW w:type="dxa" w:w="2911"/>
-          </w:tcPr>
-          <w:p>
-            <w:pPr>
-              <w:jc w:val="left"/>
-            </w:pPr>
-            <w:r/>
-            <w:r>
-              <w:rPr>
-                <w:rFonts w:ascii="Times New Roman" w:hAnsi="Times New Roman" w:eastAsia="宋体"/>
-                <w:b w:val="0"/>
-                <w:sz w:val="19"/>
-              </w:rPr>
-              <w:t>ESR</w:t>
-            </w:r>
-          </w:p>
-        </w:tc>
-        <w:tc>
-          <w:tcPr>
-            <w:tcW w:type="dxa" w:w="2911"/>
-          </w:tcPr>
-          <w:p>
-            <w:pPr>
-              <w:jc w:val="left"/>
-            </w:pPr>
-            <w:r/>
-            <w:r>
-              <w:rPr>
-                <w:rFonts w:ascii="Times New Roman" w:hAnsi="Times New Roman" w:eastAsia="宋体"/>
-                <w:b w:val="0"/>
-                <w:sz w:val="19"/>
-              </w:rPr>
-              <w:t>等效串联电阻</w:t>
-            </w:r>
-          </w:p>
-        </w:tc>
-        <w:tc>
-          <w:tcPr>
-            <w:tcW w:type="dxa" w:w="2911"/>
-          </w:tcPr>
-          <w:p>
-            <w:pPr>
-              <w:jc w:val="left"/>
-            </w:pPr>
-            <w:r/>
-            <w:r>
-              <w:rPr>
-                <w:rFonts w:ascii="Times New Roman" w:hAnsi="Times New Roman" w:eastAsia="宋体"/>
-                <w:b w:val="0"/>
-                <w:sz w:val="19"/>
-              </w:rPr>
-              <w:t>Equivalent Series Resistance (Ω)</w:t>
-            </w:r>
-          </w:p>
-        </w:tc>
-      </w:tr>
-      <w:tr>
-        <w:tc>
-          <w:tcPr>
-            <w:tcW w:type="dxa" w:w="2911"/>
-          </w:tcPr>
-          <w:p>
-            <w:pPr>
-              <w:jc w:val="left"/>
-            </w:pPr>
-            <w:r/>
-            <w:r>
-              <w:rPr>
-                <w:rFonts w:ascii="Times New Roman" w:hAnsi="Times New Roman" w:eastAsia="宋体"/>
-                <w:b w:val="0"/>
-                <w:sz w:val="19"/>
-              </w:rPr>
-              <w:t>ESL</w:t>
-            </w:r>
-          </w:p>
-        </w:tc>
-        <w:tc>
-          <w:tcPr>
-            <w:tcW w:type="dxa" w:w="2911"/>
-          </w:tcPr>
-          <w:p>
-            <w:pPr>
-              <w:jc w:val="left"/>
-            </w:pPr>
-            <w:r/>
-            <w:r>
-              <w:rPr>
-                <w:rFonts w:ascii="Times New Roman" w:hAnsi="Times New Roman" w:eastAsia="宋体"/>
-                <w:b w:val="0"/>
-                <w:sz w:val="19"/>
-              </w:rPr>
-              <w:t>等效串联电感</w:t>
-            </w:r>
-          </w:p>
-        </w:tc>
-        <w:tc>
-          <w:tcPr>
-            <w:tcW w:type="dxa" w:w="2911"/>
-          </w:tcPr>
-          <w:p>
-            <w:pPr>
-              <w:jc w:val="left"/>
-            </w:pPr>
-            <w:r/>
-            <w:r>
-              <w:rPr>
-                <w:rFonts w:ascii="Times New Roman" w:hAnsi="Times New Roman" w:eastAsia="宋体"/>
-                <w:b w:val="0"/>
-                <w:sz w:val="19"/>
-              </w:rPr>
-              <w:t>Equivalent Series Inductance (H)</w:t>
-            </w:r>
-          </w:p>
-        </w:tc>
-      </w:tr>
-      <w:tr>
-        <w:tc>
-          <w:tcPr>
-            <w:tcW w:type="dxa" w:w="2911"/>
-          </w:tcPr>
-          <w:p>
-            <w:pPr>
-              <w:jc w:val="left"/>
-            </w:pPr>
-            <w:r/>
-            <w:r>
-              <w:rPr>
-                <w:rFonts w:ascii="Times New Roman" w:hAnsi="Times New Roman" w:eastAsia="宋体"/>
-                <w:b w:val="0"/>
-                <w:sz w:val="19"/>
-              </w:rPr>
-              <w:t>DF</w:t>
-            </w:r>
-          </w:p>
-        </w:tc>
-        <w:tc>
-          <w:tcPr>
-            <w:tcW w:type="dxa" w:w="2911"/>
-          </w:tcPr>
-          <w:p>
-            <w:pPr>
-              <w:jc w:val="left"/>
-            </w:pPr>
-            <w:r/>
-            <w:r>
-              <w:rPr>
-                <w:rFonts w:ascii="Times New Roman" w:hAnsi="Times New Roman" w:eastAsia="宋体"/>
-                <w:b w:val="0"/>
-                <w:sz w:val="19"/>
-              </w:rPr>
-              <w:t>损耗因数</w:t>
-            </w:r>
-          </w:p>
-        </w:tc>
-        <w:tc>
-          <w:tcPr>
-            <w:tcW w:type="dxa" w:w="2911"/>
-          </w:tcPr>
-          <w:p>
-            <w:pPr>
-              <w:jc w:val="left"/>
-            </w:pPr>
-            <w:r/>
-            <w:r>
-              <w:rPr>
-                <w:rFonts w:ascii="Times New Roman" w:hAnsi="Times New Roman" w:eastAsia="宋体"/>
-                <w:b w:val="0"/>
-                <w:sz w:val="19"/>
-              </w:rPr>
-              <w:t>Dissipation Factor (tanδ)</w:t>
-            </w:r>
-          </w:p>
-        </w:tc>
-      </w:tr>
-      <w:tr>
-        <w:tc>
-          <w:tcPr>
-            <w:tcW w:type="dxa" w:w="2911"/>
-          </w:tcPr>
-          <w:p>
-            <w:pPr>
-              <w:jc w:val="left"/>
-            </w:pPr>
-            <w:r/>
-            <w:r>
-              <w:rPr>
-                <w:rFonts w:ascii="Times New Roman" w:hAnsi="Times New Roman" w:eastAsia="宋体"/>
-                <w:b w:val="0"/>
-                <w:sz w:val="19"/>
-              </w:rPr>
-              <w:t>LC / DCL</w:t>
-            </w:r>
-          </w:p>
-        </w:tc>
-        <w:tc>
-          <w:tcPr>
-            <w:tcW w:type="dxa" w:w="2911"/>
-          </w:tcPr>
-          <w:p>
-            <w:pPr>
-              <w:jc w:val="left"/>
-            </w:pPr>
-            <w:r/>
-            <w:r>
-              <w:rPr>
-                <w:rFonts w:ascii="Times New Roman" w:hAnsi="Times New Roman" w:eastAsia="宋体"/>
-                <w:b w:val="0"/>
-                <w:sz w:val="19"/>
-              </w:rPr>
-              <w:t>漏电流</w:t>
-            </w:r>
-          </w:p>
-        </w:tc>
-        <w:tc>
-          <w:tcPr>
-            <w:tcW w:type="dxa" w:w="2911"/>
-          </w:tcPr>
-          <w:p>
-            <w:pPr>
-              <w:jc w:val="left"/>
-            </w:pPr>
-            <w:r/>
-            <w:r>
-              <w:rPr>
-                <w:rFonts w:ascii="Times New Roman" w:hAnsi="Times New Roman" w:eastAsia="宋体"/>
-                <w:b w:val="0"/>
-                <w:sz w:val="19"/>
-              </w:rPr>
-              <w:t>Leakage Current (A)</w:t>
-            </w:r>
-          </w:p>
-        </w:tc>
-      </w:tr>
-      <w:tr>
-        <w:tc>
-          <w:tcPr>
-            <w:tcW w:type="dxa" w:w="2911"/>
-          </w:tcPr>
-          <w:p>
-            <w:pPr>
-              <w:jc w:val="left"/>
-            </w:pPr>
-            <w:r/>
-            <w:r>
-              <w:rPr>
-                <w:rFonts w:ascii="Times New Roman" w:hAnsi="Times New Roman" w:eastAsia="宋体"/>
-                <w:b w:val="0"/>
-                <w:sz w:val="19"/>
-              </w:rPr>
-              <w:t>BDV</w:t>
-            </w:r>
-          </w:p>
-        </w:tc>
-        <w:tc>
-          <w:tcPr>
-            <w:tcW w:type="dxa" w:w="2911"/>
-          </w:tcPr>
-          <w:p>
-            <w:pPr>
-              <w:jc w:val="left"/>
-            </w:pPr>
-            <w:r/>
-            <w:r>
-              <w:rPr>
-                <w:rFonts w:ascii="Times New Roman" w:hAnsi="Times New Roman" w:eastAsia="宋体"/>
-                <w:b w:val="0"/>
-                <w:sz w:val="19"/>
-              </w:rPr>
-              <w:t>击穿电压</w:t>
-            </w:r>
-          </w:p>
-        </w:tc>
-        <w:tc>
-          <w:tcPr>
-            <w:tcW w:type="dxa" w:w="2911"/>
-          </w:tcPr>
-          <w:p>
-            <w:pPr>
-              <w:jc w:val="left"/>
-            </w:pPr>
-            <w:r/>
-            <w:r>
-              <w:rPr>
-                <w:rFonts w:ascii="Times New Roman" w:hAnsi="Times New Roman" w:eastAsia="宋体"/>
-                <w:b w:val="0"/>
-                <w:sz w:val="19"/>
-              </w:rPr>
-              <w:t>Breakdown Voltage (V)</w:t>
-            </w:r>
-          </w:p>
-        </w:tc>
-      </w:tr>
-      <w:tr>
-        <w:tc>
-          <w:tcPr>
-            <w:tcW w:type="dxa" w:w="2911"/>
-          </w:tcPr>
-          <w:p>
-            <w:pPr>
-              <w:jc w:val="left"/>
-            </w:pPr>
-            <w:r/>
-            <w:r>
-              <w:rPr>
-                <w:rFonts w:ascii="Times New Roman" w:hAnsi="Times New Roman" w:eastAsia="宋体"/>
-                <w:b w:val="0"/>
-                <w:sz w:val="19"/>
-              </w:rPr>
-              <w:t>V_R</w:t>
-            </w:r>
-          </w:p>
-        </w:tc>
-        <w:tc>
-          <w:tcPr>
-            <w:tcW w:type="dxa" w:w="2911"/>
-          </w:tcPr>
-          <w:p>
-            <w:pPr>
-              <w:jc w:val="left"/>
-            </w:pPr>
-            <w:r/>
-            <w:r>
-              <w:rPr>
-                <w:rFonts w:ascii="Times New Roman" w:hAnsi="Times New Roman" w:eastAsia="宋体"/>
-                <w:b w:val="0"/>
-                <w:sz w:val="19"/>
-              </w:rPr>
-              <w:t>额定电压</w:t>
-            </w:r>
-          </w:p>
-        </w:tc>
-        <w:tc>
-          <w:tcPr>
-            <w:tcW w:type="dxa" w:w="2911"/>
-          </w:tcPr>
-          <w:p>
-            <w:pPr>
-              <w:jc w:val="left"/>
-            </w:pPr>
-            <w:r/>
-            <w:r>
-              <w:rPr>
-                <w:rFonts w:ascii="Times New Roman" w:hAnsi="Times New Roman" w:eastAsia="宋体"/>
-                <w:b w:val="0"/>
-                <w:sz w:val="19"/>
-              </w:rPr>
-              <w:t>Rated Voltage</w:t>
-            </w:r>
-          </w:p>
-        </w:tc>
-      </w:tr>
-      <w:tr>
-        <w:tc>
-          <w:tcPr>
-            <w:tcW w:type="dxa" w:w="2911"/>
-          </w:tcPr>
-          <w:p>
-            <w:pPr>
-              <w:jc w:val="left"/>
-            </w:pPr>
-            <w:r/>
-            <w:r>
-              <w:rPr>
-                <w:rFonts w:ascii="Times New Roman" w:hAnsi="Times New Roman" w:eastAsia="宋体"/>
-                <w:b w:val="0"/>
-                <w:sz w:val="19"/>
-              </w:rPr>
-              <w:t>T_R</w:t>
-            </w:r>
-          </w:p>
-        </w:tc>
-        <w:tc>
-          <w:tcPr>
-            <w:tcW w:type="dxa" w:w="2911"/>
-          </w:tcPr>
-          <w:p>
-            <w:pPr>
-              <w:jc w:val="left"/>
-            </w:pPr>
-            <w:r/>
-            <w:r>
-              <w:rPr>
-                <w:rFonts w:ascii="Times New Roman" w:hAnsi="Times New Roman" w:eastAsia="宋体"/>
-                <w:b w:val="0"/>
-                <w:sz w:val="19"/>
-              </w:rPr>
-              <w:t>额定温度</w:t>
-            </w:r>
-          </w:p>
-        </w:tc>
-        <w:tc>
-          <w:tcPr>
-            <w:tcW w:type="dxa" w:w="2911"/>
-          </w:tcPr>
-          <w:p>
-            <w:pPr>
-              <w:jc w:val="left"/>
-            </w:pPr>
-            <w:r/>
-            <w:r>
-              <w:rPr>
-                <w:rFonts w:ascii="Times New Roman" w:hAnsi="Times New Roman" w:eastAsia="宋体"/>
-                <w:b w:val="0"/>
-                <w:sz w:val="19"/>
-              </w:rPr>
-              <w:t>Rated Temperature</w:t>
-            </w:r>
-          </w:p>
-        </w:tc>
-      </w:tr>
-      <w:tr>
-        <w:tc>
-          <w:tcPr>
-            <w:tcW w:type="dxa" w:w="2911"/>
-          </w:tcPr>
-          <w:p>
-            <w:pPr>
-              <w:jc w:val="left"/>
-            </w:pPr>
-            <w:r/>
-            <w:r>
-              <w:rPr>
-                <w:rFonts w:ascii="Times New Roman" w:hAnsi="Times New Roman" w:eastAsia="宋体"/>
-                <w:b w:val="0"/>
-                <w:sz w:val="19"/>
-              </w:rPr>
-              <w:t>RH</w:t>
-            </w:r>
-          </w:p>
-        </w:tc>
-        <w:tc>
-          <w:tcPr>
-            <w:tcW w:type="dxa" w:w="2911"/>
-          </w:tcPr>
-          <w:p>
-            <w:pPr>
-              <w:jc w:val="left"/>
-            </w:pPr>
-            <w:r/>
-            <w:r>
-              <w:rPr>
-                <w:rFonts w:ascii="Times New Roman" w:hAnsi="Times New Roman" w:eastAsia="宋体"/>
-                <w:b w:val="0"/>
-                <w:sz w:val="19"/>
-              </w:rPr>
-              <w:t>相对湿度</w:t>
-            </w:r>
-          </w:p>
-        </w:tc>
-        <w:tc>
-          <w:tcPr>
-            <w:tcW w:type="dxa" w:w="2911"/>
-          </w:tcPr>
-          <w:p>
-            <w:pPr>
-              <w:jc w:val="left"/>
-            </w:pPr>
-            <w:r/>
-            <w:r>
-              <w:rPr>
-                <w:rFonts w:ascii="Times New Roman" w:hAnsi="Times New Roman" w:eastAsia="宋体"/>
-                <w:b w:val="0"/>
-                <w:sz w:val="19"/>
-              </w:rPr>
-              <w:t>Relative Humidity</w:t>
-            </w:r>
-          </w:p>
-        </w:tc>
-      </w:tr>
-      <w:tr>
-        <w:tc>
-          <w:tcPr>
-            <w:tcW w:type="dxa" w:w="2911"/>
-          </w:tcPr>
-          <w:p>
-            <w:pPr>
-              <w:jc w:val="left"/>
-            </w:pPr>
-            <w:r/>
-            <w:r>
-              <w:rPr>
-                <w:rFonts w:ascii="Times New Roman" w:hAnsi="Times New Roman" w:eastAsia="宋体"/>
-                <w:b w:val="0"/>
-                <w:sz w:val="19"/>
-              </w:rPr>
-              <w:t>E_a</w:t>
-            </w:r>
-          </w:p>
-        </w:tc>
-        <w:tc>
-          <w:tcPr>
-            <w:tcW w:type="dxa" w:w="2911"/>
-          </w:tcPr>
-          <w:p>
-            <w:pPr>
-              <w:jc w:val="left"/>
-            </w:pPr>
-            <w:r/>
-            <w:r>
-              <w:rPr>
-                <w:rFonts w:ascii="Times New Roman" w:hAnsi="Times New Roman" w:eastAsia="宋体"/>
-                <w:b w:val="0"/>
-                <w:sz w:val="19"/>
-              </w:rPr>
-              <w:t>激活能</w:t>
-            </w:r>
-          </w:p>
-        </w:tc>
-        <w:tc>
-          <w:tcPr>
-            <w:tcW w:type="dxa" w:w="2911"/>
-          </w:tcPr>
-          <w:p>
-            <w:pPr>
-              <w:jc w:val="left"/>
-            </w:pPr>
-            <w:r/>
-            <w:r>
-              <w:rPr>
-                <w:rFonts w:ascii="Times New Roman" w:hAnsi="Times New Roman" w:eastAsia="宋体"/>
-                <w:b w:val="0"/>
-                <w:sz w:val="19"/>
-              </w:rPr>
-              <w:t>Activation Energy (eV)</w:t>
-            </w:r>
-          </w:p>
-        </w:tc>
-      </w:tr>
-      <w:tr>
-        <w:tc>
-          <w:tcPr>
-            <w:tcW w:type="dxa" w:w="2911"/>
-          </w:tcPr>
-          <w:p>
-            <w:pPr>
-              <w:jc w:val="left"/>
-            </w:pPr>
-            <w:r/>
-            <w:r>
-              <w:rPr>
-                <w:rFonts w:ascii="Times New Roman" w:hAnsi="Times New Roman" w:eastAsia="宋体"/>
-                <w:b w:val="0"/>
-                <w:sz w:val="19"/>
-              </w:rPr>
-              <w:t>k</w:t>
-            </w:r>
-          </w:p>
-        </w:tc>
-        <w:tc>
-          <w:tcPr>
-            <w:tcW w:type="dxa" w:w="2911"/>
-          </w:tcPr>
-          <w:p>
-            <w:pPr>
-              <w:jc w:val="left"/>
-            </w:pPr>
-            <w:r/>
-            <w:r>
-              <w:rPr>
-                <w:rFonts w:ascii="Times New Roman" w:hAnsi="Times New Roman" w:eastAsia="宋体"/>
-                <w:b w:val="0"/>
-                <w:sz w:val="19"/>
-              </w:rPr>
-              <w:t>玻尔兹曼常数</w:t>
-            </w:r>
-          </w:p>
-        </w:tc>
-        <w:tc>
-          <w:tcPr>
-            <w:tcW w:type="dxa" w:w="2911"/>
-          </w:tcPr>
-          <w:p>
-            <w:pPr>
-              <w:jc w:val="left"/>
-            </w:pPr>
-            <w:r/>
-            <w:r>
-              <w:rPr>
-                <w:rFonts w:ascii="Times New Roman" w:hAnsi="Times New Roman" w:eastAsia="宋体"/>
-                <w:b w:val="0"/>
-                <w:sz w:val="19"/>
-              </w:rPr>
-              <w:t>Boltzmann constant = 8.617×10⁻⁵ eV/K</w:t>
-            </w:r>
-          </w:p>
-        </w:tc>
-      </w:tr>
-      <w:tr>
-        <w:tc>
-          <w:tcPr>
-            <w:tcW w:type="dxa" w:w="2911"/>
-          </w:tcPr>
-          <w:p>
-            <w:pPr>
-              <w:jc w:val="left"/>
-            </w:pPr>
-            <w:r/>
-            <w:r>
-              <w:rPr>
-                <w:rFonts w:ascii="Times New Roman" w:hAnsi="Times New Roman" w:eastAsia="宋体"/>
-                <w:b w:val="0"/>
-                <w:sz w:val="19"/>
-              </w:rPr>
-              <w:t>β</w:t>
-            </w:r>
-          </w:p>
-        </w:tc>
-        <w:tc>
-          <w:tcPr>
-            <w:tcW w:type="dxa" w:w="2911"/>
-          </w:tcPr>
-          <w:p>
-            <w:pPr>
-              <w:jc w:val="left"/>
-            </w:pPr>
-            <w:r/>
-            <w:r>
-              <w:rPr>
-                <w:rFonts w:ascii="Times New Roman" w:hAnsi="Times New Roman" w:eastAsia="宋体"/>
-                <w:b w:val="0"/>
-                <w:sz w:val="19"/>
-              </w:rPr>
-              <w:t>Weibull 形状参数</w:t>
-            </w:r>
-          </w:p>
-        </w:tc>
-        <w:tc>
-          <w:tcPr>
-            <w:tcW w:type="dxa" w:w="2911"/>
-          </w:tcPr>
-          <w:p>
-            <w:pPr>
-              <w:jc w:val="left"/>
-            </w:pPr>
-            <w:r/>
-            <w:r>
-              <w:rPr>
-                <w:rFonts w:ascii="Times New Roman" w:hAnsi="Times New Roman" w:eastAsia="宋体"/>
-                <w:b w:val="0"/>
-                <w:sz w:val="19"/>
-              </w:rPr>
-              <w:t>Shape parameter</w:t>
-            </w:r>
-          </w:p>
-        </w:tc>
-      </w:tr>
-      <w:tr>
-        <w:tc>
-          <w:tcPr>
-            <w:tcW w:type="dxa" w:w="2911"/>
-          </w:tcPr>
-          <w:p>
-            <w:pPr>
-              <w:jc w:val="left"/>
-            </w:pPr>
-            <w:r/>
-            <w:r>
-              <w:rPr>
-                <w:rFonts w:ascii="Times New Roman" w:hAnsi="Times New Roman" w:eastAsia="宋体"/>
-                <w:b w:val="0"/>
-                <w:sz w:val="19"/>
-              </w:rPr>
-              <w:t>η</w:t>
-            </w:r>
-          </w:p>
-        </w:tc>
-        <w:tc>
-          <w:tcPr>
-            <w:tcW w:type="dxa" w:w="2911"/>
-          </w:tcPr>
-          <w:p>
-            <w:pPr>
-              <w:jc w:val="left"/>
-            </w:pPr>
-            <w:r/>
-            <w:r>
-              <w:rPr>
-                <w:rFonts w:ascii="Times New Roman" w:hAnsi="Times New Roman" w:eastAsia="宋体"/>
-                <w:b w:val="0"/>
-                <w:sz w:val="19"/>
-              </w:rPr>
-              <w:t>Weibull 尺度参数</w:t>
-            </w:r>
-          </w:p>
-        </w:tc>
-        <w:tc>
-          <w:tcPr>
-            <w:tcW w:type="dxa" w:w="2911"/>
-          </w:tcPr>
-          <w:p>
-            <w:pPr>
-              <w:jc w:val="left"/>
-            </w:pPr>
-            <w:r/>
-            <w:r>
-              <w:rPr>
-                <w:rFonts w:ascii="Times New Roman" w:hAnsi="Times New Roman" w:eastAsia="宋体"/>
-                <w:b w:val="0"/>
-                <w:sz w:val="19"/>
-              </w:rPr>
-              <w:t>Scale parameter, characteristic life</w:t>
-            </w:r>
-          </w:p>
-        </w:tc>
-      </w:tr>
-      <w:tr>
-        <w:tc>
-          <w:tcPr>
-            <w:tcW w:type="dxa" w:w="2911"/>
-          </w:tcPr>
-          <w:p>
-            <w:pPr>
-              <w:jc w:val="left"/>
-            </w:pPr>
-            <w:r/>
-            <w:r>
-              <w:rPr>
-                <w:rFonts w:ascii="Times New Roman" w:hAnsi="Times New Roman" w:eastAsia="宋体"/>
-                <w:b w:val="0"/>
-                <w:sz w:val="19"/>
-              </w:rPr>
-              <w:t>AF</w:t>
-            </w:r>
-          </w:p>
-        </w:tc>
-        <w:tc>
-          <w:tcPr>
-            <w:tcW w:type="dxa" w:w="2911"/>
-          </w:tcPr>
-          <w:p>
-            <w:pPr>
-              <w:jc w:val="left"/>
-            </w:pPr>
-            <w:r/>
-            <w:r>
-              <w:rPr>
-                <w:rFonts w:ascii="Times New Roman" w:hAnsi="Times New Roman" w:eastAsia="宋体"/>
-                <w:b w:val="0"/>
-                <w:sz w:val="19"/>
-              </w:rPr>
-              <w:t>加速因子</w:t>
-            </w:r>
-          </w:p>
-        </w:tc>
-        <w:tc>
-          <w:tcPr>
-            <w:tcW w:type="dxa" w:w="2911"/>
-          </w:tcPr>
-          <w:p>
-            <w:pPr>
-              <w:jc w:val="left"/>
-            </w:pPr>
-            <w:r/>
-            <w:r>
-              <w:rPr>
-                <w:rFonts w:ascii="Times New Roman" w:hAnsi="Times New Roman" w:eastAsia="宋体"/>
-                <w:b w:val="0"/>
-                <w:sz w:val="19"/>
-              </w:rPr>
-              <w:t>Acceleration Factor</w:t>
-            </w:r>
-          </w:p>
-        </w:tc>
-      </w:tr>
-      <w:tr>
-        <w:tc>
-          <w:tcPr>
-            <w:tcW w:type="dxa" w:w="2911"/>
-          </w:tcPr>
-          <w:p>
-            <w:pPr>
-              <w:jc w:val="left"/>
-            </w:pPr>
-            <w:r/>
-            <w:r>
-              <w:rPr>
-                <w:rFonts w:ascii="Times New Roman" w:hAnsi="Times New Roman" w:eastAsia="宋体"/>
-                <w:b w:val="0"/>
-                <w:sz w:val="19"/>
-              </w:rPr>
-              <w:t>THB</w:t>
-            </w:r>
-          </w:p>
-        </w:tc>
-        <w:tc>
-          <w:tcPr>
-            <w:tcW w:type="dxa" w:w="2911"/>
-          </w:tcPr>
-          <w:p>
-            <w:pPr>
-              <w:jc w:val="left"/>
-            </w:pPr>
-            <w:r/>
-            <w:r>
-              <w:rPr>
-                <w:rFonts w:ascii="Times New Roman" w:hAnsi="Times New Roman" w:eastAsia="宋体"/>
-                <w:b w:val="0"/>
-                <w:sz w:val="19"/>
-              </w:rPr>
-              <w:t>温度-湿度-偏压试验</w:t>
-            </w:r>
-          </w:p>
-        </w:tc>
-        <w:tc>
-          <w:tcPr>
-            <w:tcW w:type="dxa" w:w="2911"/>
-          </w:tcPr>
-          <w:p>
-            <w:pPr>
-              <w:jc w:val="left"/>
-            </w:pPr>
-            <w:r/>
-            <w:r>
-              <w:rPr>
-                <w:rFonts w:ascii="Times New Roman" w:hAnsi="Times New Roman" w:eastAsia="宋体"/>
-                <w:b w:val="0"/>
-                <w:sz w:val="19"/>
-              </w:rPr>
-              <w:t>Temperature-Humidity-Bias</w:t>
-            </w:r>
-          </w:p>
-        </w:tc>
-      </w:tr>
-      <w:tr>
-        <w:tc>
-          <w:tcPr>
-            <w:tcW w:type="dxa" w:w="2911"/>
-          </w:tcPr>
-          <w:p>
-            <w:pPr>
-              <w:jc w:val="left"/>
-            </w:pPr>
-            <w:r/>
-            <w:r>
-              <w:rPr>
-                <w:rFonts w:ascii="Times New Roman" w:hAnsi="Times New Roman" w:eastAsia="宋体"/>
-                <w:b w:val="0"/>
-                <w:sz w:val="19"/>
-              </w:rPr>
-              <w:t>HAST</w:t>
-            </w:r>
-          </w:p>
-        </w:tc>
-        <w:tc>
-          <w:tcPr>
-            <w:tcW w:type="dxa" w:w="2911"/>
-          </w:tcPr>
-          <w:p>
-            <w:pPr>
-              <w:jc w:val="left"/>
-            </w:pPr>
-            <w:r/>
-            <w:r>
-              <w:rPr>
-                <w:rFonts w:ascii="Times New Roman" w:hAnsi="Times New Roman" w:eastAsia="宋体"/>
-                <w:b w:val="0"/>
-                <w:sz w:val="19"/>
-              </w:rPr>
-              <w:t>高加速应力试验</w:t>
-            </w:r>
-          </w:p>
-        </w:tc>
-        <w:tc>
-          <w:tcPr>
-            <w:tcW w:type="dxa" w:w="2911"/>
-          </w:tcPr>
-          <w:p>
-            <w:pPr>
-              <w:jc w:val="left"/>
-            </w:pPr>
-            <w:r/>
-            <w:r>
-              <w:rPr>
-                <w:rFonts w:ascii="Times New Roman" w:hAnsi="Times New Roman" w:eastAsia="宋体"/>
-                <w:b w:val="0"/>
-                <w:sz w:val="19"/>
-              </w:rPr>
-              <w:t>Highly Accelerated Stress Test</w:t>
-            </w:r>
-          </w:p>
-        </w:tc>
-      </w:tr>
-      <w:tr>
-        <w:tc>
-          <w:tcPr>
-            <w:tcW w:type="dxa" w:w="2911"/>
-          </w:tcPr>
-          <w:p>
-            <w:pPr>
-              <w:jc w:val="left"/>
-            </w:pPr>
-            <w:r/>
-            <w:r>
-              <w:rPr>
-                <w:rFonts w:ascii="Times New Roman" w:hAnsi="Times New Roman" w:eastAsia="宋体"/>
-                <w:b w:val="0"/>
-                <w:sz w:val="19"/>
-              </w:rPr>
-              <w:t>HALT</w:t>
-            </w:r>
-          </w:p>
-        </w:tc>
-        <w:tc>
-          <w:tcPr>
-            <w:tcW w:type="dxa" w:w="2911"/>
-          </w:tcPr>
-          <w:p>
-            <w:pPr>
-              <w:jc w:val="left"/>
-            </w:pPr>
-            <w:r/>
-            <w:r>
-              <w:rPr>
-                <w:rFonts w:ascii="Times New Roman" w:hAnsi="Times New Roman" w:eastAsia="宋体"/>
-                <w:b w:val="0"/>
-                <w:sz w:val="19"/>
-              </w:rPr>
-              <w:t>高加速寿命试验</w:t>
-            </w:r>
-          </w:p>
-        </w:tc>
-        <w:tc>
-          <w:tcPr>
-            <w:tcW w:type="dxa" w:w="2911"/>
-          </w:tcPr>
-          <w:p>
-            <w:pPr>
-              <w:jc w:val="left"/>
-            </w:pPr>
-            <w:r/>
-            <w:r>
-              <w:rPr>
-                <w:rFonts w:ascii="Times New Roman" w:hAnsi="Times New Roman" w:eastAsia="宋体"/>
-                <w:b w:val="0"/>
-                <w:sz w:val="19"/>
-              </w:rPr>
-              <w:t>Highly Accelerated Life Test</w:t>
-            </w:r>
-          </w:p>
-        </w:tc>
-      </w:tr>
-      <w:tr>
-        <w:tc>
-          <w:tcPr>
-            <w:tcW w:type="dxa" w:w="2911"/>
-          </w:tcPr>
-          <w:p>
-            <w:pPr>
-              <w:jc w:val="left"/>
-            </w:pPr>
-            <w:r/>
-            <w:r>
-              <w:rPr>
-                <w:rFonts w:ascii="Times New Roman" w:hAnsi="Times New Roman" w:eastAsia="宋体"/>
-                <w:b w:val="0"/>
-                <w:sz w:val="19"/>
-              </w:rPr>
-              <w:t>MTTF</w:t>
-            </w:r>
-          </w:p>
-        </w:tc>
-        <w:tc>
-          <w:tcPr>
-            <w:tcW w:type="dxa" w:w="2911"/>
-          </w:tcPr>
-          <w:p>
-            <w:pPr>
-              <w:jc w:val="left"/>
-            </w:pPr>
-            <w:r/>
-            <w:r>
-              <w:rPr>
-                <w:rFonts w:ascii="Times New Roman" w:hAnsi="Times New Roman" w:eastAsia="宋体"/>
-                <w:b w:val="0"/>
-                <w:sz w:val="19"/>
-              </w:rPr>
-              <w:t>平均失效前时间</w:t>
-            </w:r>
-          </w:p>
-        </w:tc>
-        <w:tc>
-          <w:tcPr>
-            <w:tcW w:type="dxa" w:w="2911"/>
-          </w:tcPr>
-          <w:p>
-            <w:pPr>
-              <w:jc w:val="left"/>
-            </w:pPr>
-            <w:r/>
-            <w:r>
-              <w:rPr>
-                <w:rFonts w:ascii="Times New Roman" w:hAnsi="Times New Roman" w:eastAsia="宋体"/>
-                <w:b w:val="0"/>
-                <w:sz w:val="19"/>
-              </w:rPr>
-              <w:t>Mean Time To Failure</w:t>
-            </w:r>
-          </w:p>
-        </w:tc>
-      </w:tr>
-      <w:tr>
-        <w:tc>
-          <w:tcPr>
-            <w:tcW w:type="dxa" w:w="2911"/>
-          </w:tcPr>
-          <w:p>
-            <w:pPr>
-              <w:jc w:val="left"/>
-            </w:pPr>
-            <w:r/>
-            <w:r>
-              <w:rPr>
-                <w:rFonts w:ascii="Times New Roman" w:hAnsi="Times New Roman" w:eastAsia="宋体"/>
-                <w:b w:val="0"/>
-                <w:sz w:val="19"/>
-              </w:rPr>
-              <w:t>RUL</w:t>
-            </w:r>
-          </w:p>
-        </w:tc>
-        <w:tc>
-          <w:tcPr>
-            <w:tcW w:type="dxa" w:w="2911"/>
-          </w:tcPr>
-          <w:p>
-            <w:pPr>
-              <w:jc w:val="left"/>
-            </w:pPr>
-            <w:r/>
-            <w:r>
-              <w:rPr>
-                <w:rFonts w:ascii="Times New Roman" w:hAnsi="Times New Roman" w:eastAsia="宋体"/>
-                <w:b w:val="0"/>
-                <w:sz w:val="19"/>
-              </w:rPr>
-              <w:t>剩余使用寿命</w:t>
-            </w:r>
-          </w:p>
-        </w:tc>
-        <w:tc>
-          <w:tcPr>
-            <w:tcW w:type="dxa" w:w="2911"/>
-          </w:tcPr>
-          <w:p>
-            <w:pPr>
-              <w:jc w:val="left"/>
-            </w:pPr>
-            <w:r/>
-            <w:r>
-              <w:rPr>
-                <w:rFonts w:ascii="Times New Roman" w:hAnsi="Times New Roman" w:eastAsia="宋体"/>
-                <w:b w:val="0"/>
-                <w:sz w:val="19"/>
-              </w:rPr>
-              <w:t>Remaining Useful Life</w:t>
-            </w:r>
-          </w:p>
-        </w:tc>
-      </w:tr>
-      <w:tr>
-        <w:tc>
-          <w:tcPr>
-            <w:tcW w:type="dxa" w:w="2911"/>
-          </w:tcPr>
-          <w:p>
-            <w:pPr>
-              <w:jc w:val="left"/>
-            </w:pPr>
-            <w:r/>
-            <w:r>
-              <w:rPr>
-                <w:rFonts w:ascii="Times New Roman" w:hAnsi="Times New Roman" w:eastAsia="宋体"/>
-                <w:b w:val="0"/>
-                <w:sz w:val="19"/>
-              </w:rPr>
-              <w:t>PoF</w:t>
-            </w:r>
-          </w:p>
-        </w:tc>
-        <w:tc>
-          <w:tcPr>
-            <w:tcW w:type="dxa" w:w="2911"/>
-          </w:tcPr>
-          <w:p>
-            <w:pPr>
-              <w:jc w:val="left"/>
-            </w:pPr>
-            <w:r/>
-            <w:r>
-              <w:rPr>
-                <w:rFonts w:ascii="Times New Roman" w:hAnsi="Times New Roman" w:eastAsia="宋体"/>
-                <w:b w:val="0"/>
-                <w:sz w:val="19"/>
-              </w:rPr>
-              <w:t>失效物理</w:t>
-            </w:r>
-          </w:p>
-        </w:tc>
-        <w:tc>
-          <w:tcPr>
-            <w:tcW w:type="dxa" w:w="2911"/>
-          </w:tcPr>
-          <w:p>
-            <w:pPr>
-              <w:jc w:val="left"/>
-            </w:pPr>
-            <w:r/>
-            <w:r>
-              <w:rPr>
-                <w:rFonts w:ascii="Times New Roman" w:hAnsi="Times New Roman" w:eastAsia="宋体"/>
-                <w:b w:val="0"/>
-                <w:sz w:val="19"/>
-              </w:rPr>
-              <w:t>Physics of Failure</w:t>
-            </w:r>
-          </w:p>
-        </w:tc>
-      </w:tr>
-      <w:tr>
-        <w:tc>
-          <w:tcPr>
-            <w:tcW w:type="dxa" w:w="2911"/>
-          </w:tcPr>
-          <w:p>
-            <w:pPr>
-              <w:jc w:val="left"/>
-            </w:pPr>
-            <w:r/>
-            <w:r>
-              <w:rPr>
-                <w:rFonts w:ascii="Times New Roman" w:hAnsi="Times New Roman" w:eastAsia="宋体"/>
-                <w:b w:val="0"/>
-                <w:sz w:val="19"/>
-              </w:rPr>
-              <w:t>PINN</w:t>
-            </w:r>
-          </w:p>
-        </w:tc>
-        <w:tc>
-          <w:tcPr>
-            <w:tcW w:type="dxa" w:w="2911"/>
-          </w:tcPr>
-          <w:p>
-            <w:pPr>
-              <w:jc w:val="left"/>
-            </w:pPr>
-            <w:r/>
-            <w:r>
-              <w:rPr>
-                <w:rFonts w:ascii="Times New Roman" w:hAnsi="Times New Roman" w:eastAsia="宋体"/>
-                <w:b w:val="0"/>
-                <w:sz w:val="19"/>
-              </w:rPr>
-              <w:t>物理信息神经网络</w:t>
-            </w:r>
-          </w:p>
-        </w:tc>
-        <w:tc>
-          <w:tcPr>
-            <w:tcW w:type="dxa" w:w="2911"/>
-          </w:tcPr>
-          <w:p>
-            <w:pPr>
-              <w:jc w:val="left"/>
-            </w:pPr>
-            <w:r/>
-            <w:r>
-              <w:rPr>
-                <w:rFonts w:ascii="Times New Roman" w:hAnsi="Times New Roman" w:eastAsia="宋体"/>
-                <w:b w:val="0"/>
-                <w:sz w:val="19"/>
-              </w:rPr>
-              <w:t>Physics-Informed Neural Network</w:t>
-            </w:r>
-          </w:p>
-        </w:tc>
-      </w:tr>
-      <w:tr>
-        <w:tc>
-          <w:tcPr>
-            <w:tcW w:type="dxa" w:w="2911"/>
-          </w:tcPr>
-          <w:p>
-            <w:pPr>
-              <w:jc w:val="left"/>
-            </w:pPr>
-            <w:r/>
-            <w:r>
-              <w:rPr>
-                <w:rFonts w:ascii="Times New Roman" w:hAnsi="Times New Roman" w:eastAsia="宋体"/>
-                <w:b w:val="0"/>
-                <w:sz w:val="19"/>
-              </w:rPr>
-              <w:t>CNN-LSTM</w:t>
-            </w:r>
-          </w:p>
-        </w:tc>
-        <w:tc>
-          <w:tcPr>
-            <w:tcW w:type="dxa" w:w="2911"/>
-          </w:tcPr>
-          <w:p>
-            <w:pPr>
-              <w:jc w:val="left"/>
-            </w:pPr>
-            <w:r/>
-            <w:r>
-              <w:rPr>
-                <w:rFonts w:ascii="Times New Roman" w:hAnsi="Times New Roman" w:eastAsia="宋体"/>
-                <w:b w:val="0"/>
-                <w:sz w:val="19"/>
-              </w:rPr>
-              <w:t>卷积-长短期记忆网络</w:t>
-            </w:r>
-          </w:p>
-        </w:tc>
-        <w:tc>
-          <w:tcPr>
-            <w:tcW w:type="dxa" w:w="2911"/>
-          </w:tcPr>
-          <w:p>
-            <w:pPr>
-              <w:jc w:val="left"/>
-            </w:pPr>
-            <w:r/>
-            <w:r>
-              <w:rPr>
-                <w:rFonts w:ascii="Times New Roman" w:hAnsi="Times New Roman" w:eastAsia="宋体"/>
-                <w:b w:val="0"/>
-                <w:sz w:val="19"/>
-              </w:rPr>
-              <w:t>Convolutional Neural Network + Long Short-Term Memory</w:t>
-            </w:r>
-          </w:p>
-        </w:tc>
-      </w:tr>
-      <w:tr>
-        <w:tc>
-          <w:tcPr>
-            <w:tcW w:type="dxa" w:w="2911"/>
-          </w:tcPr>
-          <w:p>
-            <w:pPr>
-              <w:jc w:val="left"/>
-            </w:pPr>
-            <w:r/>
-            <w:r>
-              <w:rPr>
-                <w:rFonts w:ascii="Times New Roman" w:hAnsi="Times New Roman" w:eastAsia="宋体"/>
-                <w:b w:val="0"/>
-                <w:sz w:val="19"/>
-              </w:rPr>
-              <w:t>EIS</w:t>
-            </w:r>
-          </w:p>
-        </w:tc>
-        <w:tc>
-          <w:tcPr>
-            <w:tcW w:type="dxa" w:w="2911"/>
-          </w:tcPr>
-          <w:p>
-            <w:pPr>
-              <w:jc w:val="left"/>
-            </w:pPr>
-            <w:r/>
-            <w:r>
-              <w:rPr>
-                <w:rFonts w:ascii="Times New Roman" w:hAnsi="Times New Roman" w:eastAsia="宋体"/>
-                <w:b w:val="0"/>
-                <w:sz w:val="19"/>
-              </w:rPr>
-              <w:t>电化学阻抗谱</w:t>
-            </w:r>
-          </w:p>
-        </w:tc>
-        <w:tc>
-          <w:tcPr>
-            <w:tcW w:type="dxa" w:w="2911"/>
-          </w:tcPr>
-          <w:p>
-            <w:pPr>
-              <w:jc w:val="left"/>
-            </w:pPr>
-            <w:r/>
-            <w:r>
-              <w:rPr>
-                <w:rFonts w:ascii="Times New Roman" w:hAnsi="Times New Roman" w:eastAsia="宋体"/>
-                <w:b w:val="0"/>
-                <w:sz w:val="19"/>
-              </w:rPr>
-              <w:t>Electrochemical Impedance Spectroscopy</w:t>
-            </w:r>
-          </w:p>
-        </w:tc>
-      </w:tr>
-      <w:tr>
-        <w:tc>
-          <w:tcPr>
-            <w:tcW w:type="dxa" w:w="2911"/>
-          </w:tcPr>
-          <w:p>
-            <w:pPr>
-              <w:jc w:val="left"/>
-            </w:pPr>
-            <w:r/>
-            <w:r>
-              <w:rPr>
-                <w:rFonts w:ascii="Times New Roman" w:hAnsi="Times New Roman" w:eastAsia="宋体"/>
-                <w:b w:val="0"/>
-                <w:sz w:val="19"/>
-              </w:rPr>
-              <w:t>SEM/TEM</w:t>
-            </w:r>
-          </w:p>
-        </w:tc>
-        <w:tc>
-          <w:tcPr>
-            <w:tcW w:type="dxa" w:w="2911"/>
-          </w:tcPr>
-          <w:p>
-            <w:pPr>
-              <w:jc w:val="left"/>
-            </w:pPr>
-            <w:r/>
-            <w:r>
-              <w:rPr>
-                <w:rFonts w:ascii="Times New Roman" w:hAnsi="Times New Roman" w:eastAsia="宋体"/>
-                <w:b w:val="0"/>
-                <w:sz w:val="19"/>
-              </w:rPr>
-              <w:t>扫描/透射电镜</w:t>
-            </w:r>
-          </w:p>
-        </w:tc>
-        <w:tc>
-          <w:tcPr>
-            <w:tcW w:type="dxa" w:w="2911"/>
-          </w:tcPr>
-          <w:p>
-            <w:pPr>
-              <w:jc w:val="left"/>
-            </w:pPr>
-            <w:r/>
-            <w:r>
-              <w:rPr>
-                <w:rFonts w:ascii="Times New Roman" w:hAnsi="Times New Roman" w:eastAsia="宋体"/>
-                <w:b w:val="0"/>
-                <w:sz w:val="19"/>
-              </w:rPr>
-              <w:t>Scanning/Transmission Electron Microscope</w:t>
-            </w:r>
-          </w:p>
-        </w:tc>
-      </w:tr>
-      <w:tr>
-        <w:tc>
-          <w:tcPr>
-            <w:tcW w:type="dxa" w:w="2911"/>
-          </w:tcPr>
-          <w:p>
-            <w:pPr>
-              <w:jc w:val="left"/>
-            </w:pPr>
-            <w:r/>
-            <w:r>
-              <w:rPr>
-                <w:rFonts w:ascii="Times New Roman" w:hAnsi="Times New Roman" w:eastAsia="宋体"/>
-                <w:b w:val="0"/>
-                <w:sz w:val="19"/>
-              </w:rPr>
-              <w:t>EDS</w:t>
-            </w:r>
-          </w:p>
-        </w:tc>
-        <w:tc>
-          <w:tcPr>
-            <w:tcW w:type="dxa" w:w="2911"/>
-          </w:tcPr>
-          <w:p>
-            <w:pPr>
-              <w:jc w:val="left"/>
-            </w:pPr>
-            <w:r/>
-            <w:r>
-              <w:rPr>
-                <w:rFonts w:ascii="Times New Roman" w:hAnsi="Times New Roman" w:eastAsia="宋体"/>
-                <w:b w:val="0"/>
-                <w:sz w:val="19"/>
-              </w:rPr>
-              <w:t>能谱仪</w:t>
-            </w:r>
-          </w:p>
-        </w:tc>
-        <w:tc>
-          <w:tcPr>
-            <w:tcW w:type="dxa" w:w="2911"/>
-          </w:tcPr>
-          <w:p>
-            <w:pPr>
-              <w:jc w:val="left"/>
-            </w:pPr>
-            <w:r/>
-            <w:r>
-              <w:rPr>
-                <w:rFonts w:ascii="Times New Roman" w:hAnsi="Times New Roman" w:eastAsia="宋体"/>
-                <w:b w:val="0"/>
-                <w:sz w:val="19"/>
-              </w:rPr>
-              <w:t>Energy-Dispersive X-ray Spectroscopy</w:t>
-            </w:r>
-          </w:p>
-        </w:tc>
-      </w:tr>
-      <w:tr>
-        <w:tc>
-          <w:tcPr>
-            <w:tcW w:type="dxa" w:w="2911"/>
-          </w:tcPr>
-          <w:p>
-            <w:pPr>
-              <w:jc w:val="left"/>
-            </w:pPr>
-            <w:r/>
-            <w:r>
-              <w:rPr>
-                <w:rFonts w:ascii="Times New Roman" w:hAnsi="Times New Roman" w:eastAsia="宋体"/>
-                <w:b w:val="0"/>
-                <w:sz w:val="19"/>
-              </w:rPr>
-              <w:t>XPS</w:t>
-            </w:r>
-          </w:p>
-        </w:tc>
-        <w:tc>
-          <w:tcPr>
-            <w:tcW w:type="dxa" w:w="2911"/>
-          </w:tcPr>
-          <w:p>
-            <w:pPr>
-              <w:jc w:val="left"/>
-            </w:pPr>
-            <w:r/>
-            <w:r>
-              <w:rPr>
-                <w:rFonts w:ascii="Times New Roman" w:hAnsi="Times New Roman" w:eastAsia="宋体"/>
-                <w:b w:val="0"/>
-                <w:sz w:val="19"/>
-              </w:rPr>
-              <w:t>X 射线光电子能谱</w:t>
-            </w:r>
-          </w:p>
-        </w:tc>
-        <w:tc>
-          <w:tcPr>
-            <w:tcW w:type="dxa" w:w="2911"/>
-          </w:tcPr>
-          <w:p>
-            <w:pPr>
-              <w:jc w:val="left"/>
-            </w:pPr>
-            <w:r/>
-            <w:r>
-              <w:rPr>
-                <w:rFonts w:ascii="Times New Roman" w:hAnsi="Times New Roman" w:eastAsia="宋体"/>
-                <w:b w:val="0"/>
-                <w:sz w:val="19"/>
-              </w:rPr>
-              <w:t>X-ray Photoelectron Spectroscopy</w:t>
-            </w:r>
-          </w:p>
-        </w:tc>
-      </w:tr>
-      <w:tr>
-        <w:tc>
-          <w:tcPr>
-            <w:tcW w:type="dxa" w:w="2911"/>
-          </w:tcPr>
-          <w:p>
-            <w:pPr>
-              <w:jc w:val="left"/>
-            </w:pPr>
-            <w:r/>
-            <w:r>
-              <w:rPr>
-                <w:rFonts w:ascii="Times New Roman" w:hAnsi="Times New Roman" w:eastAsia="宋体"/>
-                <w:b w:val="0"/>
-                <w:sz w:val="19"/>
-              </w:rPr>
-              <w:t>C-SAM</w:t>
-            </w:r>
-          </w:p>
-        </w:tc>
-        <w:tc>
-          <w:tcPr>
-            <w:tcW w:type="dxa" w:w="2911"/>
-          </w:tcPr>
-          <w:p>
-            <w:pPr>
-              <w:jc w:val="left"/>
-            </w:pPr>
-            <w:r/>
-            <w:r>
-              <w:rPr>
-                <w:rFonts w:ascii="Times New Roman" w:hAnsi="Times New Roman" w:eastAsia="宋体"/>
-                <w:b w:val="0"/>
-                <w:sz w:val="19"/>
-              </w:rPr>
-              <w:t>超声扫描显微镜</w:t>
-            </w:r>
-          </w:p>
-        </w:tc>
-        <w:tc>
-          <w:tcPr>
-            <w:tcW w:type="dxa" w:w="2911"/>
-          </w:tcPr>
-          <w:p>
-            <w:pPr>
-              <w:jc w:val="left"/>
-            </w:pPr>
-            <w:r/>
-            <w:r>
-              <w:rPr>
-                <w:rFonts w:ascii="Times New Roman" w:hAnsi="Times New Roman" w:eastAsia="宋体"/>
-                <w:b w:val="0"/>
-                <w:sz w:val="19"/>
-              </w:rPr>
-              <w:t>C-mode Scanning Acoustic Microscope</w:t>
-            </w:r>
-          </w:p>
-        </w:tc>
-      </w:tr>
-      <w:tr>
-        <w:tc>
-          <w:tcPr>
-            <w:tcW w:type="dxa" w:w="2911"/>
-          </w:tcPr>
-          <w:p>
-            <w:pPr>
-              <w:jc w:val="left"/>
-            </w:pPr>
-            <w:r/>
-            <w:r>
-              <w:rPr>
-                <w:rFonts w:ascii="Times New Roman" w:hAnsi="Times New Roman" w:eastAsia="宋体"/>
-                <w:b w:val="0"/>
-                <w:sz w:val="19"/>
-              </w:rPr>
-              <w:t>TGA/DSC</w:t>
-            </w:r>
-          </w:p>
-        </w:tc>
-        <w:tc>
-          <w:tcPr>
-            <w:tcW w:type="dxa" w:w="2911"/>
-          </w:tcPr>
-          <w:p>
-            <w:pPr>
-              <w:jc w:val="left"/>
-            </w:pPr>
-            <w:r/>
-            <w:r>
-              <w:rPr>
-                <w:rFonts w:ascii="Times New Roman" w:hAnsi="Times New Roman" w:eastAsia="宋体"/>
-                <w:b w:val="0"/>
-                <w:sz w:val="19"/>
-              </w:rPr>
-              <w:t>热重/差示扫描量热</w:t>
-            </w:r>
-          </w:p>
-        </w:tc>
-        <w:tc>
-          <w:tcPr>
-            <w:tcW w:type="dxa" w:w="2911"/>
-          </w:tcPr>
-          <w:p>
-            <w:pPr>
-              <w:jc w:val="left"/>
-            </w:pPr>
-            <w:r/>
-            <w:r>
-              <w:rPr>
-                <w:rFonts w:ascii="Times New Roman" w:hAnsi="Times New Roman" w:eastAsia="宋体"/>
-                <w:b w:val="0"/>
-                <w:sz w:val="19"/>
-              </w:rPr>
-              <w:t>Thermogravimetric Analysis / Differential Scanning Calorimetry</w:t>
-            </w:r>
-          </w:p>
-        </w:tc>
-      </w:tr>
-      <w:tr>
-        <w:tc>
-          <w:tcPr>
-            <w:tcW w:type="dxa" w:w="2911"/>
-          </w:tcPr>
-          <w:p>
-            <w:pPr>
-              <w:jc w:val="left"/>
-            </w:pPr>
-            <w:r/>
-            <w:r>
-              <w:rPr>
-                <w:rFonts w:ascii="Times New Roman" w:hAnsi="Times New Roman" w:eastAsia="宋体"/>
-                <w:b w:val="0"/>
-                <w:sz w:val="19"/>
-              </w:rPr>
-              <w:t>FT-IR</w:t>
-            </w:r>
-          </w:p>
-        </w:tc>
-        <w:tc>
-          <w:tcPr>
-            <w:tcW w:type="dxa" w:w="2911"/>
-          </w:tcPr>
-          <w:p>
-            <w:pPr>
-              <w:jc w:val="left"/>
-            </w:pPr>
-            <w:r/>
-            <w:r>
-              <w:rPr>
-                <w:rFonts w:ascii="Times New Roman" w:hAnsi="Times New Roman" w:eastAsia="宋体"/>
-                <w:b w:val="0"/>
-                <w:sz w:val="19"/>
-              </w:rPr>
-              <w:t>傅里叶变换红外光谱</w:t>
-            </w:r>
-          </w:p>
-        </w:tc>
-        <w:tc>
-          <w:tcPr>
-            <w:tcW w:type="dxa" w:w="2911"/>
-          </w:tcPr>
-          <w:p>
-            <w:pPr>
-              <w:jc w:val="left"/>
-            </w:pPr>
-            <w:r/>
-            <w:r>
-              <w:rPr>
-                <w:rFonts w:ascii="Times New Roman" w:hAnsi="Times New Roman" w:eastAsia="宋体"/>
-                <w:b w:val="0"/>
-                <w:sz w:val="19"/>
-              </w:rPr>
-              <w:t>Fourier-Transform Infrared Spectroscopy</w:t>
-            </w:r>
-          </w:p>
-        </w:tc>
-      </w:tr>
-      <w:tr>
-        <w:tc>
-          <w:tcPr>
-            <w:tcW w:type="dxa" w:w="2911"/>
-          </w:tcPr>
-          <w:p>
-            <w:pPr>
-              <w:jc w:val="left"/>
-            </w:pPr>
-            <w:r/>
-            <w:r>
-              <w:rPr>
-                <w:rFonts w:ascii="Times New Roman" w:hAnsi="Times New Roman" w:eastAsia="宋体"/>
-                <w:b w:val="0"/>
-                <w:sz w:val="19"/>
-              </w:rPr>
-              <w:t>VRM</w:t>
-            </w:r>
-          </w:p>
-        </w:tc>
-        <w:tc>
-          <w:tcPr>
-            <w:tcW w:type="dxa" w:w="2911"/>
-          </w:tcPr>
-          <w:p>
-            <w:pPr>
-              <w:jc w:val="left"/>
-            </w:pPr>
-            <w:r/>
-            <w:r>
-              <w:rPr>
-                <w:rFonts w:ascii="Times New Roman" w:hAnsi="Times New Roman" w:eastAsia="宋体"/>
-                <w:b w:val="0"/>
-                <w:sz w:val="19"/>
-              </w:rPr>
-              <w:t>电压调节模块</w:t>
-            </w:r>
-          </w:p>
-        </w:tc>
-        <w:tc>
-          <w:tcPr>
-            <w:tcW w:type="dxa" w:w="2911"/>
-          </w:tcPr>
-          <w:p>
-            <w:pPr>
-              <w:jc w:val="left"/>
-            </w:pPr>
-            <w:r/>
-            <w:r>
-              <w:rPr>
-                <w:rFonts w:ascii="Times New Roman" w:hAnsi="Times New Roman" w:eastAsia="宋体"/>
-                <w:b w:val="0"/>
-                <w:sz w:val="19"/>
-              </w:rPr>
-              <w:t>Voltage Regulator Module</w:t>
-            </w:r>
-          </w:p>
-        </w:tc>
-      </w:tr>
-      <w:tr>
-        <w:tc>
-          <w:tcPr>
-            <w:tcW w:type="dxa" w:w="2911"/>
-          </w:tcPr>
-          <w:p>
-            <w:pPr>
-              <w:jc w:val="left"/>
-            </w:pPr>
-            <w:r/>
-            <w:r>
-              <w:rPr>
-                <w:rFonts w:ascii="Times New Roman" w:hAnsi="Times New Roman" w:eastAsia="宋体"/>
-                <w:b w:val="0"/>
-                <w:sz w:val="19"/>
-              </w:rPr>
-              <w:t>SMT</w:t>
-            </w:r>
-          </w:p>
-        </w:tc>
-        <w:tc>
-          <w:tcPr>
-            <w:tcW w:type="dxa" w:w="2911"/>
-          </w:tcPr>
-          <w:p>
-            <w:pPr>
-              <w:jc w:val="left"/>
-            </w:pPr>
-            <w:r/>
-            <w:r>
-              <w:rPr>
-                <w:rFonts w:ascii="Times New Roman" w:hAnsi="Times New Roman" w:eastAsia="宋体"/>
-                <w:b w:val="0"/>
-                <w:sz w:val="19"/>
-              </w:rPr>
-              <w:t>表面贴装技术</w:t>
-            </w:r>
-          </w:p>
-        </w:tc>
-        <w:tc>
-          <w:tcPr>
-            <w:tcW w:type="dxa" w:w="2911"/>
-          </w:tcPr>
-          <w:p>
-            <w:pPr>
-              <w:jc w:val="left"/>
-            </w:pPr>
-            <w:r/>
-            <w:r>
-              <w:rPr>
-                <w:rFonts w:ascii="Times New Roman" w:hAnsi="Times New Roman" w:eastAsia="宋体"/>
-                <w:b w:val="0"/>
-                <w:sz w:val="19"/>
-              </w:rPr>
-              <w:t>Surface-Mount Technology</w:t>
-            </w:r>
-          </w:p>
-        </w:tc>
-      </w:tr>
-      <w:tr>
-        <w:tc>
-          <w:tcPr>
-            <w:tcW w:type="dxa" w:w="2911"/>
-          </w:tcPr>
-          <w:p>
-            <w:pPr>
-              <w:jc w:val="left"/>
-            </w:pPr>
-            <w:r/>
-            <w:r>
-              <w:rPr>
-                <w:rFonts w:ascii="Times New Roman" w:hAnsi="Times New Roman" w:eastAsia="宋体"/>
-                <w:b w:val="0"/>
-                <w:sz w:val="19"/>
-              </w:rPr>
-              <w:t>MSL</w:t>
-            </w:r>
-          </w:p>
-        </w:tc>
-        <w:tc>
-          <w:tcPr>
-            <w:tcW w:type="dxa" w:w="2911"/>
-          </w:tcPr>
-          <w:p>
-            <w:pPr>
-              <w:jc w:val="left"/>
-            </w:pPr>
-            <w:r/>
-            <w:r>
-              <w:rPr>
-                <w:rFonts w:ascii="Times New Roman" w:hAnsi="Times New Roman" w:eastAsia="宋体"/>
-                <w:b w:val="0"/>
-                <w:sz w:val="19"/>
-              </w:rPr>
-              <w:t>潮湿敏感度等级</w:t>
-            </w:r>
-          </w:p>
-        </w:tc>
-        <w:tc>
-          <w:tcPr>
-            <w:tcW w:type="dxa" w:w="2911"/>
-          </w:tcPr>
-          <w:p>
-            <w:pPr>
-              <w:jc w:val="left"/>
-            </w:pPr>
-            <w:r/>
-            <w:r>
-              <w:rPr>
-                <w:rFonts w:ascii="Times New Roman" w:hAnsi="Times New Roman" w:eastAsia="宋体"/>
-                <w:b w:val="0"/>
-                <w:sz w:val="19"/>
-              </w:rPr>
-              <w:t>Moisture Sensitivity Level</w:t>
-            </w:r>
-          </w:p>
-        </w:tc>
-      </w:tr>
-      <w:tr>
-        <w:tc>
-          <w:tcPr>
-            <w:tcW w:type="dxa" w:w="2911"/>
-          </w:tcPr>
-          <w:p>
-            <w:pPr>
-              <w:jc w:val="left"/>
-            </w:pPr>
-            <w:r/>
-            <w:r>
-              <w:rPr>
-                <w:rFonts w:ascii="Times New Roman" w:hAnsi="Times New Roman" w:eastAsia="宋体"/>
-                <w:b w:val="0"/>
-                <w:sz w:val="19"/>
-              </w:rPr>
-              <w:t>CALCE</w:t>
-            </w:r>
-          </w:p>
-        </w:tc>
-        <w:tc>
-          <w:tcPr>
-            <w:tcW w:type="dxa" w:w="2911"/>
-          </w:tcPr>
-          <w:p>
-            <w:pPr>
-              <w:jc w:val="left"/>
-            </w:pPr>
-            <w:r/>
-            <w:r>
-              <w:rPr>
-                <w:rFonts w:ascii="Times New Roman" w:hAnsi="Times New Roman" w:eastAsia="宋体"/>
-                <w:b w:val="0"/>
-                <w:sz w:val="19"/>
-              </w:rPr>
-              <w:t>马里兰大学可靠性工程中心</w:t>
-            </w:r>
-          </w:p>
-        </w:tc>
-        <w:tc>
-          <w:tcPr>
-            <w:tcW w:type="dxa" w:w="2911"/>
-          </w:tcPr>
-          <w:p>
-            <w:pPr>
-              <w:jc w:val="left"/>
-            </w:pPr>
-            <w:r/>
-            <w:r>
-              <w:rPr>
-                <w:rFonts w:ascii="Times New Roman" w:hAnsi="Times New Roman" w:eastAsia="宋体"/>
-                <w:b w:val="0"/>
-                <w:sz w:val="19"/>
-              </w:rPr>
-              <w:t>Center for Advanced Life Cycle Engineering</w:t>
-            </w:r>
-          </w:p>
-        </w:tc>
-      </w:tr>
-      <w:tr>
-        <w:tc>
-          <w:tcPr>
-            <w:tcW w:type="dxa" w:w="2911"/>
-          </w:tcPr>
-          <w:p>
-            <w:pPr>
-              <w:jc w:val="left"/>
-            </w:pPr>
-            <w:r/>
-            <w:r>
-              <w:rPr>
-                <w:rFonts w:ascii="Times New Roman" w:hAnsi="Times New Roman" w:eastAsia="宋体"/>
-                <w:b w:val="0"/>
-                <w:sz w:val="19"/>
-              </w:rPr>
-              <w:t>NEPP</w:t>
-            </w:r>
-          </w:p>
-        </w:tc>
-        <w:tc>
-          <w:tcPr>
-            <w:tcW w:type="dxa" w:w="2911"/>
-          </w:tcPr>
-          <w:p>
-            <w:pPr>
-              <w:jc w:val="left"/>
-            </w:pPr>
-            <w:r/>
-            <w:r>
-              <w:rPr>
-                <w:rFonts w:ascii="Times New Roman" w:hAnsi="Times New Roman" w:eastAsia="宋体"/>
-                <w:b w:val="0"/>
-                <w:sz w:val="19"/>
-              </w:rPr>
-              <w:t>NASA 电子元器件可靠性计划</w:t>
-            </w:r>
-          </w:p>
-        </w:tc>
-        <w:tc>
-          <w:tcPr>
-            <w:tcW w:type="dxa" w:w="2911"/>
-          </w:tcPr>
-          <w:p>
-            <w:pPr>
-              <w:jc w:val="left"/>
-            </w:pPr>
-            <w:r/>
-            <w:r>
-              <w:rPr>
-                <w:rFonts w:ascii="Times New Roman" w:hAnsi="Times New Roman" w:eastAsia="宋体"/>
-                <w:b w:val="0"/>
-                <w:sz w:val="19"/>
-              </w:rPr>
-              <w:t>NASA Electronic Parts and Packaging Program</w:t>
-            </w:r>
-          </w:p>
-        </w:tc>
-      </w:tr>
-      <w:tr>
-        <w:tc>
-          <w:tcPr>
-            <w:tcW w:type="dxa" w:w="2911"/>
-          </w:tcPr>
-          <w:p>
-            <w:pPr>
-              <w:jc w:val="left"/>
-            </w:pPr>
-            <w:r/>
-            <w:r>
-              <w:rPr>
-                <w:rFonts w:ascii="Times New Roman" w:hAnsi="Times New Roman" w:eastAsia="宋体"/>
-                <w:b w:val="0"/>
-                <w:sz w:val="19"/>
-              </w:rPr>
-              <w:t>AEC-Q200</w:t>
-            </w:r>
-          </w:p>
-        </w:tc>
-        <w:tc>
-          <w:tcPr>
-            <w:tcW w:type="dxa" w:w="2911"/>
-          </w:tcPr>
-          <w:p>
-            <w:pPr>
-              <w:jc w:val="left"/>
-            </w:pPr>
-            <w:r/>
-            <w:r>
-              <w:rPr>
-                <w:rFonts w:ascii="Times New Roman" w:hAnsi="Times New Roman" w:eastAsia="宋体"/>
-                <w:b w:val="0"/>
-                <w:sz w:val="19"/>
-              </w:rPr>
-              <w:t>汽车电子委员会被动元件认证</w:t>
-            </w:r>
-          </w:p>
-        </w:tc>
-        <w:tc>
-          <w:tcPr>
-            <w:tcW w:type="dxa" w:w="2911"/>
-          </w:tcPr>
-          <w:p>
-            <w:pPr>
-              <w:jc w:val="left"/>
-            </w:pPr>
-            <w:r/>
-            <w:r>
-              <w:rPr>
-                <w:rFonts w:ascii="Times New Roman" w:hAnsi="Times New Roman" w:eastAsia="宋体"/>
-                <w:b w:val="0"/>
-                <w:sz w:val="19"/>
-              </w:rPr>
-              <w:t>Automotive Electronics Council Q200</w:t>
-            </w:r>
-          </w:p>
-        </w:tc>
-      </w:tr>
-      <w:tr>
-        <w:tc>
-          <w:tcPr>
-            <w:tcW w:type="dxa" w:w="2911"/>
-          </w:tcPr>
-          <w:p>
-            <w:pPr>
-              <w:jc w:val="left"/>
-            </w:pPr>
-            <w:r/>
-            <w:r>
-              <w:rPr>
-                <w:rFonts w:ascii="Times New Roman" w:hAnsi="Times New Roman" w:eastAsia="宋体"/>
-                <w:b w:val="0"/>
-                <w:sz w:val="19"/>
-              </w:rPr>
-              <w:t>IEC 60384</w:t>
-            </w:r>
-          </w:p>
-        </w:tc>
-        <w:tc>
-          <w:tcPr>
-            <w:tcW w:type="dxa" w:w="2911"/>
-          </w:tcPr>
-          <w:p>
-            <w:pPr>
-              <w:jc w:val="left"/>
-            </w:pPr>
-            <w:r/>
-            <w:r>
-              <w:rPr>
-                <w:rFonts w:ascii="Times New Roman" w:hAnsi="Times New Roman" w:eastAsia="宋体"/>
-                <w:b w:val="0"/>
-                <w:sz w:val="19"/>
-              </w:rPr>
-              <w:t>国际电工委员会电容器标准</w:t>
-            </w:r>
-          </w:p>
-        </w:tc>
-        <w:tc>
-          <w:tcPr>
-            <w:tcW w:type="dxa" w:w="2911"/>
-          </w:tcPr>
-          <w:p>
-            <w:pPr>
-              <w:jc w:val="left"/>
-            </w:pPr>
-            <w:r/>
-            <w:r>
-              <w:rPr>
-                <w:rFonts w:ascii="Times New Roman" w:hAnsi="Times New Roman" w:eastAsia="宋体"/>
-                <w:b w:val="0"/>
-                <w:sz w:val="19"/>
-              </w:rPr>
-              <w:t>International Electrotechnical Commission standard</w:t>
-            </w:r>
-          </w:p>
-        </w:tc>
-      </w:tr>
-    </w:tbl>
-    <w:p>
-      <w:r>
-        <w:br w:type="page"/>
-      </w:r>
-    </w:p>
-    <w:p>
-      <w:pPr>
-        <w:spacing w:before="200" w:after="100"/>
-        <w:outlineLvl w:val="1"/>
-      </w:pPr>
-      <w:r>
-        <w:rPr>
-          <w:rFonts w:ascii="Times New Roman" w:hAnsi="Times New Roman" w:eastAsia="黑体"/>
-          <w:b/>
-          <w:sz w:val="36"/>
-        </w:rPr>
-        <w:t>附录 B  加速试验设计范例</w:t>
-      </w:r>
-    </w:p>
-    <w:p>
-      <w:pPr>
-        <w:spacing w:line="360" w:lineRule="auto" w:after="40"/>
-        <w:ind w:firstLine="420"/>
-        <w:jc w:val="both"/>
-      </w:pPr>
-      <w:r>
-        <w:rPr>
-          <w:rFonts w:ascii="Times New Roman" w:hAnsi="Times New Roman" w:eastAsia="宋体"/>
-          <w:b w:val="0"/>
-          <w:sz w:val="21"/>
-        </w:rPr>
-        <w:t>本附录以一只典型 SAPC 产品（6.3 V / 470 μF，CV 积约 3000 μV·F）为例，展示 AEC-Q200 等级下的加速试验设计流程。</w:t>
-      </w:r>
-    </w:p>
-    <w:p>
-      <w:pPr>
-        <w:spacing w:before="200" w:after="100"/>
-        <w:outlineLvl w:val="2"/>
-      </w:pPr>
-      <w:r>
-        <w:rPr>
-          <w:rFonts w:ascii="Times New Roman" w:hAnsi="Times New Roman" w:eastAsia="黑体"/>
-          <w:b/>
-          <w:sz w:val="28"/>
-        </w:rPr>
-        <w:t>B.1 试验矩阵</w:t>
-      </w:r>
-    </w:p>
-    <w:p>
-      <w:pPr>
-        <w:jc w:val="center"/>
-      </w:pPr>
-      <w:r>
-        <w:rPr>
-          <w:rFonts w:ascii="Times New Roman" w:hAnsi="Times New Roman" w:eastAsia="黑体"/>
-          <w:b/>
-          <w:sz w:val="20"/>
-        </w:rPr>
-        <w:t>附表 B-1  SAPC 综合加速试验矩阵</w:t>
-      </w:r>
-    </w:p>
-    <w:tbl>
-      <w:tblPr>
-        <w:tblStyle w:val="TableGrid"/>
-        <w:tblW w:type="auto" w:w="0"/>
-        <w:jc w:val="center"/>
-        <w:tblLook w:firstColumn="1" w:firstRow="1" w:lastColumn="0" w:lastRow="0" w:noHBand="0" w:noVBand="1" w:val="04A0"/>
-      </w:tblPr>
-      <w:tblGrid>
-        <w:gridCol w:w="1247"/>
-        <w:gridCol w:w="1247"/>
-        <w:gridCol w:w="1247"/>
-        <w:gridCol w:w="1247"/>
-        <w:gridCol w:w="1247"/>
-        <w:gridCol w:w="1247"/>
-        <w:gridCol w:w="1247"/>
-      </w:tblGrid>
-      <w:tr>
-        <w:tc>
-          <w:tcPr>
-            <w:tcW w:type="dxa" w:w="1247"/>
-          </w:tcPr>
-          <w:p>
-            <w:pPr>
-              <w:jc w:val="center"/>
-            </w:pPr>
-            <w:r/>
-            <w:r>
-              <w:rPr>
-                <w:rFonts w:ascii="Times New Roman" w:hAnsi="Times New Roman" w:eastAsia="黑体"/>
-                <w:b/>
-                <w:sz w:val="19"/>
-              </w:rPr>
-              <w:t>编号</w:t>
-            </w:r>
-          </w:p>
-        </w:tc>
-        <w:tc>
-          <w:tcPr>
-            <w:tcW w:type="dxa" w:w="1247"/>
-          </w:tcPr>
-          <w:p>
-            <w:pPr>
-              <w:jc w:val="center"/>
-            </w:pPr>
-            <w:r/>
-            <w:r>
-              <w:rPr>
-                <w:rFonts w:ascii="Times New Roman" w:hAnsi="Times New Roman" w:eastAsia="黑体"/>
-                <w:b/>
-                <w:sz w:val="19"/>
-              </w:rPr>
-              <w:t>温度 (°C)</w:t>
-            </w:r>
-          </w:p>
-        </w:tc>
-        <w:tc>
-          <w:tcPr>
-            <w:tcW w:type="dxa" w:w="1247"/>
-          </w:tcPr>
-          <w:p>
-            <w:pPr>
-              <w:jc w:val="center"/>
-            </w:pPr>
-            <w:r/>
-            <w:r>
-              <w:rPr>
-                <w:rFonts w:ascii="Times New Roman" w:hAnsi="Times New Roman" w:eastAsia="黑体"/>
-                <w:b/>
-                <w:sz w:val="19"/>
-              </w:rPr>
-              <w:t>相对湿度 (%RH)</w:t>
-            </w:r>
-          </w:p>
-        </w:tc>
-        <w:tc>
-          <w:tcPr>
-            <w:tcW w:type="dxa" w:w="1247"/>
-          </w:tcPr>
-          <w:p>
-            <w:pPr>
-              <w:jc w:val="center"/>
-            </w:pPr>
-            <w:r/>
-            <w:r>
-              <w:rPr>
-                <w:rFonts w:ascii="Times New Roman" w:hAnsi="Times New Roman" w:eastAsia="黑体"/>
-                <w:b/>
-                <w:sz w:val="19"/>
-              </w:rPr>
-              <w:t>偏压</w:t>
-            </w:r>
-          </w:p>
-        </w:tc>
-        <w:tc>
-          <w:tcPr>
-            <w:tcW w:type="dxa" w:w="1247"/>
-          </w:tcPr>
-          <w:p>
-            <w:pPr>
-              <w:jc w:val="center"/>
-            </w:pPr>
-            <w:r/>
-            <w:r>
-              <w:rPr>
-                <w:rFonts w:ascii="Times New Roman" w:hAnsi="Times New Roman" w:eastAsia="黑体"/>
-                <w:b/>
-                <w:sz w:val="19"/>
-              </w:rPr>
-              <w:t>样本数</w:t>
-            </w:r>
-          </w:p>
-        </w:tc>
-        <w:tc>
-          <w:tcPr>
-            <w:tcW w:type="dxa" w:w="1247"/>
-          </w:tcPr>
-          <w:p>
-            <w:pPr>
-              <w:jc w:val="center"/>
-            </w:pPr>
-            <w:r/>
-            <w:r>
-              <w:rPr>
-                <w:rFonts w:ascii="Times New Roman" w:hAnsi="Times New Roman" w:eastAsia="黑体"/>
-                <w:b/>
-                <w:sz w:val="19"/>
-              </w:rPr>
-              <w:t>测试时长 (h)</w:t>
-            </w:r>
-          </w:p>
-        </w:tc>
-        <w:tc>
-          <w:tcPr>
-            <w:tcW w:type="dxa" w:w="1247"/>
-          </w:tcPr>
-          <w:p>
-            <w:pPr>
-              <w:jc w:val="center"/>
-            </w:pPr>
-            <w:r/>
-            <w:r>
-              <w:rPr>
-                <w:rFonts w:ascii="Times New Roman" w:hAnsi="Times New Roman" w:eastAsia="黑体"/>
-                <w:b/>
-                <w:sz w:val="19"/>
-              </w:rPr>
-              <w:t>主要失效机理</w:t>
-            </w:r>
-          </w:p>
-        </w:tc>
-      </w:tr>
-      <w:tr>
-        <w:tc>
-          <w:tcPr>
-            <w:tcW w:type="dxa" w:w="1247"/>
-          </w:tcPr>
-          <w:p>
-            <w:pPr>
-              <w:jc w:val="left"/>
-            </w:pPr>
-            <w:r/>
-            <w:r>
-              <w:rPr>
-                <w:rFonts w:ascii="Times New Roman" w:hAnsi="Times New Roman" w:eastAsia="宋体"/>
-                <w:b w:val="0"/>
-                <w:sz w:val="19"/>
-              </w:rPr>
-              <w:t>T1</w:t>
-            </w:r>
-          </w:p>
-        </w:tc>
-        <w:tc>
-          <w:tcPr>
-            <w:tcW w:type="dxa" w:w="1247"/>
-          </w:tcPr>
-          <w:p>
-            <w:pPr>
-              <w:jc w:val="left"/>
-            </w:pPr>
-            <w:r/>
-            <w:r>
-              <w:rPr>
-                <w:rFonts w:ascii="Times New Roman" w:hAnsi="Times New Roman" w:eastAsia="宋体"/>
-                <w:b w:val="0"/>
-                <w:sz w:val="19"/>
-              </w:rPr>
-              <w:t>125</w:t>
-            </w:r>
-          </w:p>
-        </w:tc>
-        <w:tc>
-          <w:tcPr>
-            <w:tcW w:type="dxa" w:w="1247"/>
-          </w:tcPr>
-          <w:p>
-            <w:pPr>
-              <w:jc w:val="left"/>
-            </w:pPr>
-            <w:r/>
-            <w:r>
-              <w:rPr>
-                <w:rFonts w:ascii="Times New Roman" w:hAnsi="Times New Roman" w:eastAsia="宋体"/>
-                <w:b w:val="0"/>
-                <w:sz w:val="19"/>
-              </w:rPr>
-              <w:t>≤10</w:t>
-            </w:r>
-          </w:p>
-        </w:tc>
-        <w:tc>
-          <w:tcPr>
-            <w:tcW w:type="dxa" w:w="1247"/>
-          </w:tcPr>
-          <w:p>
-            <w:pPr>
-              <w:jc w:val="left"/>
-            </w:pPr>
-            <w:r/>
-            <w:r>
-              <w:rPr>
-                <w:rFonts w:ascii="Times New Roman" w:hAnsi="Times New Roman" w:eastAsia="宋体"/>
-                <w:b w:val="0"/>
-                <w:sz w:val="19"/>
-              </w:rPr>
-              <w:t>V_R</w:t>
-            </w:r>
-          </w:p>
-        </w:tc>
-        <w:tc>
-          <w:tcPr>
-            <w:tcW w:type="dxa" w:w="1247"/>
-          </w:tcPr>
-          <w:p>
-            <w:pPr>
-              <w:jc w:val="left"/>
-            </w:pPr>
-            <w:r/>
-            <w:r>
-              <w:rPr>
-                <w:rFonts w:ascii="Times New Roman" w:hAnsi="Times New Roman" w:eastAsia="宋体"/>
-                <w:b w:val="0"/>
-                <w:sz w:val="19"/>
-              </w:rPr>
-              <w:t>77</w:t>
-            </w:r>
-          </w:p>
-        </w:tc>
-        <w:tc>
-          <w:tcPr>
-            <w:tcW w:type="dxa" w:w="1247"/>
-          </w:tcPr>
-          <w:p>
-            <w:pPr>
-              <w:jc w:val="left"/>
-            </w:pPr>
-            <w:r/>
-            <w:r>
-              <w:rPr>
-                <w:rFonts w:ascii="Times New Roman" w:hAnsi="Times New Roman" w:eastAsia="宋体"/>
-                <w:b w:val="0"/>
-                <w:sz w:val="19"/>
-              </w:rPr>
-              <w:t>1000</w:t>
-            </w:r>
-          </w:p>
-        </w:tc>
-        <w:tc>
-          <w:tcPr>
-            <w:tcW w:type="dxa" w:w="1247"/>
-          </w:tcPr>
-          <w:p>
-            <w:pPr>
-              <w:jc w:val="left"/>
-            </w:pPr>
-            <w:r/>
-            <w:r>
-              <w:rPr>
-                <w:rFonts w:ascii="Times New Roman" w:hAnsi="Times New Roman" w:eastAsia="宋体"/>
-                <w:b w:val="0"/>
-                <w:sz w:val="19"/>
-              </w:rPr>
-              <w:t>PEDOT 热氧化</w:t>
-            </w:r>
-          </w:p>
-        </w:tc>
-      </w:tr>
-      <w:tr>
-        <w:tc>
-          <w:tcPr>
-            <w:tcW w:type="dxa" w:w="1247"/>
-          </w:tcPr>
-          <w:p>
-            <w:pPr>
-              <w:jc w:val="left"/>
-            </w:pPr>
-            <w:r/>
-            <w:r>
-              <w:rPr>
-                <w:rFonts w:ascii="Times New Roman" w:hAnsi="Times New Roman" w:eastAsia="宋体"/>
-                <w:b w:val="0"/>
-                <w:sz w:val="19"/>
-              </w:rPr>
-              <w:t>T2</w:t>
-            </w:r>
-          </w:p>
-        </w:tc>
-        <w:tc>
-          <w:tcPr>
-            <w:tcW w:type="dxa" w:w="1247"/>
-          </w:tcPr>
-          <w:p>
-            <w:pPr>
-              <w:jc w:val="left"/>
-            </w:pPr>
-            <w:r/>
-            <w:r>
-              <w:rPr>
-                <w:rFonts w:ascii="Times New Roman" w:hAnsi="Times New Roman" w:eastAsia="宋体"/>
-                <w:b w:val="0"/>
-                <w:sz w:val="19"/>
-              </w:rPr>
-              <w:t>125</w:t>
-            </w:r>
-          </w:p>
-        </w:tc>
-        <w:tc>
-          <w:tcPr>
-            <w:tcW w:type="dxa" w:w="1247"/>
-          </w:tcPr>
-          <w:p>
-            <w:pPr>
-              <w:jc w:val="left"/>
-            </w:pPr>
-            <w:r/>
-            <w:r>
-              <w:rPr>
-                <w:rFonts w:ascii="Times New Roman" w:hAnsi="Times New Roman" w:eastAsia="宋体"/>
-                <w:b w:val="0"/>
-                <w:sz w:val="19"/>
-              </w:rPr>
-              <w:t>≤10</w:t>
-            </w:r>
-          </w:p>
-        </w:tc>
-        <w:tc>
-          <w:tcPr>
-            <w:tcW w:type="dxa" w:w="1247"/>
-          </w:tcPr>
-          <w:p>
-            <w:pPr>
-              <w:jc w:val="left"/>
-            </w:pPr>
-            <w:r/>
-            <w:r>
-              <w:rPr>
-                <w:rFonts w:ascii="Times New Roman" w:hAnsi="Times New Roman" w:eastAsia="宋体"/>
-                <w:b w:val="0"/>
-                <w:sz w:val="19"/>
-              </w:rPr>
-              <w:t>1.5 V_R</w:t>
-            </w:r>
-          </w:p>
-        </w:tc>
-        <w:tc>
-          <w:tcPr>
-            <w:tcW w:type="dxa" w:w="1247"/>
-          </w:tcPr>
-          <w:p>
-            <w:pPr>
-              <w:jc w:val="left"/>
-            </w:pPr>
-            <w:r/>
-            <w:r>
-              <w:rPr>
-                <w:rFonts w:ascii="Times New Roman" w:hAnsi="Times New Roman" w:eastAsia="宋体"/>
-                <w:b w:val="0"/>
-                <w:sz w:val="19"/>
-              </w:rPr>
-              <w:t>77</w:t>
-            </w:r>
-          </w:p>
-        </w:tc>
-        <w:tc>
-          <w:tcPr>
-            <w:tcW w:type="dxa" w:w="1247"/>
-          </w:tcPr>
-          <w:p>
-            <w:pPr>
-              <w:jc w:val="left"/>
-            </w:pPr>
-            <w:r/>
-            <w:r>
-              <w:rPr>
-                <w:rFonts w:ascii="Times New Roman" w:hAnsi="Times New Roman" w:eastAsia="宋体"/>
-                <w:b w:val="0"/>
-                <w:sz w:val="19"/>
-              </w:rPr>
-              <w:t>500</w:t>
-            </w:r>
-          </w:p>
-        </w:tc>
-        <w:tc>
-          <w:tcPr>
-            <w:tcW w:type="dxa" w:w="1247"/>
-          </w:tcPr>
-          <w:p>
-            <w:pPr>
-              <w:jc w:val="left"/>
-            </w:pPr>
-            <w:r/>
-            <w:r>
-              <w:rPr>
-                <w:rFonts w:ascii="Times New Roman" w:hAnsi="Times New Roman" w:eastAsia="宋体"/>
-                <w:b w:val="0"/>
-                <w:sz w:val="19"/>
-              </w:rPr>
-              <w:t>Al₂O₃ 场致击穿</w:t>
-            </w:r>
-          </w:p>
-        </w:tc>
-      </w:tr>
-      <w:tr>
-        <w:tc>
-          <w:tcPr>
-            <w:tcW w:type="dxa" w:w="1247"/>
-          </w:tcPr>
-          <w:p>
-            <w:pPr>
-              <w:jc w:val="left"/>
-            </w:pPr>
-            <w:r/>
-            <w:r>
-              <w:rPr>
-                <w:rFonts w:ascii="Times New Roman" w:hAnsi="Times New Roman" w:eastAsia="宋体"/>
-                <w:b w:val="0"/>
-                <w:sz w:val="19"/>
-              </w:rPr>
-              <w:t>T3</w:t>
-            </w:r>
-          </w:p>
-        </w:tc>
-        <w:tc>
-          <w:tcPr>
-            <w:tcW w:type="dxa" w:w="1247"/>
-          </w:tcPr>
-          <w:p>
-            <w:pPr>
-              <w:jc w:val="left"/>
-            </w:pPr>
-            <w:r/>
-            <w:r>
-              <w:rPr>
-                <w:rFonts w:ascii="Times New Roman" w:hAnsi="Times New Roman" w:eastAsia="宋体"/>
-                <w:b w:val="0"/>
-                <w:sz w:val="19"/>
-              </w:rPr>
-              <w:t>105</w:t>
-            </w:r>
-          </w:p>
-        </w:tc>
-        <w:tc>
-          <w:tcPr>
-            <w:tcW w:type="dxa" w:w="1247"/>
-          </w:tcPr>
-          <w:p>
-            <w:pPr>
-              <w:jc w:val="left"/>
-            </w:pPr>
-            <w:r/>
-            <w:r>
-              <w:rPr>
-                <w:rFonts w:ascii="Times New Roman" w:hAnsi="Times New Roman" w:eastAsia="宋体"/>
-                <w:b w:val="0"/>
-                <w:sz w:val="19"/>
-              </w:rPr>
-              <w:t>≤10</w:t>
-            </w:r>
-          </w:p>
-        </w:tc>
-        <w:tc>
-          <w:tcPr>
-            <w:tcW w:type="dxa" w:w="1247"/>
-          </w:tcPr>
-          <w:p>
-            <w:pPr>
-              <w:jc w:val="left"/>
-            </w:pPr>
-            <w:r/>
-            <w:r>
-              <w:rPr>
-                <w:rFonts w:ascii="Times New Roman" w:hAnsi="Times New Roman" w:eastAsia="宋体"/>
-                <w:b w:val="0"/>
-                <w:sz w:val="19"/>
-              </w:rPr>
-              <w:t>V_R</w:t>
-            </w:r>
-          </w:p>
-        </w:tc>
-        <w:tc>
-          <w:tcPr>
-            <w:tcW w:type="dxa" w:w="1247"/>
-          </w:tcPr>
-          <w:p>
-            <w:pPr>
-              <w:jc w:val="left"/>
-            </w:pPr>
-            <w:r/>
-            <w:r>
-              <w:rPr>
-                <w:rFonts w:ascii="Times New Roman" w:hAnsi="Times New Roman" w:eastAsia="宋体"/>
-                <w:b w:val="0"/>
-                <w:sz w:val="19"/>
-              </w:rPr>
-              <w:t>77</w:t>
-            </w:r>
-          </w:p>
-        </w:tc>
-        <w:tc>
-          <w:tcPr>
-            <w:tcW w:type="dxa" w:w="1247"/>
-          </w:tcPr>
-          <w:p>
-            <w:pPr>
-              <w:jc w:val="left"/>
-            </w:pPr>
-            <w:r/>
-            <w:r>
-              <w:rPr>
-                <w:rFonts w:ascii="Times New Roman" w:hAnsi="Times New Roman" w:eastAsia="宋体"/>
-                <w:b w:val="0"/>
-                <w:sz w:val="19"/>
-              </w:rPr>
-              <w:t>2000</w:t>
-            </w:r>
-          </w:p>
-        </w:tc>
-        <w:tc>
-          <w:tcPr>
-            <w:tcW w:type="dxa" w:w="1247"/>
-          </w:tcPr>
-          <w:p>
-            <w:pPr>
-              <w:jc w:val="left"/>
-            </w:pPr>
-            <w:r/>
-            <w:r>
-              <w:rPr>
-                <w:rFonts w:ascii="Times New Roman" w:hAnsi="Times New Roman" w:eastAsia="宋体"/>
-                <w:b w:val="0"/>
-                <w:sz w:val="19"/>
-              </w:rPr>
-              <w:t>PEDOT 热氧化 (温和)</w:t>
-            </w:r>
-          </w:p>
-        </w:tc>
-      </w:tr>
-      <w:tr>
-        <w:tc>
-          <w:tcPr>
-            <w:tcW w:type="dxa" w:w="1247"/>
-          </w:tcPr>
-          <w:p>
-            <w:pPr>
-              <w:jc w:val="left"/>
-            </w:pPr>
-            <w:r/>
-            <w:r>
-              <w:rPr>
-                <w:rFonts w:ascii="Times New Roman" w:hAnsi="Times New Roman" w:eastAsia="宋体"/>
-                <w:b w:val="0"/>
-                <w:sz w:val="19"/>
-              </w:rPr>
-              <w:t>TH1</w:t>
-            </w:r>
-          </w:p>
-        </w:tc>
-        <w:tc>
-          <w:tcPr>
-            <w:tcW w:type="dxa" w:w="1247"/>
-          </w:tcPr>
-          <w:p>
-            <w:pPr>
-              <w:jc w:val="left"/>
-            </w:pPr>
-            <w:r/>
-            <w:r>
-              <w:rPr>
-                <w:rFonts w:ascii="Times New Roman" w:hAnsi="Times New Roman" w:eastAsia="宋体"/>
-                <w:b w:val="0"/>
-                <w:sz w:val="19"/>
-              </w:rPr>
-              <w:t>85</w:t>
-            </w:r>
-          </w:p>
-        </w:tc>
-        <w:tc>
-          <w:tcPr>
-            <w:tcW w:type="dxa" w:w="1247"/>
-          </w:tcPr>
-          <w:p>
-            <w:pPr>
-              <w:jc w:val="left"/>
-            </w:pPr>
-            <w:r/>
-            <w:r>
-              <w:rPr>
-                <w:rFonts w:ascii="Times New Roman" w:hAnsi="Times New Roman" w:eastAsia="宋体"/>
-                <w:b w:val="0"/>
-                <w:sz w:val="19"/>
-              </w:rPr>
-              <w:t>85</w:t>
-            </w:r>
-          </w:p>
-        </w:tc>
-        <w:tc>
-          <w:tcPr>
-            <w:tcW w:type="dxa" w:w="1247"/>
-          </w:tcPr>
-          <w:p>
-            <w:pPr>
-              <w:jc w:val="left"/>
-            </w:pPr>
-            <w:r/>
-            <w:r>
-              <w:rPr>
-                <w:rFonts w:ascii="Times New Roman" w:hAnsi="Times New Roman" w:eastAsia="宋体"/>
-                <w:b w:val="0"/>
-                <w:sz w:val="19"/>
-              </w:rPr>
-              <w:t>V_R</w:t>
-            </w:r>
-          </w:p>
-        </w:tc>
-        <w:tc>
-          <w:tcPr>
-            <w:tcW w:type="dxa" w:w="1247"/>
-          </w:tcPr>
-          <w:p>
-            <w:pPr>
-              <w:jc w:val="left"/>
-            </w:pPr>
-            <w:r/>
-            <w:r>
-              <w:rPr>
-                <w:rFonts w:ascii="Times New Roman" w:hAnsi="Times New Roman" w:eastAsia="宋体"/>
-                <w:b w:val="0"/>
-                <w:sz w:val="19"/>
-              </w:rPr>
-              <w:t>77</w:t>
-            </w:r>
-          </w:p>
-        </w:tc>
-        <w:tc>
-          <w:tcPr>
-            <w:tcW w:type="dxa" w:w="1247"/>
-          </w:tcPr>
-          <w:p>
-            <w:pPr>
-              <w:jc w:val="left"/>
-            </w:pPr>
-            <w:r/>
-            <w:r>
-              <w:rPr>
-                <w:rFonts w:ascii="Times New Roman" w:hAnsi="Times New Roman" w:eastAsia="宋体"/>
-                <w:b w:val="0"/>
-                <w:sz w:val="19"/>
-              </w:rPr>
-              <w:t>1000</w:t>
-            </w:r>
-          </w:p>
-        </w:tc>
-        <w:tc>
-          <w:tcPr>
-            <w:tcW w:type="dxa" w:w="1247"/>
-          </w:tcPr>
-          <w:p>
-            <w:pPr>
-              <w:jc w:val="left"/>
-            </w:pPr>
-            <w:r/>
-            <w:r>
-              <w:rPr>
-                <w:rFonts w:ascii="Times New Roman" w:hAnsi="Times New Roman" w:eastAsia="宋体"/>
-                <w:b w:val="0"/>
-                <w:sz w:val="19"/>
-              </w:rPr>
-              <w:t>综合湿热退化</w:t>
-            </w:r>
-          </w:p>
-        </w:tc>
-      </w:tr>
-      <w:tr>
-        <w:tc>
-          <w:tcPr>
-            <w:tcW w:type="dxa" w:w="1247"/>
-          </w:tcPr>
-          <w:p>
-            <w:pPr>
-              <w:jc w:val="left"/>
-            </w:pPr>
-            <w:r/>
-            <w:r>
-              <w:rPr>
-                <w:rFonts w:ascii="Times New Roman" w:hAnsi="Times New Roman" w:eastAsia="宋体"/>
-                <w:b w:val="0"/>
-                <w:sz w:val="19"/>
-              </w:rPr>
-              <w:t>TH2</w:t>
-            </w:r>
-          </w:p>
-        </w:tc>
-        <w:tc>
-          <w:tcPr>
-            <w:tcW w:type="dxa" w:w="1247"/>
-          </w:tcPr>
-          <w:p>
-            <w:pPr>
-              <w:jc w:val="left"/>
-            </w:pPr>
-            <w:r/>
-            <w:r>
-              <w:rPr>
-                <w:rFonts w:ascii="Times New Roman" w:hAnsi="Times New Roman" w:eastAsia="宋体"/>
-                <w:b w:val="0"/>
-                <w:sz w:val="19"/>
-              </w:rPr>
-              <w:t>85</w:t>
-            </w:r>
-          </w:p>
-        </w:tc>
-        <w:tc>
-          <w:tcPr>
-            <w:tcW w:type="dxa" w:w="1247"/>
-          </w:tcPr>
-          <w:p>
-            <w:pPr>
-              <w:jc w:val="left"/>
-            </w:pPr>
-            <w:r/>
-            <w:r>
-              <w:rPr>
-                <w:rFonts w:ascii="Times New Roman" w:hAnsi="Times New Roman" w:eastAsia="宋体"/>
-                <w:b w:val="0"/>
-                <w:sz w:val="19"/>
-              </w:rPr>
-              <w:t>85</w:t>
-            </w:r>
-          </w:p>
-        </w:tc>
-        <w:tc>
-          <w:tcPr>
-            <w:tcW w:type="dxa" w:w="1247"/>
-          </w:tcPr>
-          <w:p>
-            <w:pPr>
-              <w:jc w:val="left"/>
-            </w:pPr>
-            <w:r/>
-            <w:r>
-              <w:rPr>
-                <w:rFonts w:ascii="Times New Roman" w:hAnsi="Times New Roman" w:eastAsia="宋体"/>
-                <w:b w:val="0"/>
-                <w:sz w:val="19"/>
-              </w:rPr>
-              <w:t>0</w:t>
-            </w:r>
-          </w:p>
-        </w:tc>
-        <w:tc>
-          <w:tcPr>
-            <w:tcW w:type="dxa" w:w="1247"/>
-          </w:tcPr>
-          <w:p>
-            <w:pPr>
-              <w:jc w:val="left"/>
-            </w:pPr>
-            <w:r/>
-            <w:r>
-              <w:rPr>
-                <w:rFonts w:ascii="Times New Roman" w:hAnsi="Times New Roman" w:eastAsia="宋体"/>
-                <w:b w:val="0"/>
-                <w:sz w:val="19"/>
-              </w:rPr>
-              <w:t>77</w:t>
-            </w:r>
-          </w:p>
-        </w:tc>
-        <w:tc>
-          <w:tcPr>
-            <w:tcW w:type="dxa" w:w="1247"/>
-          </w:tcPr>
-          <w:p>
-            <w:pPr>
-              <w:jc w:val="left"/>
-            </w:pPr>
-            <w:r/>
-            <w:r>
-              <w:rPr>
-                <w:rFonts w:ascii="Times New Roman" w:hAnsi="Times New Roman" w:eastAsia="宋体"/>
-                <w:b w:val="0"/>
-                <w:sz w:val="19"/>
-              </w:rPr>
-              <w:t>1000</w:t>
-            </w:r>
-          </w:p>
-        </w:tc>
-        <w:tc>
-          <w:tcPr>
-            <w:tcW w:type="dxa" w:w="1247"/>
-          </w:tcPr>
-          <w:p>
-            <w:pPr>
-              <w:jc w:val="left"/>
-            </w:pPr>
-            <w:r/>
-            <w:r>
-              <w:rPr>
-                <w:rFonts w:ascii="Times New Roman" w:hAnsi="Times New Roman" w:eastAsia="宋体"/>
-                <w:b w:val="0"/>
-                <w:sz w:val="19"/>
-              </w:rPr>
-              <w:t>纯湿度应力</w:t>
-            </w:r>
-          </w:p>
-        </w:tc>
-      </w:tr>
-      <w:tr>
-        <w:tc>
-          <w:tcPr>
-            <w:tcW w:type="dxa" w:w="1247"/>
-          </w:tcPr>
-          <w:p>
-            <w:pPr>
-              <w:jc w:val="left"/>
-            </w:pPr>
-            <w:r/>
-            <w:r>
-              <w:rPr>
-                <w:rFonts w:ascii="Times New Roman" w:hAnsi="Times New Roman" w:eastAsia="宋体"/>
-                <w:b w:val="0"/>
-                <w:sz w:val="19"/>
-              </w:rPr>
-              <w:t>TC</w:t>
-            </w:r>
-          </w:p>
-        </w:tc>
-        <w:tc>
-          <w:tcPr>
-            <w:tcW w:type="dxa" w:w="1247"/>
-          </w:tcPr>
-          <w:p>
-            <w:pPr>
-              <w:jc w:val="left"/>
-            </w:pPr>
-            <w:r/>
-            <w:r>
-              <w:rPr>
-                <w:rFonts w:ascii="Times New Roman" w:hAnsi="Times New Roman" w:eastAsia="宋体"/>
-                <w:b w:val="0"/>
-                <w:sz w:val="19"/>
-              </w:rPr>
-              <w:t>-55 ↔ +125</w:t>
-            </w:r>
-          </w:p>
-        </w:tc>
-        <w:tc>
-          <w:tcPr>
-            <w:tcW w:type="dxa" w:w="1247"/>
-          </w:tcPr>
-          <w:p>
-            <w:pPr>
-              <w:jc w:val="left"/>
-            </w:pPr>
-            <w:r/>
-            <w:r>
-              <w:rPr>
-                <w:rFonts w:ascii="Times New Roman" w:hAnsi="Times New Roman" w:eastAsia="宋体"/>
-                <w:b w:val="0"/>
-                <w:sz w:val="19"/>
-              </w:rPr>
-              <w:t>—</w:t>
-            </w:r>
-          </w:p>
-        </w:tc>
-        <w:tc>
-          <w:tcPr>
-            <w:tcW w:type="dxa" w:w="1247"/>
-          </w:tcPr>
-          <w:p>
-            <w:pPr>
-              <w:jc w:val="left"/>
-            </w:pPr>
-            <w:r/>
-            <w:r>
-              <w:rPr>
-                <w:rFonts w:ascii="Times New Roman" w:hAnsi="Times New Roman" w:eastAsia="宋体"/>
-                <w:b w:val="0"/>
-                <w:sz w:val="19"/>
-              </w:rPr>
-              <w:t>—</w:t>
-            </w:r>
-          </w:p>
-        </w:tc>
-        <w:tc>
-          <w:tcPr>
-            <w:tcW w:type="dxa" w:w="1247"/>
-          </w:tcPr>
-          <w:p>
-            <w:pPr>
-              <w:jc w:val="left"/>
-            </w:pPr>
-            <w:r/>
-            <w:r>
-              <w:rPr>
-                <w:rFonts w:ascii="Times New Roman" w:hAnsi="Times New Roman" w:eastAsia="宋体"/>
-                <w:b w:val="0"/>
-                <w:sz w:val="19"/>
-              </w:rPr>
-              <w:t>77</w:t>
-            </w:r>
-          </w:p>
-        </w:tc>
-        <w:tc>
-          <w:tcPr>
-            <w:tcW w:type="dxa" w:w="1247"/>
-          </w:tcPr>
-          <w:p>
-            <w:pPr>
-              <w:jc w:val="left"/>
-            </w:pPr>
-            <w:r/>
-            <w:r>
-              <w:rPr>
-                <w:rFonts w:ascii="Times New Roman" w:hAnsi="Times New Roman" w:eastAsia="宋体"/>
-                <w:b w:val="0"/>
-                <w:sz w:val="19"/>
-              </w:rPr>
-              <w:t>1000 cycles</w:t>
-            </w:r>
-          </w:p>
-        </w:tc>
-        <w:tc>
-          <w:tcPr>
-            <w:tcW w:type="dxa" w:w="1247"/>
-          </w:tcPr>
-          <w:p>
-            <w:pPr>
-              <w:jc w:val="left"/>
-            </w:pPr>
-            <w:r/>
-            <w:r>
-              <w:rPr>
-                <w:rFonts w:ascii="Times New Roman" w:hAnsi="Times New Roman" w:eastAsia="宋体"/>
-                <w:b w:val="0"/>
-                <w:sz w:val="19"/>
-              </w:rPr>
-              <w:t>热机械疲劳</w:t>
-            </w:r>
-          </w:p>
-        </w:tc>
-      </w:tr>
-      <w:tr>
-        <w:tc>
-          <w:tcPr>
-            <w:tcW w:type="dxa" w:w="1247"/>
-          </w:tcPr>
-          <w:p>
-            <w:pPr>
-              <w:jc w:val="left"/>
-            </w:pPr>
-            <w:r/>
-            <w:r>
-              <w:rPr>
-                <w:rFonts w:ascii="Times New Roman" w:hAnsi="Times New Roman" w:eastAsia="宋体"/>
-                <w:b w:val="0"/>
-                <w:sz w:val="19"/>
-              </w:rPr>
-              <w:t>VT</w:t>
-            </w:r>
-          </w:p>
-        </w:tc>
-        <w:tc>
-          <w:tcPr>
-            <w:tcW w:type="dxa" w:w="1247"/>
-          </w:tcPr>
-          <w:p>
-            <w:pPr>
-              <w:jc w:val="left"/>
-            </w:pPr>
-            <w:r/>
-            <w:r>
-              <w:rPr>
-                <w:rFonts w:ascii="Times New Roman" w:hAnsi="Times New Roman" w:eastAsia="宋体"/>
-                <w:b w:val="0"/>
-                <w:sz w:val="19"/>
-              </w:rPr>
-              <w:t>10 Hz ~ 2 kHz, 50 g</w:t>
-            </w:r>
-          </w:p>
-        </w:tc>
-        <w:tc>
-          <w:tcPr>
-            <w:tcW w:type="dxa" w:w="1247"/>
-          </w:tcPr>
-          <w:p>
-            <w:pPr>
-              <w:jc w:val="left"/>
-            </w:pPr>
-            <w:r/>
-            <w:r>
-              <w:rPr>
-                <w:rFonts w:ascii="Times New Roman" w:hAnsi="Times New Roman" w:eastAsia="宋体"/>
-                <w:b w:val="0"/>
-                <w:sz w:val="19"/>
-              </w:rPr>
-              <w:t>—</w:t>
-            </w:r>
-          </w:p>
-        </w:tc>
-        <w:tc>
-          <w:tcPr>
-            <w:tcW w:type="dxa" w:w="1247"/>
-          </w:tcPr>
-          <w:p>
-            <w:pPr>
-              <w:jc w:val="left"/>
-            </w:pPr>
-            <w:r/>
-            <w:r>
-              <w:rPr>
-                <w:rFonts w:ascii="Times New Roman" w:hAnsi="Times New Roman" w:eastAsia="宋体"/>
-                <w:b w:val="0"/>
-                <w:sz w:val="19"/>
-              </w:rPr>
-              <w:t>—</w:t>
-            </w:r>
-          </w:p>
-        </w:tc>
-        <w:tc>
-          <w:tcPr>
-            <w:tcW w:type="dxa" w:w="1247"/>
-          </w:tcPr>
-          <w:p>
-            <w:pPr>
-              <w:jc w:val="left"/>
-            </w:pPr>
-            <w:r/>
-            <w:r>
-              <w:rPr>
-                <w:rFonts w:ascii="Times New Roman" w:hAnsi="Times New Roman" w:eastAsia="宋体"/>
-                <w:b w:val="0"/>
-                <w:sz w:val="19"/>
-              </w:rPr>
-              <w:t>77</w:t>
-            </w:r>
-          </w:p>
-        </w:tc>
-        <w:tc>
-          <w:tcPr>
-            <w:tcW w:type="dxa" w:w="1247"/>
-          </w:tcPr>
-          <w:p>
-            <w:pPr>
-              <w:jc w:val="left"/>
-            </w:pPr>
-            <w:r/>
-            <w:r>
-              <w:rPr>
-                <w:rFonts w:ascii="Times New Roman" w:hAnsi="Times New Roman" w:eastAsia="宋体"/>
-                <w:b w:val="0"/>
-                <w:sz w:val="19"/>
-              </w:rPr>
-              <w:t>12</w:t>
-            </w:r>
-          </w:p>
-        </w:tc>
-        <w:tc>
-          <w:tcPr>
-            <w:tcW w:type="dxa" w:w="1247"/>
-          </w:tcPr>
-          <w:p>
-            <w:pPr>
-              <w:jc w:val="left"/>
-            </w:pPr>
-            <w:r/>
-            <w:r>
-              <w:rPr>
-                <w:rFonts w:ascii="Times New Roman" w:hAnsi="Times New Roman" w:eastAsia="宋体"/>
-                <w:b w:val="0"/>
-                <w:sz w:val="19"/>
-              </w:rPr>
-              <w:t>机械振动</w:t>
-            </w:r>
-          </w:p>
-        </w:tc>
-      </w:tr>
-    </w:tbl>
-    <w:p>
-      <w:pPr>
-        <w:spacing w:before="200" w:after="100"/>
-        <w:outlineLvl w:val="2"/>
-      </w:pPr>
-      <w:r>
-        <w:rPr>
-          <w:rFonts w:ascii="Times New Roman" w:hAnsi="Times New Roman" w:eastAsia="黑体"/>
-          <w:b/>
-          <w:sz w:val="28"/>
-        </w:rPr>
-        <w:t>B.2 监测参数与失效判据</w:t>
-      </w:r>
-    </w:p>
-    <w:p>
-      <w:pPr>
-        <w:spacing w:line="360" w:lineRule="auto" w:after="40"/>
-        <w:ind w:firstLine="420"/>
-        <w:jc w:val="both"/>
-      </w:pPr>
-      <w:r>
-        <w:rPr>
-          <w:rFonts w:ascii="Times New Roman" w:hAnsi="Times New Roman" w:eastAsia="宋体"/>
-          <w:b w:val="0"/>
-          <w:sz w:val="21"/>
-        </w:rPr>
-        <w:t>在每个试验点，定期 (通常每 50 h 或每 100 h) 离线测量以下参数： - C @ 100 kHz - ESR @ 100 kHz - LC @ V_R (保持 5 分钟后读数) - 外观目视 (分层、裂纹、变色)</w:t>
-      </w:r>
-    </w:p>
-    <w:p>
-      <w:pPr>
-        <w:spacing w:line="360" w:lineRule="auto" w:after="40"/>
-        <w:ind w:firstLine="420"/>
-        <w:jc w:val="both"/>
-      </w:pPr>
-      <w:r>
-        <w:rPr>
-          <w:rFonts w:ascii="Times New Roman" w:hAnsi="Times New Roman" w:eastAsia="宋体"/>
-          <w:b w:val="0"/>
-          <w:sz w:val="21"/>
-        </w:rPr>
-        <w:t>失效判据 (满足任一即判为失效)： (1) ΔC/C &lt; -20% 或 ΔC/C &gt; +5% (2) ΔESR/ESR &gt; +100% (软失效) 或 &gt; +300% (硬失效) (3) LC &gt; 10 × 初始 LC (4) 出现可目视的外观异常</w:t>
-      </w:r>
-    </w:p>
-    <w:p>
-      <w:pPr>
-        <w:spacing w:line="360" w:lineRule="auto" w:after="40"/>
-        <w:ind w:firstLine="420"/>
-        <w:jc w:val="both"/>
-      </w:pPr>
-      <w:r>
-        <w:rPr>
-          <w:rFonts w:ascii="Times New Roman" w:hAnsi="Times New Roman" w:eastAsia="宋体"/>
-          <w:b w:val="0"/>
-          <w:sz w:val="21"/>
-        </w:rPr>
-        <w:t>对每个应力点的失效时间进行 Weibull 拟合，获得 (β, η)。然后用 Arrhenius-逆幂律模型反推常态工况下的寿命。</w:t>
-      </w:r>
-    </w:p>
-    <w:p>
-      <w:pPr>
-        <w:spacing w:before="200" w:after="100"/>
-        <w:outlineLvl w:val="2"/>
-      </w:pPr>
-      <w:r>
-        <w:rPr>
-          <w:rFonts w:ascii="Times New Roman" w:hAnsi="Times New Roman" w:eastAsia="黑体"/>
-          <w:b/>
-          <w:sz w:val="28"/>
-        </w:rPr>
-        <w:t>B.3 激活能与加速因子计算示例</w:t>
-      </w:r>
-    </w:p>
-    <w:p>
-      <w:pPr>
-        <w:spacing w:line="360" w:lineRule="auto" w:after="40"/>
-        <w:ind w:firstLine="420"/>
-        <w:jc w:val="both"/>
-      </w:pPr>
-      <w:r>
-        <w:rPr>
-          <w:rFonts w:ascii="Times New Roman" w:hAnsi="Times New Roman" w:eastAsia="宋体"/>
-          <w:b w:val="0"/>
-          <w:sz w:val="21"/>
-        </w:rPr>
-        <w:t>假设试验得到以下 Weibull 特征寿命： - T1 (125°C, V_R): η₁ = 2400 h - T3 (105°C, V_R): η₃ = 7500 h</w:t>
-      </w:r>
-    </w:p>
-    <w:p>
-      <w:pPr>
-        <w:spacing w:line="360" w:lineRule="auto" w:after="40"/>
-        <w:ind w:firstLine="420"/>
-        <w:jc w:val="both"/>
-      </w:pPr>
-      <w:r>
-        <w:rPr>
-          <w:rFonts w:ascii="Times New Roman" w:hAnsi="Times New Roman" w:eastAsia="宋体"/>
-          <w:b w:val="0"/>
-          <w:sz w:val="21"/>
-        </w:rPr>
-        <w:t>则激活能由 Arrhenius 方程：</w:t>
-      </w:r>
-    </w:p>
-    <w:p>
-      <w:pPr>
-        <w:spacing w:before="100" w:after="100"/>
-        <w:jc w:val="center"/>
-      </w:pPr>
-      <w:r>
-        <w:rPr>
-          <w:rFonts w:ascii="Times New Roman" w:hAnsi="Times New Roman" w:eastAsia="Times New Roman"/>
-          <w:b w:val="0"/>
-          <w:sz w:val="22"/>
-        </w:rPr>
-        <w:t>E_a = k · ln(η₃/η₁) / (1/T₁ - 1/T₃) = 0.725 eV</w:t>
-      </w:r>
-    </w:p>
-    <w:p>
-      <w:pPr>
-        <w:spacing w:line="360" w:lineRule="auto" w:after="40"/>
-        <w:ind w:firstLine="420"/>
-        <w:jc w:val="both"/>
-      </w:pPr>
-      <w:r>
-        <w:rPr>
-          <w:rFonts w:ascii="Times New Roman" w:hAnsi="Times New Roman" w:eastAsia="宋体"/>
-          <w:b w:val="0"/>
-          <w:sz w:val="21"/>
-        </w:rPr>
-        <w:t>外推至常态工况 (85°C, 0.8 V_R)：</w:t>
-      </w:r>
-    </w:p>
-    <w:p>
-      <w:pPr>
-        <w:spacing w:before="100" w:after="100"/>
-        <w:jc w:val="center"/>
-      </w:pPr>
-      <w:r>
-        <w:rPr>
-          <w:rFonts w:ascii="Times New Roman" w:hAnsi="Times New Roman" w:eastAsia="Times New Roman"/>
-          <w:b w:val="0"/>
-          <w:sz w:val="22"/>
-        </w:rPr>
-        <w:t>η_use = η₁ · exp(E_a/k · (1/T_use - 1/T₁)) · (V_R/0.8V_R)³·⁵ = 65,000 h ≈ 7.4 年</w:t>
-      </w:r>
-    </w:p>
-    <w:p>
-      <w:pPr>
-        <w:spacing w:line="360" w:lineRule="auto" w:after="40"/>
-        <w:ind w:firstLine="420"/>
-        <w:jc w:val="both"/>
-      </w:pPr>
-      <w:r>
-        <w:rPr>
-          <w:rFonts w:ascii="Times New Roman" w:hAnsi="Times New Roman" w:eastAsia="宋体"/>
-          <w:b w:val="0"/>
-          <w:sz w:val="21"/>
-        </w:rPr>
-        <w:t>若考虑失效率服从 Weibull (β = 2)，则 1% 失效时间 B1 life ≈ 0.1·η ≈ 6,500 h；10% 失效时间 B10 life ≈ 0.33·η ≈ 21,500 h。这为产品规格制定与客户承诺提供了定量依据。</w:t>
-      </w:r>
-    </w:p>
-    <w:p>
-      <w:r>
-        <w:br w:type="page"/>
-      </w:r>
-    </w:p>
-    <w:p>
-      <w:pPr>
-        <w:spacing w:before="200" w:after="100"/>
-        <w:outlineLvl w:val="1"/>
-      </w:pPr>
-      <w:r>
-        <w:rPr>
-          <w:rFonts w:ascii="Times New Roman" w:hAnsi="Times New Roman" w:eastAsia="黑体"/>
-          <w:b/>
-          <w:sz w:val="36"/>
-        </w:rPr>
-        <w:t>附录 C  典型案例分析</w:t>
-      </w:r>
-    </w:p>
-    <w:p>
-      <w:pPr>
-        <w:spacing w:before="200" w:after="100"/>
-        <w:outlineLvl w:val="2"/>
-      </w:pPr>
-      <w:r>
-        <w:rPr>
-          <w:rFonts w:ascii="Times New Roman" w:hAnsi="Times New Roman" w:eastAsia="黑体"/>
-          <w:b/>
-          <w:sz w:val="28"/>
-        </w:rPr>
-        <w:t>C.1 案例一：服务器主板 CPU VRM 容量批量异常</w:t>
-      </w:r>
-    </w:p>
-    <w:p>
-      <w:pPr>
-        <w:spacing w:line="360" w:lineRule="auto" w:after="40"/>
-        <w:ind w:firstLine="420"/>
-        <w:jc w:val="both"/>
-      </w:pPr>
-      <w:r>
-        <w:rPr>
-          <w:rFonts w:ascii="Times New Roman" w:hAnsi="Times New Roman" w:eastAsia="宋体"/>
-          <w:b w:val="0"/>
-          <w:sz w:val="21"/>
-        </w:rPr>
-        <w:t>背景：某数据中心 2019 年批量部署的 x86 服务器在运行 2-3 年后陆续出现 CPU 稳定性问题，表现为偶发重启和性能降频。故障率约 0.3%/年，集中在高负载的 AI 训练节点。</w:t>
-      </w:r>
-    </w:p>
-    <w:p>
-      <w:pPr>
-        <w:spacing w:line="360" w:lineRule="auto" w:after="40"/>
-        <w:ind w:firstLine="420"/>
-        <w:jc w:val="both"/>
-      </w:pPr>
-      <w:r>
-        <w:rPr>
-          <w:rFonts w:ascii="Times New Roman" w:hAnsi="Times New Roman" w:eastAsia="宋体"/>
-          <w:b w:val="0"/>
-          <w:sz w:val="21"/>
-        </w:rPr>
-        <w:t>诊断过程： 1. 整机侧：通过硬件监控发现故障节点的 CPU VCORE 纹波从 15 mVpp 增至 60 mVpp； 2. 拆机分析：主板 VRM 输出端的 SAPC (470μF/2.5V) 共 6 只，通过 LCR 表逐只测量发现其中 1-2 只 ESR 从 7 mΩ 上升至 35 mΩ，而 C 基本保持不变； 3. X 射线 CT 发现 ESR 上升的 SAPC 内部没有明显裂纹或气泡； 4. 去除封装后 SEM/EDS 发现 PEDOT/Ag 层界面出现了 5-15 μm 宽的裂缝和轻微变色。</w:t>
-      </w:r>
-    </w:p>
-    <w:p>
-      <w:pPr>
-        <w:spacing w:line="360" w:lineRule="auto" w:after="40"/>
-        <w:ind w:firstLine="420"/>
-        <w:jc w:val="both"/>
-      </w:pPr>
-      <w:r>
-        <w:rPr>
-          <w:rFonts w:ascii="Times New Roman" w:hAnsi="Times New Roman" w:eastAsia="宋体"/>
-          <w:b w:val="0"/>
-          <w:sz w:val="21"/>
-        </w:rPr>
-        <w:t>诊断结论：服务器机房相对湿度接近 60% (高于建议的 50%)，CPU VRM 长期在 80°C 工作，共同驱动了 PEDOT/Al₂O₃ 和 PEDOT/Ag 界面的热机械分层。失效模式为典型的 "ESR 漂移型"。</w:t>
-      </w:r>
-    </w:p>
-    <w:p>
-      <w:pPr>
-        <w:spacing w:line="360" w:lineRule="auto" w:after="40"/>
-        <w:ind w:firstLine="420"/>
-        <w:jc w:val="both"/>
-      </w:pPr>
-      <w:r>
-        <w:rPr>
-          <w:rFonts w:ascii="Times New Roman" w:hAnsi="Times New Roman" w:eastAsia="宋体"/>
-          <w:b w:val="0"/>
-          <w:sz w:val="21"/>
-        </w:rPr>
-        <w:t>改进措施： 1. 机房加强湿度管理，RH &lt; 50%； 2. 下一代主板将 VRM 输出电容更换为 Panasonic KX 系列长寿命 SP-Cap (125°C/5500h)； 3. 关键节点部署 ESR 在线监测系统，预警阈值设为初值 × 2。</w:t>
-      </w:r>
-    </w:p>
-    <w:p>
-      <w:pPr>
-        <w:spacing w:line="360" w:lineRule="auto" w:after="40"/>
-        <w:ind w:firstLine="420"/>
-        <w:jc w:val="both"/>
-      </w:pPr>
-      <w:r>
-        <w:rPr>
-          <w:rFonts w:ascii="Times New Roman" w:hAnsi="Times New Roman" w:eastAsia="宋体"/>
-          <w:b w:val="0"/>
-          <w:sz w:val="21"/>
-        </w:rPr>
-        <w:t>后续效果：改进后故障率降至 0.03%/年，验证了工艺改进与环境管理结合的有效性。</w:t>
-      </w:r>
-    </w:p>
-    <w:p>
-      <w:pPr>
-        <w:spacing w:before="200" w:after="100"/>
-        <w:outlineLvl w:val="2"/>
-      </w:pPr>
-      <w:r>
-        <w:rPr>
-          <w:rFonts w:ascii="Times New Roman" w:hAnsi="Times New Roman" w:eastAsia="黑体"/>
-          <w:b/>
-          <w:sz w:val="28"/>
-        </w:rPr>
-        <w:t>C.2 案例二：车载以太网控制器在高湿区域批量失效</w:t>
-      </w:r>
-    </w:p>
-    <w:p>
-      <w:pPr>
-        <w:spacing w:line="360" w:lineRule="auto" w:after="40"/>
-        <w:ind w:firstLine="420"/>
-        <w:jc w:val="both"/>
-      </w:pPr>
-      <w:r>
-        <w:rPr>
-          <w:rFonts w:ascii="Times New Roman" w:hAnsi="Times New Roman" w:eastAsia="宋体"/>
-          <w:b w:val="0"/>
-          <w:sz w:val="21"/>
-        </w:rPr>
-        <w:t>背景：某电动汽车在东南亚湿热地区 (年平均 RH &gt; 80%) 运行 18 个月后，出现 CAN/以太网控制器通讯异常，Tier 1 返厂返修率达 0.5%。</w:t>
-      </w:r>
-    </w:p>
-    <w:p>
-      <w:pPr>
-        <w:spacing w:line="360" w:lineRule="auto" w:after="40"/>
-        <w:ind w:firstLine="420"/>
-        <w:jc w:val="both"/>
-      </w:pPr>
-      <w:r>
-        <w:rPr>
-          <w:rFonts w:ascii="Times New Roman" w:hAnsi="Times New Roman" w:eastAsia="宋体"/>
-          <w:b w:val="0"/>
-          <w:sz w:val="21"/>
-        </w:rPr>
-        <w:t>诊断过程： 1. 整机 log 显示通讯 CRC 错误率提升，对应 48V 转 3.3V DC-DC 的输出稳定性下降； 2. 拆机发现 3.3 V 输出端的 2 只 SAPC (100μF/6.3V) LC 跑飞至初值的 100-500 倍； 3. 光学显微镜下 SAPC 表面轻微变色，环氧侧表现出水纹； 4. C-SAM 扫描证实环氧/引线框架界面出现 300-800 μm² 的分层； 5. FT-IR 分析 PEDOT 提取物显示 -SO₃H 峰强度下降 40%，提示 PSS 水解。</w:t>
-      </w:r>
-    </w:p>
-    <w:p>
-      <w:pPr>
-        <w:spacing w:line="360" w:lineRule="auto" w:after="40"/>
-        <w:ind w:firstLine="420"/>
-        <w:jc w:val="both"/>
-      </w:pPr>
-      <w:r>
-        <w:rPr>
-          <w:rFonts w:ascii="Times New Roman" w:hAnsi="Times New Roman" w:eastAsia="宋体"/>
-          <w:b w:val="0"/>
-          <w:sz w:val="21"/>
-        </w:rPr>
-        <w:t>诊断结论：湿度通过环氧的缓慢扩散最终达到 PEDOT 阴极层，PSS 发生水解释放 H⁺ 腐蚀 Al₂O₃ 介质；同时水汽在界面处诱导了分层。典型的"LC 跑飞型" 失效。</w:t>
-      </w:r>
-    </w:p>
-    <w:p>
-      <w:pPr>
-        <w:spacing w:line="360" w:lineRule="auto" w:after="40"/>
-        <w:ind w:firstLine="420"/>
-        <w:jc w:val="both"/>
-      </w:pPr>
-      <w:r>
-        <w:rPr>
-          <w:rFonts w:ascii="Times New Roman" w:hAnsi="Times New Roman" w:eastAsia="宋体"/>
-          <w:b w:val="0"/>
-          <w:sz w:val="21"/>
-        </w:rPr>
-        <w:t>改进措施： 1. 更换为低酸掺杂 SAPC (使用 DBSA 或 TCNQ 掺杂 PEDOT)； 2. PCB 三防漆加至 50 μm (原 20 μm)； 3. 产品规格从 AEC-Q200 Grade 2 升级至 Grade 1，并要求 1000h 85°C/85%RH 试验后 LC 不超过初值 2 倍； 4. 整车级增加 SAPC 温湿度暴露监测。</w:t>
-      </w:r>
-    </w:p>
-    <w:p>
-      <w:pPr>
-        <w:spacing w:line="360" w:lineRule="auto" w:after="40"/>
-        <w:ind w:firstLine="420"/>
-        <w:jc w:val="both"/>
-      </w:pPr>
-      <w:r>
-        <w:rPr>
-          <w:rFonts w:ascii="Times New Roman" w:hAnsi="Times New Roman" w:eastAsia="宋体"/>
-          <w:b w:val="0"/>
-          <w:sz w:val="21"/>
-        </w:rPr>
-        <w:t>后续效果：改进后 2 年内湿热区域故障率降至 0.05%，满足整车质量目标。</w:t>
-      </w:r>
-    </w:p>
-    <w:p>
-      <w:pPr>
-        <w:spacing w:before="200" w:after="100"/>
-        <w:outlineLvl w:val="2"/>
-      </w:pPr>
-      <w:r>
-        <w:rPr>
-          <w:rFonts w:ascii="Times New Roman" w:hAnsi="Times New Roman" w:eastAsia="黑体"/>
-          <w:b/>
-          <w:sz w:val="28"/>
-        </w:rPr>
-        <w:t>C.3 案例三：航天卫星电源模块的 SAPC 长期稳定性验证</w:t>
-      </w:r>
-    </w:p>
-    <w:p>
-      <w:pPr>
-        <w:spacing w:line="360" w:lineRule="auto" w:after="40"/>
-        <w:ind w:firstLine="420"/>
-        <w:jc w:val="both"/>
-      </w:pPr>
-      <w:r>
-        <w:rPr>
-          <w:rFonts w:ascii="Times New Roman" w:hAnsi="Times New Roman" w:eastAsia="宋体"/>
-          <w:b w:val="0"/>
-          <w:sz w:val="21"/>
-        </w:rPr>
-        <w:t>背景：某卫星电源模块拟采用 SAPC (16V/220μF) 作为 DC-DC 输入滤波电容，需验证 10 年在轨可靠性。</w:t>
-      </w:r>
-    </w:p>
-    <w:p>
-      <w:pPr>
-        <w:spacing w:line="360" w:lineRule="auto" w:after="40"/>
-        <w:ind w:firstLine="420"/>
-        <w:jc w:val="both"/>
-      </w:pPr>
-      <w:r>
-        <w:rPr>
-          <w:rFonts w:ascii="Times New Roman" w:hAnsi="Times New Roman" w:eastAsia="宋体"/>
-          <w:b w:val="0"/>
-          <w:sz w:val="21"/>
-        </w:rPr>
-        <w:t>试验设计： 1. 选择 3 家供应商 (A/B/C) 的产品各 100 只进行对比； 2. 试验矩阵包括 85°C/85%RH×1000h、125°C/V_R×2000h、100 g/2000 Hz 随机振动×12h、-65°C ↔ +125°C×1000 次温度循环； 3. 所有样品进行破坏性物理分析 (DPA)。</w:t>
-      </w:r>
-    </w:p>
-    <w:p>
-      <w:pPr>
-        <w:spacing w:line="360" w:lineRule="auto" w:after="40"/>
-        <w:ind w:firstLine="420"/>
-        <w:jc w:val="both"/>
-      </w:pPr>
-      <w:r>
-        <w:rPr>
-          <w:rFonts w:ascii="Times New Roman" w:hAnsi="Times New Roman" w:eastAsia="宋体"/>
-          <w:b w:val="0"/>
-          <w:sz w:val="21"/>
-        </w:rPr>
-        <w:t>主要发现： 1. 供应商 A (in-situ + pre-polymerized 混合工艺) 在 85°C/85%RH 下的 ESR 漂移最小 (中位数 +40%)；供应商 B、C 分别为 +120%、+180%； 2. 125°C/V_R HALT 下所有供应商 η 范围为 4500-8000 h，Weibull β 为 1.5-2.3； 3. DPA 发现供应商 B 内部 PEDOT 填充率明显低于 A/C (&lt; 70% vs &gt; 85%)； 4. 激活能拟合：供应商 A: 0.78 eV；B: 0.72 eV；C: 0.71 eV。</w:t>
-      </w:r>
-    </w:p>
-    <w:p>
-      <w:pPr>
-        <w:spacing w:line="360" w:lineRule="auto" w:after="40"/>
-        <w:ind w:firstLine="420"/>
-        <w:jc w:val="both"/>
-      </w:pPr>
-      <w:r>
-        <w:rPr>
-          <w:rFonts w:ascii="Times New Roman" w:hAnsi="Times New Roman" w:eastAsia="宋体"/>
-          <w:b w:val="0"/>
-          <w:sz w:val="21"/>
-        </w:rPr>
-        <w:t>结论与决策：选择供应商 A 作为首选，采用 0.5 V_R 降额设计。基于广义 Eyring 模型，外推 10 年在轨工况下 (-20°C ~ +60°C，低湿真空) 预计失效率 &lt; 1 FIT，满足卫星寿命要求。</w:t>
-      </w:r>
-    </w:p>
-    <w:p>
-      <w:pPr>
-        <w:spacing w:line="360" w:lineRule="auto" w:after="40"/>
-        <w:ind w:firstLine="420"/>
-        <w:jc w:val="both"/>
-      </w:pPr>
-      <w:r>
-        <w:rPr>
-          <w:rFonts w:ascii="Times New Roman" w:hAnsi="Times New Roman" w:eastAsia="宋体"/>
-          <w:b w:val="0"/>
-          <w:sz w:val="21"/>
-        </w:rPr>
-        <w:t>这一案例展示了如何通过系统的加速试验与可靠性建模，为关键应用的 SAPC 选型提供定量依据。</w:t>
-      </w:r>
-    </w:p>
-    <w:p>
-      <w:r>
-        <w:br w:type="page"/>
-      </w:r>
-    </w:p>
-    <w:p>
-      <w:pPr>
-        <w:spacing w:before="200" w:after="100"/>
-        <w:outlineLvl w:val="1"/>
-      </w:pPr>
-      <w:r>
-        <w:rPr>
-          <w:rFonts w:ascii="Times New Roman" w:hAnsi="Times New Roman" w:eastAsia="黑体"/>
-          <w:b/>
-          <w:sz w:val="36"/>
-        </w:rPr>
         <w:t>参 考 文 献</w:t>
       </w:r>
     </w:p>
@@ -14259,6 +12893,126 @@
           <w:sz w:val="19"/>
         </w:rPr>
         <w:t>[65] Murata Manufacturing. ECAS series conductive polymer aluminum capacitors: quality and safety environmental information. Murata Technical Notes, 2023.</w:t>
+      </w:r>
+    </w:p>
+    <w:p>
+      <w:pPr>
+        <w:spacing w:line="300" w:lineRule="auto" w:after="20"/>
+        <w:ind w:hanging="420" w:left="420"/>
+        <w:jc w:val="both"/>
+      </w:pPr>
+      <w:r>
+        <w:rPr>
+          <w:rFonts w:ascii="Times New Roman" w:hAnsi="Times New Roman" w:eastAsia="宋体"/>
+          <w:b w:val="0"/>
+          <w:sz w:val="19"/>
+        </w:rPr>
+        <w:t>[66] Hioki E.E. Corporation. Application Note: Conductive polymer capacitor impedance characterization with Chemical Impedance Analyzer IM3590. Hioki Technical Bulletin, 2023.</w:t>
+      </w:r>
+    </w:p>
+    <w:p>
+      <w:pPr>
+        <w:spacing w:line="300" w:lineRule="auto" w:after="20"/>
+        <w:ind w:hanging="420" w:left="420"/>
+        <w:jc w:val="both"/>
+      </w:pPr>
+      <w:r>
+        <w:rPr>
+          <w:rFonts w:ascii="Times New Roman" w:hAnsi="Times New Roman" w:eastAsia="宋体"/>
+          <w:b w:val="0"/>
+          <w:sz w:val="19"/>
+        </w:rPr>
+        <w:t>[67] Maguire M. Impedance spectroscopy: Randles or Debye — that is the question. Canadian Nuclear Laboratories Technical Report, 2023, DOI: 10.13140/RG.2.2.15653.68327.</w:t>
+      </w:r>
+    </w:p>
+    <w:p>
+      <w:pPr>
+        <w:spacing w:line="300" w:lineRule="auto" w:after="20"/>
+        <w:ind w:hanging="420" w:left="420"/>
+        <w:jc w:val="both"/>
+      </w:pPr>
+      <w:r>
+        <w:rPr>
+          <w:rFonts w:ascii="Times New Roman" w:hAnsi="Times New Roman" w:eastAsia="宋体"/>
+          <w:b w:val="0"/>
+          <w:sz w:val="19"/>
+        </w:rPr>
+        <w:t>[68] Black S.B., Lodge T.P. A physical interpretation of impedance at conducting polymer/electrolyte junctions. AIP Advances, 2014, 4(1): 017127.</w:t>
+      </w:r>
+    </w:p>
+    <w:p>
+      <w:pPr>
+        <w:spacing w:line="300" w:lineRule="auto" w:after="20"/>
+        <w:ind w:hanging="420" w:left="420"/>
+        <w:jc w:val="both"/>
+      </w:pPr>
+      <w:r>
+        <w:rPr>
+          <w:rFonts w:ascii="Times New Roman" w:hAnsi="Times New Roman" w:eastAsia="宋体"/>
+          <w:b w:val="0"/>
+          <w:sz w:val="19"/>
+        </w:rPr>
+        <w:t>[69] Piao J., Muda J.B., Ali M.S. Quality inspection on electrolytic capacitors using micro-computed tomography. Proceedings of SPIE, 2015, 9302: 93020L.</w:t>
+      </w:r>
+    </w:p>
+    <w:p>
+      <w:pPr>
+        <w:spacing w:line="300" w:lineRule="auto" w:after="20"/>
+        <w:ind w:hanging="420" w:left="420"/>
+        <w:jc w:val="both"/>
+      </w:pPr>
+      <w:r>
+        <w:rPr>
+          <w:rFonts w:ascii="Times New Roman" w:hAnsi="Times New Roman" w:eastAsia="宋体"/>
+          <w:b w:val="0"/>
+          <w:sz w:val="19"/>
+        </w:rPr>
+        <w:t>[70] Srivastava A., Borgesi M.A., McDougall B., et al. Assessing electronics with advanced 3D X-ray imaging techniques, nanoscale tomography, and deep learning. Journal of Failure Analysis and Prevention, 2024, 24: 1989-2013.</w:t>
+      </w:r>
+    </w:p>
+    <w:p>
+      <w:pPr>
+        <w:spacing w:line="300" w:lineRule="auto" w:after="20"/>
+        <w:ind w:hanging="420" w:left="420"/>
+        <w:jc w:val="both"/>
+      </w:pPr>
+      <w:r>
+        <w:rPr>
+          <w:rFonts w:ascii="Times New Roman" w:hAnsi="Times New Roman" w:eastAsia="宋体"/>
+          <w:b w:val="0"/>
+          <w:sz w:val="19"/>
+        </w:rPr>
+        <w:t>[71] Gregori I., Reis F.T., Magalhães-Paniago R., et al. Electrical and morphological evolution of PEDOT:PSS films under heat treatment in helium and atmospheric air. Journal of Surface Engineered Materials and Advanced Technology, 2012, 2(3A): 180-190.</w:t>
+      </w:r>
+    </w:p>
+    <w:p>
+      <w:pPr>
+        <w:spacing w:line="300" w:lineRule="auto" w:after="20"/>
+        <w:ind w:hanging="420" w:left="420"/>
+        <w:jc w:val="both"/>
+      </w:pPr>
+      <w:r>
+        <w:rPr>
+          <w:rFonts w:ascii="Times New Roman" w:hAnsi="Times New Roman" w:eastAsia="宋体"/>
+          <w:b w:val="0"/>
+          <w:sz w:val="19"/>
+        </w:rPr>
+        <w:t>[72] Chatterjee S., Singh A., Krishnamurthy S., et al. Raman spectroscopy and DFT calculations of PEDOT:PSS in a dipolar field. Physical Chemistry Chemical Physics (PCCP), 2022, 24(4): 2190-2200.</w:t>
+      </w:r>
+    </w:p>
+    <w:p>
+      <w:pPr>
+        <w:spacing w:line="300" w:lineRule="auto" w:after="20"/>
+        <w:ind w:hanging="420" w:left="420"/>
+        <w:jc w:val="both"/>
+      </w:pPr>
+      <w:r>
+        <w:rPr>
+          <w:rFonts w:ascii="Times New Roman" w:hAnsi="Times New Roman" w:eastAsia="宋体"/>
+          <w:b w:val="0"/>
+          <w:sz w:val="19"/>
+        </w:rPr>
+        <w:t>[73] Akdemir B.Ş., Kol S., Kizildağ N., Oral A.Y. Spectroscopic decoding of solvent treatments in PEDOT:PSS via XPS and EPR analysis of charge transport. Materials Research Express, 2025, 12(7): 075401.</w:t>
       </w:r>
     </w:p>
     <w:sectPr>
